--- a/Hard Disk Performance on AI.docx
+++ b/Hard Disk Performance on AI.docx
@@ -1,6 +1,6 @@
 
 <file path=word/document.xml><?xml version="1.0" encoding="utf-8"?>
-<w:document xmlns:wpc="http://schemas.microsoft.com/office/word/2010/wordprocessingCanvas" xmlns:cx="http://schemas.microsoft.com/office/drawing/2014/chartex" xmlns:cx1="http://schemas.microsoft.com/office/drawing/2015/9/8/chartex" xmlns:cx2="http://schemas.microsoft.com/office/drawing/2015/10/21/chartex" xmlns:cx3="http://schemas.microsoft.com/office/drawing/2016/5/9/chartex" xmlns:cx4="http://schemas.microsoft.com/office/drawing/2016/5/10/chartex" xmlns:cx5="http://schemas.microsoft.com/office/drawing/2016/5/11/chartex" xmlns:cx6="http://schemas.microsoft.com/office/drawing/2016/5/12/chartex" xmlns:cx7="http://schemas.microsoft.com/office/drawing/2016/5/13/chartex" xmlns:cx8="http://schemas.microsoft.com/office/drawing/2016/5/14/chartex" xmlns:mc="http://schemas.openxmlformats.org/markup-compatibility/2006" xmlns:m="http://schemas.openxmlformats.org/officeDocument/2006/math" xmlns:aink="http://schemas.microsoft.com/office/drawing/2016/ink" xmlns:am3d="http://schemas.microsoft.com/office/drawing/2017/model3d" xmlns:oel="http://schemas.microsoft.com/office/2019/extlst" xmlns:r="http://schemas.openxmlformats.org/officeDocument/2006/relationships" xmlns:wp14="http://schemas.microsoft.com/office/word/2010/wordprocessingDrawing" xmlns:wp="http://schemas.openxmlformats.org/drawingml/2006/wordprocessingDrawing" xmlns:wpg="http://schemas.microsoft.com/office/word/2010/wordprocessingGroup" xmlns:wpi="http://schemas.microsoft.com/office/word/2010/wordprocessingInk" xmlns:wps="http://schemas.microsoft.com/office/word/2010/wordprocessingShape" xmlns:o="urn:schemas-microsoft-com:office:office" xmlns:v="urn:schemas-microsoft-com:vml" xmlns:w10="urn:schemas-microsoft-com:office:word" xmlns:w="http://schemas.openxmlformats.org/wordprocessingml/2006/main" xmlns:w14="http://schemas.microsoft.com/office/word/2010/wordml" xmlns:w15="http://schemas.microsoft.com/office/word/2012/wordml" xmlns:w16cex="http://schemas.microsoft.com/office/word/2018/wordml/cex" xmlns:w16cid="http://schemas.microsoft.com/office/word/2016/wordml/cid" xmlns:w16="http://schemas.microsoft.com/office/word/2018/wordml" xmlns:w16sdtdh="http://schemas.microsoft.com/office/word/2020/wordml/sdtdatahash" xmlns:w16sdtfl="http://schemas.microsoft.com/office/word/2024/wordml/sdtformatlock" xmlns:w16se="http://schemas.microsoft.com/office/word/2015/wordml/symex" xmlns:w16du="http://schemas.microsoft.com/office/word/2023/wordml/word16du" xmlns:wne="http://schemas.microsoft.com/office/word/2006/wordml" mc:Ignorable="w14 w15 w16se w16cid w16 w16cex w16sdtdh w16sdtfl w16du wp14">
+<w:document xmlns:wpc="http://schemas.microsoft.com/office/word/2010/wordprocessingCanvas" xmlns:cx="http://schemas.microsoft.com/office/drawing/2014/chartex" xmlns:cx1="http://schemas.microsoft.com/office/drawing/2015/9/8/chartex" xmlns:cx2="http://schemas.microsoft.com/office/drawing/2015/10/21/chartex" xmlns:cx3="http://schemas.microsoft.com/office/drawing/2016/5/9/chartex" xmlns:cx4="http://schemas.microsoft.com/office/drawing/2016/5/10/chartex" xmlns:cx5="http://schemas.microsoft.com/office/drawing/2016/5/11/chartex" xmlns:cx6="http://schemas.microsoft.com/office/drawing/2016/5/12/chartex" xmlns:cx7="http://schemas.microsoft.com/office/drawing/2016/5/13/chartex" xmlns:cx8="http://schemas.microsoft.com/office/drawing/2016/5/14/chartex" xmlns:mc="http://schemas.openxmlformats.org/markup-compatibility/2006" xmlns:aink="http://schemas.microsoft.com/office/drawing/2016/ink" xmlns:am3d="http://schemas.microsoft.com/office/drawing/2017/model3d" xmlns:o="urn:schemas-microsoft-com:office:office" xmlns:oel="http://schemas.microsoft.com/office/2019/extlst" xmlns:r="http://schemas.openxmlformats.org/officeDocument/2006/relationships" xmlns:m="http://schemas.openxmlformats.org/officeDocument/2006/math" xmlns:v="urn:schemas-microsoft-com:vml" xmlns:wp14="http://schemas.microsoft.com/office/word/2010/wordprocessingDrawing" xmlns:wp="http://schemas.openxmlformats.org/drawingml/2006/wordprocessingDrawing" xmlns:w10="urn:schemas-microsoft-com:office:word" xmlns:w="http://schemas.openxmlformats.org/wordprocessingml/2006/main" xmlns:w14="http://schemas.microsoft.com/office/word/2010/wordml" xmlns:w15="http://schemas.microsoft.com/office/word/2012/wordml" xmlns:w16cex="http://schemas.microsoft.com/office/word/2018/wordml/cex" xmlns:w16cid="http://schemas.microsoft.com/office/word/2016/wordml/cid" xmlns:w16="http://schemas.microsoft.com/office/word/2018/wordml" xmlns:w16du="http://schemas.microsoft.com/office/word/2023/wordml/word16du" xmlns:w16sdtdh="http://schemas.microsoft.com/office/word/2020/wordml/sdtdatahash" xmlns:w16sdtfl="http://schemas.microsoft.com/office/word/2024/wordml/sdtformatlock" xmlns:w16se="http://schemas.microsoft.com/office/word/2015/wordml/symex" xmlns:wpg="http://schemas.microsoft.com/office/word/2010/wordprocessingGroup" xmlns:wpi="http://schemas.microsoft.com/office/word/2010/wordprocessingInk" xmlns:wne="http://schemas.microsoft.com/office/word/2006/wordml" xmlns:wps="http://schemas.microsoft.com/office/word/2010/wordprocessingShape" mc:Ignorable="w14 w15 w16se w16cid w16 w16cex w16sdtdh w16sdtfl w16du wp14">
   <w:body>
     <w:p>
       <w:pPr>
@@ -125,15 +125,7 @@
           <w:b/>
           <w:bCs/>
         </w:rPr>
-        <w:t>W</w:t>
-      </w:r>
-      <w:r>
-        <w:rPr>
-          <w:rFonts w:ascii="Arial" w:hAnsi="Arial" w:cs="Arial"/>
-          <w:b/>
-          <w:bCs/>
-        </w:rPr>
-        <w:t xml:space="preserve">hat is solid state drive </w:t>
+        <w:t xml:space="preserve">What is solid state drive </w:t>
       </w:r>
       <w:proofErr w:type="spellStart"/>
       <w:r>
@@ -1273,17 +1265,7 @@
           <w:kern w:val="0"/>
           <w14:ligatures w14:val="none"/>
         </w:rPr>
-        <w:t>What you need for an SSD boot drive</w:t>
-      </w:r>
-      <w:r>
-        <w:rPr>
-          <w:rFonts w:ascii="Arial" w:eastAsia="Times New Roman" w:hAnsi="Arial" w:cs="Arial"/>
-          <w:b/>
-          <w:bCs/>
-          <w:kern w:val="0"/>
-          <w14:ligatures w14:val="none"/>
-        </w:rPr>
-        <w:t>?</w:t>
+        <w:t>What you need for an SSD boot drive?</w:t>
       </w:r>
     </w:p>
     <w:p>
@@ -1927,12 +1909,53 @@
         <w:jc w:val="both"/>
         <w:rPr>
           <w:rFonts w:ascii="Arial" w:eastAsia="Times New Roman" w:hAnsi="Arial" w:cs="Arial"/>
-          <w:b/>
-          <w:bCs/>
-          <w:kern w:val="0"/>
-          <w14:ligatures w14:val="none"/>
-        </w:rPr>
-      </w:pPr>
+          <w:kern w:val="0"/>
+          <w14:ligatures w14:val="none"/>
+        </w:rPr>
+      </w:pPr>
+    </w:p>
+    <w:p>
+      <w:pPr>
+        <w:spacing w:before="100" w:beforeAutospacing="1" w:after="100" w:afterAutospacing="1" w:line="240" w:lineRule="auto"/>
+        <w:jc w:val="both"/>
+        <w:rPr>
+          <w:rFonts w:ascii="Arial" w:eastAsia="Times New Roman" w:hAnsi="Arial" w:cs="Arial"/>
+          <w:kern w:val="0"/>
+          <w14:ligatures w14:val="none"/>
+        </w:rPr>
+      </w:pPr>
+      <w:r>
+        <w:rPr>
+          <w:rFonts w:ascii="Arial" w:eastAsia="Times New Roman" w:hAnsi="Arial" w:cs="Arial"/>
+          <w:kern w:val="0"/>
+          <w14:ligatures w14:val="none"/>
+        </w:rPr>
+        <w:t>As we can see high speed RAM(s) and SSD hard disk indeed related to the performance of processing AI. One may ask; can we choose high speed GPU(s) only; the answer is NO! The problem of high-speed GPU(s) without upgrading RAM and SSD will cause variables access more frequently and this will create a high bottle neck to the RAM(s) and Hard disk, variable</w:t>
+      </w:r>
+      <w:r>
+        <w:rPr>
+          <w:rFonts w:ascii="Arial" w:eastAsia="Times New Roman" w:hAnsi="Arial" w:cs="Arial"/>
+          <w:kern w:val="0"/>
+          <w14:ligatures w14:val="none"/>
+        </w:rPr>
+        <w:t>s</w:t>
+      </w:r>
+      <w:r>
+        <w:rPr>
+          <w:rFonts w:ascii="Arial" w:eastAsia="Times New Roman" w:hAnsi="Arial" w:cs="Arial"/>
+          <w:kern w:val="0"/>
+          <w14:ligatures w14:val="none"/>
+        </w:rPr>
+        <w:t xml:space="preserve"> will be accessed and stored to RAM, if RAM does not have enough space, it will stored in the hard disk, this RAM to hard disk and hard disk to RAM greatly give a burden to the system.</w:t>
+      </w:r>
+      <w:r>
+        <w:rPr>
+          <w:rFonts w:ascii="Arial" w:eastAsia="Times New Roman" w:hAnsi="Arial" w:cs="Arial"/>
+          <w:kern w:val="0"/>
+          <w14:ligatures w14:val="none"/>
+        </w:rPr>
+        <w:t xml:space="preserve"> Therefore the faster the GPU, the more variables will be accessed. </w:t>
+      </w:r>
     </w:p>
     <w:p>
       <w:pPr>
@@ -2011,7 +2034,7 @@
 </file>
 
 <file path=word/numbering.xml><?xml version="1.0" encoding="utf-8"?>
-<w:numbering xmlns:wpc="http://schemas.microsoft.com/office/word/2010/wordprocessingCanvas" xmlns:cx="http://schemas.microsoft.com/office/drawing/2014/chartex" xmlns:cx1="http://schemas.microsoft.com/office/drawing/2015/9/8/chartex" xmlns:cx2="http://schemas.microsoft.com/office/drawing/2015/10/21/chartex" xmlns:cx3="http://schemas.microsoft.com/office/drawing/2016/5/9/chartex" xmlns:cx4="http://schemas.microsoft.com/office/drawing/2016/5/10/chartex" xmlns:cx5="http://schemas.microsoft.com/office/drawing/2016/5/11/chartex" xmlns:cx6="http://schemas.microsoft.com/office/drawing/2016/5/12/chartex" xmlns:cx7="http://schemas.microsoft.com/office/drawing/2016/5/13/chartex" xmlns:cx8="http://schemas.microsoft.com/office/drawing/2016/5/14/chartex" xmlns:mc="http://schemas.openxmlformats.org/markup-compatibility/2006" xmlns:m="http://schemas.openxmlformats.org/officeDocument/2006/math" xmlns:aink="http://schemas.microsoft.com/office/drawing/2016/ink" xmlns:am3d="http://schemas.microsoft.com/office/drawing/2017/model3d" xmlns:oel="http://schemas.microsoft.com/office/2019/extlst" xmlns:r="http://schemas.openxmlformats.org/officeDocument/2006/relationships" xmlns:wp14="http://schemas.microsoft.com/office/word/2010/wordprocessingDrawing" xmlns:wp="http://schemas.openxmlformats.org/drawingml/2006/wordprocessingDrawing" xmlns:wpg="http://schemas.microsoft.com/office/word/2010/wordprocessingGroup" xmlns:wpi="http://schemas.microsoft.com/office/word/2010/wordprocessingInk" xmlns:wps="http://schemas.microsoft.com/office/word/2010/wordprocessingShape" xmlns:o="urn:schemas-microsoft-com:office:office" xmlns:v="urn:schemas-microsoft-com:vml" xmlns:w10="urn:schemas-microsoft-com:office:word" xmlns:w="http://schemas.openxmlformats.org/wordprocessingml/2006/main" xmlns:w14="http://schemas.microsoft.com/office/word/2010/wordml" xmlns:w15="http://schemas.microsoft.com/office/word/2012/wordml" xmlns:w16cex="http://schemas.microsoft.com/office/word/2018/wordml/cex" xmlns:w16cid="http://schemas.microsoft.com/office/word/2016/wordml/cid" xmlns:w16="http://schemas.microsoft.com/office/word/2018/wordml" xmlns:w16sdtdh="http://schemas.microsoft.com/office/word/2020/wordml/sdtdatahash" xmlns:w16sdtfl="http://schemas.microsoft.com/office/word/2024/wordml/sdtformatlock" xmlns:w16se="http://schemas.microsoft.com/office/word/2015/wordml/symex" xmlns:w16du="http://schemas.microsoft.com/office/word/2023/wordml/word16du" xmlns:wne="http://schemas.microsoft.com/office/word/2006/wordml" mc:Ignorable="w14 w15 w16se w16cid w16 w16cex w16sdtdh w16sdtfl w16du wp14">
+<w:numbering xmlns:wpc="http://schemas.microsoft.com/office/word/2010/wordprocessingCanvas" xmlns:cx="http://schemas.microsoft.com/office/drawing/2014/chartex" xmlns:cx1="http://schemas.microsoft.com/office/drawing/2015/9/8/chartex" xmlns:cx2="http://schemas.microsoft.com/office/drawing/2015/10/21/chartex" xmlns:cx3="http://schemas.microsoft.com/office/drawing/2016/5/9/chartex" xmlns:cx4="http://schemas.microsoft.com/office/drawing/2016/5/10/chartex" xmlns:cx5="http://schemas.microsoft.com/office/drawing/2016/5/11/chartex" xmlns:cx6="http://schemas.microsoft.com/office/drawing/2016/5/12/chartex" xmlns:cx7="http://schemas.microsoft.com/office/drawing/2016/5/13/chartex" xmlns:cx8="http://schemas.microsoft.com/office/drawing/2016/5/14/chartex" xmlns:mc="http://schemas.openxmlformats.org/markup-compatibility/2006" xmlns:aink="http://schemas.microsoft.com/office/drawing/2016/ink" xmlns:am3d="http://schemas.microsoft.com/office/drawing/2017/model3d" xmlns:o="urn:schemas-microsoft-com:office:office" xmlns:oel="http://schemas.microsoft.com/office/2019/extlst" xmlns:r="http://schemas.openxmlformats.org/officeDocument/2006/relationships" xmlns:m="http://schemas.openxmlformats.org/officeDocument/2006/math" xmlns:v="urn:schemas-microsoft-com:vml" xmlns:wp14="http://schemas.microsoft.com/office/word/2010/wordprocessingDrawing" xmlns:wp="http://schemas.openxmlformats.org/drawingml/2006/wordprocessingDrawing" xmlns:w10="urn:schemas-microsoft-com:office:word" xmlns:w="http://schemas.openxmlformats.org/wordprocessingml/2006/main" xmlns:w14="http://schemas.microsoft.com/office/word/2010/wordml" xmlns:w15="http://schemas.microsoft.com/office/word/2012/wordml" xmlns:w16cex="http://schemas.microsoft.com/office/word/2018/wordml/cex" xmlns:w16cid="http://schemas.microsoft.com/office/word/2016/wordml/cid" xmlns:w16="http://schemas.microsoft.com/office/word/2018/wordml" xmlns:w16du="http://schemas.microsoft.com/office/word/2023/wordml/word16du" xmlns:w16sdtdh="http://schemas.microsoft.com/office/word/2020/wordml/sdtdatahash" xmlns:w16sdtfl="http://schemas.microsoft.com/office/word/2024/wordml/sdtformatlock" xmlns:w16se="http://schemas.microsoft.com/office/word/2015/wordml/symex" xmlns:wpg="http://schemas.microsoft.com/office/word/2010/wordprocessingGroup" xmlns:wpi="http://schemas.microsoft.com/office/word/2010/wordprocessingInk" xmlns:wne="http://schemas.microsoft.com/office/word/2006/wordml" xmlns:wps="http://schemas.microsoft.com/office/word/2010/wordprocessingShape" mc:Ignorable="w14 w15 w16se w16cid w16 w16cex w16sdtdh w16sdtfl w16du wp14">
   <w:abstractNum w:abstractNumId="0" w15:restartNumberingAfterBreak="0">
     <w:nsid w:val="039B0299"/>
     <w:multiLevelType w:val="multilevel"/>
@@ -3536,7 +3559,7 @@
 </file>
 
 <file path=word/styles.xml><?xml version="1.0" encoding="utf-8"?>
-<w:styles xmlns:mc="http://schemas.openxmlformats.org/markup-compatibility/2006" xmlns:r="http://schemas.openxmlformats.org/officeDocument/2006/relationships" xmlns:w="http://schemas.openxmlformats.org/wordprocessingml/2006/main" xmlns:w14="http://schemas.microsoft.com/office/word/2010/wordml" xmlns:w15="http://schemas.microsoft.com/office/word/2012/wordml" xmlns:w16cex="http://schemas.microsoft.com/office/word/2018/wordml/cex" xmlns:w16cid="http://schemas.microsoft.com/office/word/2016/wordml/cid" xmlns:w16="http://schemas.microsoft.com/office/word/2018/wordml" xmlns:w16sdtdh="http://schemas.microsoft.com/office/word/2020/wordml/sdtdatahash" xmlns:w16sdtfl="http://schemas.microsoft.com/office/word/2024/wordml/sdtformatlock" xmlns:w16se="http://schemas.microsoft.com/office/word/2015/wordml/symex" xmlns:w16du="http://schemas.microsoft.com/office/word/2023/wordml/word16du" mc:Ignorable="w14 w15 w16se w16cid w16 w16cex w16sdtdh w16sdtfl w16du">
+<w:styles xmlns:mc="http://schemas.openxmlformats.org/markup-compatibility/2006" xmlns:r="http://schemas.openxmlformats.org/officeDocument/2006/relationships" xmlns:w="http://schemas.openxmlformats.org/wordprocessingml/2006/main" xmlns:w14="http://schemas.microsoft.com/office/word/2010/wordml" xmlns:w15="http://schemas.microsoft.com/office/word/2012/wordml" xmlns:w16cex="http://schemas.microsoft.com/office/word/2018/wordml/cex" xmlns:w16cid="http://schemas.microsoft.com/office/word/2016/wordml/cid" xmlns:w16="http://schemas.microsoft.com/office/word/2018/wordml" xmlns:w16du="http://schemas.microsoft.com/office/word/2023/wordml/word16du" xmlns:w16sdtdh="http://schemas.microsoft.com/office/word/2020/wordml/sdtdatahash" xmlns:w16sdtfl="http://schemas.microsoft.com/office/word/2024/wordml/sdtformatlock" xmlns:w16se="http://schemas.microsoft.com/office/word/2015/wordml/symex" mc:Ignorable="w14 w15 w16se w16cid w16 w16cex w16sdtdh w16sdtfl w16du">
   <w:docDefaults>
     <w:rPrDefault>
       <w:rPr>

--- a/Hard Disk Performance on AI.docx
+++ b/Hard Disk Performance on AI.docx
@@ -1,12 +1,12 @@
 
 <file path=word/document.xml><?xml version="1.0" encoding="utf-8"?>
-<w:document xmlns:wpc="http://schemas.microsoft.com/office/word/2010/wordprocessingCanvas" xmlns:cx="http://schemas.microsoft.com/office/drawing/2014/chartex" xmlns:cx1="http://schemas.microsoft.com/office/drawing/2015/9/8/chartex" xmlns:cx2="http://schemas.microsoft.com/office/drawing/2015/10/21/chartex" xmlns:cx3="http://schemas.microsoft.com/office/drawing/2016/5/9/chartex" xmlns:cx4="http://schemas.microsoft.com/office/drawing/2016/5/10/chartex" xmlns:cx5="http://schemas.microsoft.com/office/drawing/2016/5/11/chartex" xmlns:cx6="http://schemas.microsoft.com/office/drawing/2016/5/12/chartex" xmlns:cx7="http://schemas.microsoft.com/office/drawing/2016/5/13/chartex" xmlns:cx8="http://schemas.microsoft.com/office/drawing/2016/5/14/chartex" xmlns:mc="http://schemas.openxmlformats.org/markup-compatibility/2006" xmlns:aink="http://schemas.microsoft.com/office/drawing/2016/ink" xmlns:am3d="http://schemas.microsoft.com/office/drawing/2017/model3d" xmlns:o="urn:schemas-microsoft-com:office:office" xmlns:oel="http://schemas.microsoft.com/office/2019/extlst" xmlns:r="http://schemas.openxmlformats.org/officeDocument/2006/relationships" xmlns:m="http://schemas.openxmlformats.org/officeDocument/2006/math" xmlns:v="urn:schemas-microsoft-com:vml" xmlns:wp14="http://schemas.microsoft.com/office/word/2010/wordprocessingDrawing" xmlns:wp="http://schemas.openxmlformats.org/drawingml/2006/wordprocessingDrawing" xmlns:w10="urn:schemas-microsoft-com:office:word" xmlns:w="http://schemas.openxmlformats.org/wordprocessingml/2006/main" xmlns:w14="http://schemas.microsoft.com/office/word/2010/wordml" xmlns:w15="http://schemas.microsoft.com/office/word/2012/wordml" xmlns:w16cex="http://schemas.microsoft.com/office/word/2018/wordml/cex" xmlns:w16cid="http://schemas.microsoft.com/office/word/2016/wordml/cid" xmlns:w16="http://schemas.microsoft.com/office/word/2018/wordml" xmlns:w16du="http://schemas.microsoft.com/office/word/2023/wordml/word16du" xmlns:w16sdtdh="http://schemas.microsoft.com/office/word/2020/wordml/sdtdatahash" xmlns:w16sdtfl="http://schemas.microsoft.com/office/word/2024/wordml/sdtformatlock" xmlns:w16se="http://schemas.microsoft.com/office/word/2015/wordml/symex" xmlns:wpg="http://schemas.microsoft.com/office/word/2010/wordprocessingGroup" xmlns:wpi="http://schemas.microsoft.com/office/word/2010/wordprocessingInk" xmlns:wne="http://schemas.microsoft.com/office/word/2006/wordml" xmlns:wps="http://schemas.microsoft.com/office/word/2010/wordprocessingShape" mc:Ignorable="w14 w15 w16se w16cid w16 w16cex w16sdtdh w16sdtfl w16du wp14">
+<w:document xmlns:wpc="http://schemas.microsoft.com/office/word/2010/wordprocessingCanvas" xmlns:cx="http://schemas.microsoft.com/office/drawing/2014/chartex" xmlns:cx1="http://schemas.microsoft.com/office/drawing/2015/9/8/chartex" xmlns:cx2="http://schemas.microsoft.com/office/drawing/2015/10/21/chartex" xmlns:cx3="http://schemas.microsoft.com/office/drawing/2016/5/9/chartex" xmlns:cx4="http://schemas.microsoft.com/office/drawing/2016/5/10/chartex" xmlns:cx5="http://schemas.microsoft.com/office/drawing/2016/5/11/chartex" xmlns:cx6="http://schemas.microsoft.com/office/drawing/2016/5/12/chartex" xmlns:cx7="http://schemas.microsoft.com/office/drawing/2016/5/13/chartex" xmlns:cx8="http://schemas.microsoft.com/office/drawing/2016/5/14/chartex" xmlns:mc="http://schemas.openxmlformats.org/markup-compatibility/2006" xmlns:aink="http://schemas.microsoft.com/office/drawing/2016/ink" xmlns:am3d="http://schemas.microsoft.com/office/drawing/2017/model3d" xmlns:o="urn:schemas-microsoft-com:office:office" xmlns:oel="http://schemas.microsoft.com/office/2019/extlst" xmlns:r="http://schemas.openxmlformats.org/officeDocument/2006/relationships" xmlns:m="http://schemas.openxmlformats.org/officeDocument/2006/math" xmlns:v="urn:schemas-microsoft-com:vml" xmlns:wp14="http://schemas.microsoft.com/office/word/2010/wordprocessingDrawing" xmlns:wp="http://schemas.openxmlformats.org/drawingml/2006/wordprocessingDrawing" xmlns:w10="urn:schemas-microsoft-com:office:word" xmlns:w="http://schemas.openxmlformats.org/wordprocessingml/2006/main" xmlns:w14="http://schemas.microsoft.com/office/word/2010/wordml" xmlns:w15="http://schemas.microsoft.com/office/word/2012/wordml" xmlns:w16cex="http://schemas.microsoft.com/office/word/2018/wordml/cex" xmlns:w16cid="http://schemas.microsoft.com/office/word/2016/wordml/cid" xmlns:w16="http://schemas.microsoft.com/office/word/2018/wordml" xmlns:w16du="http://schemas.microsoft.com/office/word/2023/wordml/word16du" xmlns:w16sdtdh="http://schemas.microsoft.com/office/word/2020/wordml/sdtdatahash" xmlns:w16sdtfl="http://schemas.microsoft.com/office/word/2024/wordml/sdtformatlock" xmlns:w16se="http://schemas.microsoft.com/office/word/2015/wordml/symex" xmlns:wpg="http://schemas.microsoft.com/office/word/2010/wordprocessingGroup" xmlns:wpi="http://schemas.microsoft.com/office/word/2010/wordprocessingInk" xmlns:wne="http://schemas.microsoft.com/office/word/2006/wordml" xmlns:wps="http://schemas.microsoft.com/office/word/2010/wordprocessingShape" xmlns:a="http://schemas.openxmlformats.org/drawingml/2006/main" xmlns:dgm="http://schemas.openxmlformats.org/drawingml/2006/diagram" mc:Ignorable="w14 wp14 ">
   <w:body>
     <w:p>
       <w:pPr>
         <w:jc w:val="center"/>
         <w:rPr>
-          <w:rFonts w:ascii="Arial" w:hAnsi="Arial" w:cs="Arial"/>
+          <w:rFonts w:ascii="Arial" w:cs="Arial" w:hAnsi="Arial"/>
           <w:b/>
           <w:bCs/>
           <w:sz w:val="44"/>
@@ -16,7 +16,7 @@
       </w:pPr>
       <w:r>
         <w:rPr>
-          <w:rFonts w:ascii="Arial" w:hAnsi="Arial" w:cs="Arial"/>
+          <w:rFonts w:ascii="Arial" w:cs="Arial" w:hAnsi="Arial"/>
           <w:b/>
           <w:bCs/>
           <w:sz w:val="44"/>
@@ -30,7 +30,7 @@
       <w:pPr>
         <w:jc w:val="both"/>
         <w:rPr>
-          <w:rFonts w:ascii="Arial" w:hAnsi="Arial" w:cs="Arial"/>
+          <w:rFonts w:ascii="Arial" w:cs="Arial" w:hAnsi="Arial"/>
           <w:b/>
           <w:bCs/>
           <w:i/>
@@ -40,7 +40,7 @@
       </w:pPr>
       <w:r>
         <w:rPr>
-          <w:rFonts w:ascii="Arial" w:hAnsi="Arial" w:cs="Arial"/>
+          <w:rFonts w:ascii="Arial" w:cs="Arial" w:hAnsi="Arial"/>
           <w:b/>
           <w:bCs/>
           <w:i/>
@@ -54,7 +54,7 @@
       <w:pPr>
         <w:jc w:val="both"/>
         <w:rPr>
-          <w:rFonts w:ascii="Arial" w:hAnsi="Arial" w:cs="Arial"/>
+          <w:rFonts w:ascii="Arial" w:cs="Arial" w:hAnsi="Arial"/>
           <w:b/>
           <w:bCs/>
           <w:i/>
@@ -67,34 +67,34 @@
       <w:pPr>
         <w:jc w:val="both"/>
         <w:rPr>
-          <w:rFonts w:ascii="Arial" w:hAnsi="Arial" w:cs="Arial"/>
+          <w:rFonts w:ascii="Arial" w:cs="Arial" w:hAnsi="Arial"/>
           <w:lang w:val="en-US"/>
         </w:rPr>
       </w:pPr>
       <w:r>
         <w:rPr>
-          <w:rFonts w:ascii="Arial" w:hAnsi="Arial" w:cs="Arial"/>
+          <w:rFonts w:ascii="Arial" w:cs="Arial" w:hAnsi="Arial"/>
           <w:lang w:val="en-US"/>
         </w:rPr>
         <w:t>Previous written notes I have mentioned that RAMs (Random Access Memory) have relations to AI performance. This is due to program variables are stored in RAMs if the RAMs do not have enough space the system switched to Hard disk for storage. This type storing variable from RAMs to hard disk and hard disk back to RAMs for program processing indeed is a critical impact on the performance. As I mentioned in written notes you can upgrade RAMs to the highest standard this greatly improve the performance on AI training</w:t>
       </w:r>
       <w:r>
         <w:rPr>
-          <w:rFonts w:ascii="Arial" w:hAnsi="Arial" w:cs="Arial"/>
+          <w:rFonts w:ascii="Arial" w:cs="Arial" w:hAnsi="Arial"/>
           <w:lang w:val="en-US"/>
         </w:rPr>
         <w:t xml:space="preserve"> plus with program changing variable data type</w:t>
       </w:r>
       <w:r>
         <w:rPr>
-          <w:rFonts w:ascii="Arial" w:hAnsi="Arial" w:cs="Arial"/>
+          <w:rFonts w:ascii="Arial" w:cs="Arial" w:hAnsi="Arial"/>
           <w:lang w:val="en-US"/>
         </w:rPr>
         <w:t>. Is there any more we can do? Yes</w:t>
       </w:r>
       <w:r>
         <w:rPr>
-          <w:rFonts w:ascii="Arial" w:hAnsi="Arial" w:cs="Arial"/>
+          <w:rFonts w:ascii="Arial" w:cs="Arial" w:hAnsi="Arial"/>
           <w:lang w:val="en-US"/>
         </w:rPr>
         <w:t>! As said when RAMs do not have enough space the system automatically switches to hard disk. So fast hard disk is an issue related to AI performance. Do we have fast hard disk? Yes! And that is SSD (Solid State Drive).</w:t>
@@ -104,42 +104,40 @@
       <w:pPr>
         <w:jc w:val="both"/>
         <w:rPr>
-          <w:rFonts w:ascii="Arial" w:hAnsi="Arial" w:cs="Arial"/>
+          <w:rFonts w:ascii="Arial" w:cs="Arial" w:hAnsi="Arial"/>
           <w:lang w:val="en-US"/>
         </w:rPr>
       </w:pPr>
     </w:p>
     <w:p>
       <w:pPr>
-        <w:pStyle w:val="NormalWeb"/>
-        <w:jc w:val="both"/>
-        <w:rPr>
-          <w:rFonts w:ascii="Arial" w:hAnsi="Arial" w:cs="Arial"/>
+        <w:pStyle w:val="Normal(Web)"/>
+        <w:jc w:val="both"/>
+        <w:rPr>
+          <w:rFonts w:ascii="Arial" w:cs="Arial" w:hAnsi="Arial"/>
           <w:b/>
           <w:bCs/>
         </w:rPr>
       </w:pPr>
       <w:r>
         <w:rPr>
-          <w:rFonts w:ascii="Arial" w:hAnsi="Arial" w:cs="Arial"/>
+          <w:rFonts w:ascii="Arial" w:cs="Arial" w:hAnsi="Arial"/>
           <w:b/>
           <w:bCs/>
         </w:rPr>
         <w:t xml:space="preserve">What is solid state drive </w:t>
       </w:r>
-      <w:proofErr w:type="spellStart"/>
-      <w:r>
-        <w:rPr>
-          <w:rFonts w:ascii="Arial" w:hAnsi="Arial" w:cs="Arial"/>
+      <w:r>
+        <w:rPr>
+          <w:rFonts w:ascii="Arial" w:cs="Arial" w:hAnsi="Arial"/>
           <w:b/>
           <w:bCs/>
         </w:rPr>
         <w:t>ssd</w:t>
       </w:r>
-      <w:proofErr w:type="spellEnd"/>
-      <w:r>
-        <w:rPr>
-          <w:rFonts w:ascii="Arial" w:hAnsi="Arial" w:cs="Arial"/>
+      <w:r>
+        <w:rPr>
+          <w:rFonts w:ascii="Arial" w:cs="Arial" w:hAnsi="Arial"/>
           <w:b/>
           <w:bCs/>
         </w:rPr>
@@ -148,75 +146,75 @@
     </w:p>
     <w:p>
       <w:pPr>
-        <w:pStyle w:val="NormalWeb"/>
-        <w:jc w:val="both"/>
-        <w:rPr>
-          <w:rFonts w:ascii="Arial" w:hAnsi="Arial" w:cs="Arial"/>
-        </w:rPr>
-      </w:pPr>
-      <w:r>
-        <w:rPr>
-          <w:rFonts w:ascii="Arial" w:hAnsi="Arial" w:cs="Arial"/>
+        <w:pStyle w:val="Normal(Web)"/>
+        <w:jc w:val="both"/>
+        <w:rPr>
+          <w:rFonts w:ascii="Arial" w:cs="Arial" w:hAnsi="Arial"/>
+        </w:rPr>
+      </w:pPr>
+      <w:r>
+        <w:rPr>
+          <w:rFonts w:ascii="Arial" w:cs="Arial" w:hAnsi="Arial"/>
         </w:rPr>
         <w:t xml:space="preserve">A </w:t>
       </w:r>
       <w:r>
         <w:rPr>
           <w:rStyle w:val="Strong"/>
-          <w:rFonts w:ascii="Arial" w:hAnsi="Arial" w:cs="Arial"/>
+          <w:rFonts w:ascii="Arial" w:cs="Arial" w:hAnsi="Arial"/>
         </w:rPr>
         <w:t>solid-state drive (SSD)</w:t>
       </w:r>
       <w:r>
         <w:rPr>
-          <w:rFonts w:ascii="Arial" w:hAnsi="Arial" w:cs="Arial"/>
+          <w:rFonts w:ascii="Arial" w:cs="Arial" w:hAnsi="Arial"/>
         </w:rPr>
         <w:t xml:space="preserve"> is a </w:t>
       </w:r>
       <w:r>
         <w:rPr>
           <w:rStyle w:val="Strong"/>
-          <w:rFonts w:ascii="Arial" w:hAnsi="Arial" w:cs="Arial"/>
+          <w:rFonts w:ascii="Arial" w:cs="Arial" w:hAnsi="Arial"/>
         </w:rPr>
         <w:t>non</w:t>
       </w:r>
       <w:r>
         <w:rPr>
           <w:rStyle w:val="Strong"/>
-          <w:rFonts w:ascii="Arial" w:hAnsi="Arial" w:cs="Arial"/>
+          <w:rFonts w:ascii="Arial" w:cs="Arial" w:hAnsi="Arial"/>
         </w:rPr>
         <w:noBreakHyphen/>
         <w:t>mechanical storage device</w:t>
       </w:r>
       <w:r>
         <w:rPr>
-          <w:rFonts w:ascii="Arial" w:hAnsi="Arial" w:cs="Arial"/>
+          <w:rFonts w:ascii="Arial" w:cs="Arial" w:hAnsi="Arial"/>
         </w:rPr>
         <w:t xml:space="preserve"> that uses </w:t>
       </w:r>
       <w:r>
         <w:rPr>
           <w:rStyle w:val="Strong"/>
-          <w:rFonts w:ascii="Arial" w:hAnsi="Arial" w:cs="Arial"/>
+          <w:rFonts w:ascii="Arial" w:cs="Arial" w:hAnsi="Arial"/>
         </w:rPr>
         <w:t>integrated circuits and NAND flash memory</w:t>
       </w:r>
       <w:r>
         <w:rPr>
-          <w:rFonts w:ascii="Arial" w:hAnsi="Arial" w:cs="Arial"/>
+          <w:rFonts w:ascii="Arial" w:cs="Arial" w:hAnsi="Arial"/>
         </w:rPr>
         <w:t xml:space="preserve"> to store data persistently. The key idea: </w:t>
       </w:r>
       <w:r>
         <w:rPr>
           <w:rStyle w:val="Strong"/>
-          <w:rFonts w:ascii="Arial" w:hAnsi="Arial" w:cs="Arial"/>
+          <w:rFonts w:ascii="Arial" w:cs="Arial" w:hAnsi="Arial"/>
         </w:rPr>
         <w:t>no moving parts</w:t>
       </w:r>
       <w:r>
         <w:rPr>
-          <w:rFonts w:ascii="Arial" w:hAnsi="Arial" w:cs="Arial"/>
+          <w:rFonts w:ascii="Arial" w:cs="Arial" w:hAnsi="Arial"/>
         </w:rPr>
         <w:t>, unlike a traditional hard disk drive (HDD). This single difference is what gives SSDs their speed, durability, and silence.</w:t>
       </w:r>
@@ -225,40 +223,33 @@
       <w:pPr>
         <w:jc w:val="both"/>
         <w:rPr>
-          <w:rFonts w:ascii="Arial" w:hAnsi="Arial" w:cs="Arial"/>
-        </w:rPr>
-      </w:pPr>
-    </w:p>
-    <w:p>
-      <w:pPr>
-        <w:spacing w:before="100" w:beforeAutospacing="1" w:after="100" w:afterAutospacing="1" w:line="240" w:lineRule="auto"/>
-        <w:jc w:val="both"/>
-        <w:outlineLvl w:val="2"/>
-        <w:rPr>
-          <w:rFonts w:ascii="Arial" w:eastAsia="Times New Roman" w:hAnsi="Arial" w:cs="Arial"/>
+          <w:rFonts w:ascii="Arial" w:cs="Arial" w:hAnsi="Arial"/>
+        </w:rPr>
+      </w:pPr>
+    </w:p>
+    <w:p>
+      <w:pPr>
+        <w:spacing w:before="100" w:beforeAutospacing="1" w:after="100" w:afterAutospacing="1" w:line="240" w:lineRule="auto"/>
+        <w:jc w:val="both"/>
+        <w:rPr>
+          <w:rFonts w:ascii="Arial" w:cs="Arial" w:eastAsia="Times New Roman" w:hAnsi="Arial"/>
           <w:b/>
           <w:bCs/>
-          <w:kern w:val="0"/>
-          <w14:ligatures w14:val="none"/>
-        </w:rPr>
-      </w:pPr>
-      <w:r>
-        <w:rPr>
-          <w:rFonts w:ascii="Arial" w:eastAsia="Times New Roman" w:hAnsi="Arial" w:cs="Arial"/>
+        </w:rPr>
+      </w:pPr>
+      <w:r>
+        <w:rPr>
+          <w:rFonts w:ascii="Arial" w:cs="Arial" w:eastAsia="Times New Roman" w:hAnsi="Arial"/>
           <w:b/>
           <w:bCs/>
-          <w:kern w:val="0"/>
-          <w14:ligatures w14:val="none"/>
         </w:rPr>
         <w:t>What an SSD actually is</w:t>
       </w:r>
       <w:r>
         <w:rPr>
-          <w:rFonts w:ascii="Arial" w:eastAsia="Times New Roman" w:hAnsi="Arial" w:cs="Arial"/>
+          <w:rFonts w:ascii="Arial" w:cs="Arial" w:eastAsia="Times New Roman" w:hAnsi="Arial"/>
           <w:b/>
           <w:bCs/>
-          <w:kern w:val="0"/>
-          <w14:ligatures w14:val="none"/>
         </w:rPr>
         <w:t>?</w:t>
       </w:r>
@@ -272,24 +263,18 @@
         <w:spacing w:before="100" w:beforeAutospacing="1" w:after="100" w:afterAutospacing="1" w:line="240" w:lineRule="auto"/>
         <w:jc w:val="both"/>
         <w:rPr>
-          <w:rFonts w:ascii="Arial" w:eastAsia="Times New Roman" w:hAnsi="Arial" w:cs="Arial"/>
-          <w:kern w:val="0"/>
-          <w14:ligatures w14:val="none"/>
-        </w:rPr>
-      </w:pPr>
-      <w:r>
-        <w:rPr>
-          <w:rFonts w:ascii="Arial" w:eastAsia="Times New Roman" w:hAnsi="Arial" w:cs="Arial"/>
-          <w:kern w:val="0"/>
-          <w14:ligatures w14:val="none"/>
+          <w:rFonts w:ascii="Arial" w:cs="Arial" w:eastAsia="Times New Roman" w:hAnsi="Arial"/>
+        </w:rPr>
+      </w:pPr>
+      <w:r>
+        <w:rPr>
+          <w:rFonts w:ascii="Arial" w:cs="Arial" w:eastAsia="Times New Roman" w:hAnsi="Arial"/>
         </w:rPr>
         <w:t>An SSD is a solid</w:t>
       </w:r>
       <w:r>
         <w:rPr>
-          <w:rFonts w:ascii="Arial" w:eastAsia="Times New Roman" w:hAnsi="Arial" w:cs="Arial"/>
-          <w:kern w:val="0"/>
-          <w14:ligatures w14:val="none"/>
+          <w:rFonts w:ascii="Arial" w:cs="Arial" w:eastAsia="Times New Roman" w:hAnsi="Arial"/>
         </w:rPr>
         <w:noBreakHyphen/>
         <w:t>state storage device built from semiconductor memory chips.</w:t>
@@ -304,24 +289,18 @@
         <w:spacing w:before="100" w:beforeAutospacing="1" w:after="100" w:afterAutospacing="1" w:line="240" w:lineRule="auto"/>
         <w:jc w:val="both"/>
         <w:rPr>
-          <w:rFonts w:ascii="Arial" w:eastAsia="Times New Roman" w:hAnsi="Arial" w:cs="Arial"/>
-          <w:kern w:val="0"/>
-          <w14:ligatures w14:val="none"/>
-        </w:rPr>
-      </w:pPr>
-      <w:r>
-        <w:rPr>
-          <w:rFonts w:ascii="Arial" w:eastAsia="Times New Roman" w:hAnsi="Arial" w:cs="Arial"/>
-          <w:kern w:val="0"/>
-          <w14:ligatures w14:val="none"/>
+          <w:rFonts w:ascii="Arial" w:cs="Arial" w:eastAsia="Times New Roman" w:hAnsi="Arial"/>
+        </w:rPr>
+      </w:pPr>
+      <w:r>
+        <w:rPr>
+          <w:rFonts w:ascii="Arial" w:cs="Arial" w:eastAsia="Times New Roman" w:hAnsi="Arial"/>
         </w:rPr>
         <w:t>It stores data in non</w:t>
       </w:r>
       <w:r>
         <w:rPr>
-          <w:rFonts w:ascii="Arial" w:eastAsia="Times New Roman" w:hAnsi="Arial" w:cs="Arial"/>
-          <w:kern w:val="0"/>
-          <w14:ligatures w14:val="none"/>
+          <w:rFonts w:ascii="Arial" w:cs="Arial" w:eastAsia="Times New Roman" w:hAnsi="Arial"/>
         </w:rPr>
         <w:noBreakHyphen/>
         <w:t>volatile NAND flash cells, meaning data stays even when power is off.</w:t>
@@ -336,16 +315,12 @@
         <w:spacing w:before="100" w:beforeAutospacing="1" w:after="100" w:afterAutospacing="1" w:line="240" w:lineRule="auto"/>
         <w:jc w:val="both"/>
         <w:rPr>
-          <w:rFonts w:ascii="Arial" w:eastAsia="Times New Roman" w:hAnsi="Arial" w:cs="Arial"/>
-          <w:kern w:val="0"/>
-          <w14:ligatures w14:val="none"/>
-        </w:rPr>
-      </w:pPr>
-      <w:r>
-        <w:rPr>
-          <w:rFonts w:ascii="Arial" w:eastAsia="Times New Roman" w:hAnsi="Arial" w:cs="Arial"/>
-          <w:kern w:val="0"/>
-          <w14:ligatures w14:val="none"/>
+          <w:rFonts w:ascii="Arial" w:cs="Arial" w:eastAsia="Times New Roman" w:hAnsi="Arial"/>
+        </w:rPr>
+      </w:pPr>
+      <w:r>
+        <w:rPr>
+          <w:rFonts w:ascii="Arial" w:cs="Arial" w:eastAsia="Times New Roman" w:hAnsi="Arial"/>
         </w:rPr>
         <w:t>Different cell types affect speed and lifespan:</w:t>
       </w:r>
@@ -359,16 +334,12 @@
         <w:spacing w:before="100" w:beforeAutospacing="1" w:after="100" w:afterAutospacing="1" w:line="240" w:lineRule="auto"/>
         <w:jc w:val="both"/>
         <w:rPr>
-          <w:rFonts w:ascii="Arial" w:eastAsia="Times New Roman" w:hAnsi="Arial" w:cs="Arial"/>
-          <w:kern w:val="0"/>
-          <w14:ligatures w14:val="none"/>
-        </w:rPr>
-      </w:pPr>
-      <w:r>
-        <w:rPr>
-          <w:rFonts w:ascii="Arial" w:eastAsia="Times New Roman" w:hAnsi="Arial" w:cs="Arial"/>
-          <w:kern w:val="0"/>
-          <w14:ligatures w14:val="none"/>
+          <w:rFonts w:ascii="Arial" w:cs="Arial" w:eastAsia="Times New Roman" w:hAnsi="Arial"/>
+        </w:rPr>
+      </w:pPr>
+      <w:r>
+        <w:rPr>
+          <w:rFonts w:ascii="Arial" w:cs="Arial" w:eastAsia="Times New Roman" w:hAnsi="Arial"/>
         </w:rPr>
         <w:t>SLC (1 bit per cell) – fastest, longest life</w:t>
       </w:r>
@@ -382,16 +353,12 @@
         <w:spacing w:before="100" w:beforeAutospacing="1" w:after="100" w:afterAutospacing="1" w:line="240" w:lineRule="auto"/>
         <w:jc w:val="both"/>
         <w:rPr>
-          <w:rFonts w:ascii="Arial" w:eastAsia="Times New Roman" w:hAnsi="Arial" w:cs="Arial"/>
-          <w:kern w:val="0"/>
-          <w14:ligatures w14:val="none"/>
-        </w:rPr>
-      </w:pPr>
-      <w:r>
-        <w:rPr>
-          <w:rFonts w:ascii="Arial" w:eastAsia="Times New Roman" w:hAnsi="Arial" w:cs="Arial"/>
-          <w:kern w:val="0"/>
-          <w14:ligatures w14:val="none"/>
+          <w:rFonts w:ascii="Arial" w:cs="Arial" w:eastAsia="Times New Roman" w:hAnsi="Arial"/>
+        </w:rPr>
+      </w:pPr>
+      <w:r>
+        <w:rPr>
+          <w:rFonts w:ascii="Arial" w:cs="Arial" w:eastAsia="Times New Roman" w:hAnsi="Arial"/>
         </w:rPr>
         <w:t>MLC (2 bits per cell) – balanced</w:t>
       </w:r>
@@ -405,16 +372,12 @@
         <w:spacing w:before="100" w:beforeAutospacing="1" w:after="100" w:afterAutospacing="1" w:line="240" w:lineRule="auto"/>
         <w:jc w:val="both"/>
         <w:rPr>
-          <w:rFonts w:ascii="Arial" w:eastAsia="Times New Roman" w:hAnsi="Arial" w:cs="Arial"/>
-          <w:kern w:val="0"/>
-          <w14:ligatures w14:val="none"/>
-        </w:rPr>
-      </w:pPr>
-      <w:r>
-        <w:rPr>
-          <w:rFonts w:ascii="Arial" w:eastAsia="Times New Roman" w:hAnsi="Arial" w:cs="Arial"/>
-          <w:kern w:val="0"/>
-          <w14:ligatures w14:val="none"/>
+          <w:rFonts w:ascii="Arial" w:cs="Arial" w:eastAsia="Times New Roman" w:hAnsi="Arial"/>
+        </w:rPr>
+      </w:pPr>
+      <w:r>
+        <w:rPr>
+          <w:rFonts w:ascii="Arial" w:cs="Arial" w:eastAsia="Times New Roman" w:hAnsi="Arial"/>
         </w:rPr>
         <w:t>TLC (3 bits per cell) – common in consumer SSDs</w:t>
       </w:r>
@@ -428,16 +391,12 @@
         <w:spacing w:before="100" w:beforeAutospacing="1" w:after="100" w:afterAutospacing="1" w:line="240" w:lineRule="auto"/>
         <w:jc w:val="both"/>
         <w:rPr>
-          <w:rFonts w:ascii="Arial" w:eastAsia="Times New Roman" w:hAnsi="Arial" w:cs="Arial"/>
-          <w:kern w:val="0"/>
-          <w14:ligatures w14:val="none"/>
-        </w:rPr>
-      </w:pPr>
-      <w:r>
-        <w:rPr>
-          <w:rFonts w:ascii="Arial" w:eastAsia="Times New Roman" w:hAnsi="Arial" w:cs="Arial"/>
-          <w:kern w:val="0"/>
-          <w14:ligatures w14:val="none"/>
+          <w:rFonts w:ascii="Arial" w:cs="Arial" w:eastAsia="Times New Roman" w:hAnsi="Arial"/>
+        </w:rPr>
+      </w:pPr>
+      <w:r>
+        <w:rPr>
+          <w:rFonts w:ascii="Arial" w:cs="Arial" w:eastAsia="Times New Roman" w:hAnsi="Arial"/>
         </w:rPr>
         <w:t>QLC (4 bits per cell) – cheapest, slower, lower endurance</w:t>
       </w:r>
@@ -446,28 +405,24 @@
       <w:pPr>
         <w:jc w:val="both"/>
         <w:rPr>
-          <w:rFonts w:ascii="Arial" w:hAnsi="Arial" w:cs="Arial"/>
-        </w:rPr>
-      </w:pPr>
-    </w:p>
-    <w:p>
-      <w:pPr>
-        <w:jc w:val="both"/>
-        <w:rPr>
-          <w:rFonts w:ascii="Arial" w:eastAsia="Times New Roman" w:hAnsi="Arial" w:cs="Arial"/>
+          <w:rFonts w:ascii="Arial" w:cs="Arial" w:hAnsi="Arial"/>
+        </w:rPr>
+      </w:pPr>
+    </w:p>
+    <w:p>
+      <w:pPr>
+        <w:jc w:val="both"/>
+        <w:rPr>
+          <w:rFonts w:ascii="Arial" w:cs="Arial" w:eastAsia="Times New Roman" w:hAnsi="Arial"/>
           <w:b/>
           <w:bCs/>
-          <w:kern w:val="0"/>
-          <w14:ligatures w14:val="none"/>
-        </w:rPr>
-      </w:pPr>
-      <w:r>
-        <w:rPr>
-          <w:rFonts w:ascii="Arial" w:eastAsia="Times New Roman" w:hAnsi="Arial" w:cs="Arial"/>
+        </w:rPr>
+      </w:pPr>
+      <w:r>
+        <w:rPr>
+          <w:rFonts w:ascii="Arial" w:cs="Arial" w:eastAsia="Times New Roman" w:hAnsi="Arial"/>
           <w:b/>
           <w:bCs/>
-          <w:kern w:val="0"/>
-          <w14:ligatures w14:val="none"/>
         </w:rPr>
         <w:br w:type="page"/>
       </w:r>
@@ -476,33 +431,25 @@
       <w:pPr>
         <w:spacing w:before="100" w:beforeAutospacing="1" w:after="100" w:afterAutospacing="1" w:line="240" w:lineRule="auto"/>
         <w:jc w:val="both"/>
-        <w:outlineLvl w:val="2"/>
-        <w:rPr>
-          <w:rFonts w:ascii="Arial" w:eastAsia="Times New Roman" w:hAnsi="Arial" w:cs="Arial"/>
+        <w:rPr>
+          <w:rFonts w:ascii="Arial" w:cs="Arial" w:eastAsia="Times New Roman" w:hAnsi="Arial"/>
           <w:b/>
           <w:bCs/>
-          <w:kern w:val="0"/>
-          <w14:ligatures w14:val="none"/>
-        </w:rPr>
-      </w:pPr>
-      <w:r>
-        <w:rPr>
-          <w:rFonts w:ascii="Arial" w:eastAsia="Times New Roman" w:hAnsi="Arial" w:cs="Arial"/>
+        </w:rPr>
+      </w:pPr>
+      <w:r>
+        <w:rPr>
+          <w:rFonts w:ascii="Arial" w:cs="Arial" w:eastAsia="Times New Roman" w:hAnsi="Arial"/>
           <w:b/>
           <w:bCs/>
-          <w:kern w:val="0"/>
-          <w14:ligatures w14:val="none"/>
-        </w:rPr>
-        <w:lastRenderedPageBreak/>
+        </w:rPr>
         <w:t>Why SSDs are faster</w:t>
       </w:r>
       <w:r>
         <w:rPr>
-          <w:rFonts w:ascii="Arial" w:eastAsia="Times New Roman" w:hAnsi="Arial" w:cs="Arial"/>
+          <w:rFonts w:ascii="Arial" w:cs="Arial" w:eastAsia="Times New Roman" w:hAnsi="Arial"/>
           <w:b/>
           <w:bCs/>
-          <w:kern w:val="0"/>
-          <w14:ligatures w14:val="none"/>
         </w:rPr>
         <w:t>?</w:t>
       </w:r>
@@ -512,16 +459,12 @@
         <w:spacing w:before="100" w:beforeAutospacing="1" w:after="100" w:afterAutospacing="1" w:line="240" w:lineRule="auto"/>
         <w:jc w:val="both"/>
         <w:rPr>
-          <w:rFonts w:ascii="Arial" w:eastAsia="Times New Roman" w:hAnsi="Arial" w:cs="Arial"/>
-          <w:kern w:val="0"/>
-          <w14:ligatures w14:val="none"/>
-        </w:rPr>
-      </w:pPr>
-      <w:r>
-        <w:rPr>
-          <w:rFonts w:ascii="Arial" w:eastAsia="Times New Roman" w:hAnsi="Arial" w:cs="Arial"/>
-          <w:kern w:val="0"/>
-          <w14:ligatures w14:val="none"/>
+          <w:rFonts w:ascii="Arial" w:cs="Arial" w:eastAsia="Times New Roman" w:hAnsi="Arial"/>
+        </w:rPr>
+      </w:pPr>
+      <w:r>
+        <w:rPr>
+          <w:rFonts w:ascii="Arial" w:cs="Arial" w:eastAsia="Times New Roman" w:hAnsi="Arial"/>
         </w:rPr>
         <w:t>Because SSDs have no spinning disks or moving read/write heads, they can:</w:t>
       </w:r>
@@ -535,16 +478,12 @@
         <w:spacing w:before="100" w:beforeAutospacing="1" w:after="100" w:afterAutospacing="1" w:line="240" w:lineRule="auto"/>
         <w:jc w:val="both"/>
         <w:rPr>
-          <w:rFonts w:ascii="Arial" w:eastAsia="Times New Roman" w:hAnsi="Arial" w:cs="Arial"/>
-          <w:kern w:val="0"/>
-          <w14:ligatures w14:val="none"/>
-        </w:rPr>
-      </w:pPr>
-      <w:r>
-        <w:rPr>
-          <w:rFonts w:ascii="Arial" w:eastAsia="Times New Roman" w:hAnsi="Arial" w:cs="Arial"/>
-          <w:kern w:val="0"/>
-          <w14:ligatures w14:val="none"/>
+          <w:rFonts w:ascii="Arial" w:cs="Arial" w:eastAsia="Times New Roman" w:hAnsi="Arial"/>
+        </w:rPr>
+      </w:pPr>
+      <w:r>
+        <w:rPr>
+          <w:rFonts w:ascii="Arial" w:cs="Arial" w:eastAsia="Times New Roman" w:hAnsi="Arial"/>
         </w:rPr>
         <w:t>Access data almost instantly (very low latency)</w:t>
       </w:r>
@@ -558,16 +497,12 @@
         <w:spacing w:before="100" w:beforeAutospacing="1" w:after="100" w:afterAutospacing="1" w:line="240" w:lineRule="auto"/>
         <w:jc w:val="both"/>
         <w:rPr>
-          <w:rFonts w:ascii="Arial" w:eastAsia="Times New Roman" w:hAnsi="Arial" w:cs="Arial"/>
-          <w:kern w:val="0"/>
-          <w14:ligatures w14:val="none"/>
-        </w:rPr>
-      </w:pPr>
-      <w:r>
-        <w:rPr>
-          <w:rFonts w:ascii="Arial" w:eastAsia="Times New Roman" w:hAnsi="Arial" w:cs="Arial"/>
-          <w:kern w:val="0"/>
-          <w14:ligatures w14:val="none"/>
+          <w:rFonts w:ascii="Arial" w:cs="Arial" w:eastAsia="Times New Roman" w:hAnsi="Arial"/>
+        </w:rPr>
+      </w:pPr>
+      <w:r>
+        <w:rPr>
+          <w:rFonts w:ascii="Arial" w:cs="Arial" w:eastAsia="Times New Roman" w:hAnsi="Arial"/>
         </w:rPr>
         <w:t>Deliver extremely high read/write speeds</w:t>
       </w:r>
@@ -581,16 +516,12 @@
         <w:spacing w:before="100" w:beforeAutospacing="1" w:after="100" w:afterAutospacing="1" w:line="240" w:lineRule="auto"/>
         <w:jc w:val="both"/>
         <w:rPr>
-          <w:rFonts w:ascii="Arial" w:eastAsia="Times New Roman" w:hAnsi="Arial" w:cs="Arial"/>
-          <w:kern w:val="0"/>
-          <w14:ligatures w14:val="none"/>
-        </w:rPr>
-      </w:pPr>
-      <w:r>
-        <w:rPr>
-          <w:rFonts w:ascii="Arial" w:eastAsia="Times New Roman" w:hAnsi="Arial" w:cs="Arial"/>
-          <w:kern w:val="0"/>
-          <w14:ligatures w14:val="none"/>
+          <w:rFonts w:ascii="Arial" w:cs="Arial" w:eastAsia="Times New Roman" w:hAnsi="Arial"/>
+        </w:rPr>
+      </w:pPr>
+      <w:r>
+        <w:rPr>
+          <w:rFonts w:ascii="Arial" w:cs="Arial" w:eastAsia="Times New Roman" w:hAnsi="Arial"/>
         </w:rPr>
         <w:t xml:space="preserve">Perform many operations in parallel </w:t>
       </w:r>
@@ -600,34 +531,24 @@
         <w:spacing w:before="100" w:beforeAutospacing="1" w:after="100" w:afterAutospacing="1" w:line="240" w:lineRule="auto"/>
         <w:jc w:val="both"/>
         <w:rPr>
-          <w:rFonts w:ascii="Arial" w:eastAsia="Times New Roman" w:hAnsi="Arial" w:cs="Arial"/>
-          <w:kern w:val="0"/>
-          <w14:ligatures w14:val="none"/>
-        </w:rPr>
-      </w:pPr>
-      <w:r>
-        <w:rPr>
-          <w:rFonts w:ascii="Arial" w:eastAsia="Times New Roman" w:hAnsi="Arial" w:cs="Arial"/>
-          <w:kern w:val="0"/>
-          <w14:ligatures w14:val="none"/>
+          <w:rFonts w:ascii="Arial" w:cs="Arial" w:eastAsia="Times New Roman" w:hAnsi="Arial"/>
+        </w:rPr>
+      </w:pPr>
+      <w:r>
+        <w:rPr>
+          <w:rFonts w:ascii="Arial" w:cs="Arial" w:eastAsia="Times New Roman" w:hAnsi="Arial"/>
         </w:rPr>
         <w:t xml:space="preserve">Modern </w:t>
       </w:r>
-      <w:proofErr w:type="spellStart"/>
-      <w:r>
-        <w:rPr>
-          <w:rFonts w:ascii="Arial" w:eastAsia="Times New Roman" w:hAnsi="Arial" w:cs="Arial"/>
-          <w:kern w:val="0"/>
-          <w14:ligatures w14:val="none"/>
+      <w:r>
+        <w:rPr>
+          <w:rFonts w:ascii="Arial" w:cs="Arial" w:eastAsia="Times New Roman" w:hAnsi="Arial"/>
         </w:rPr>
         <w:t>NVMe</w:t>
       </w:r>
-      <w:proofErr w:type="spellEnd"/>
-      <w:r>
-        <w:rPr>
-          <w:rFonts w:ascii="Arial" w:eastAsia="Times New Roman" w:hAnsi="Arial" w:cs="Arial"/>
-          <w:kern w:val="0"/>
-          <w14:ligatures w14:val="none"/>
+      <w:r>
+        <w:rPr>
+          <w:rFonts w:ascii="Arial" w:cs="Arial" w:eastAsia="Times New Roman" w:hAnsi="Arial"/>
         </w:rPr>
         <w:t xml:space="preserve"> SSDs (PCIe Gen4/Gen5) can reach 7,000–14,000 MB/s sequential read speeds, far beyond SATA SSDs (~560 MB/s). Hong Kong retail listings show many such models.</w:t>
       </w:r>
@@ -637,32 +558,25 @@
         <w:spacing w:before="100" w:beforeAutospacing="1" w:after="100" w:afterAutospacing="1" w:line="240" w:lineRule="auto"/>
         <w:jc w:val="both"/>
         <w:rPr>
-          <w:rFonts w:ascii="Arial" w:eastAsia="Times New Roman" w:hAnsi="Arial" w:cs="Arial"/>
-          <w:kern w:val="0"/>
-          <w14:ligatures w14:val="none"/>
-        </w:rPr>
-      </w:pPr>
-    </w:p>
-    <w:p>
-      <w:pPr>
-        <w:spacing w:before="100" w:beforeAutospacing="1" w:after="100" w:afterAutospacing="1" w:line="240" w:lineRule="auto"/>
-        <w:jc w:val="both"/>
-        <w:outlineLvl w:val="2"/>
-        <w:rPr>
-          <w:rFonts w:ascii="Arial" w:eastAsia="Times New Roman" w:hAnsi="Arial" w:cs="Arial"/>
+          <w:rFonts w:ascii="Arial" w:cs="Arial" w:eastAsia="Times New Roman" w:hAnsi="Arial"/>
+        </w:rPr>
+      </w:pPr>
+    </w:p>
+    <w:p>
+      <w:pPr>
+        <w:spacing w:before="100" w:beforeAutospacing="1" w:after="100" w:afterAutospacing="1" w:line="240" w:lineRule="auto"/>
+        <w:jc w:val="both"/>
+        <w:rPr>
+          <w:rFonts w:ascii="Arial" w:cs="Arial" w:eastAsia="Times New Roman" w:hAnsi="Arial"/>
           <w:b/>
           <w:bCs/>
-          <w:kern w:val="0"/>
-          <w14:ligatures w14:val="none"/>
-        </w:rPr>
-      </w:pPr>
-      <w:r>
-        <w:rPr>
-          <w:rFonts w:ascii="Arial" w:eastAsia="Times New Roman" w:hAnsi="Arial" w:cs="Arial"/>
+        </w:rPr>
+      </w:pPr>
+      <w:r>
+        <w:rPr>
+          <w:rFonts w:ascii="Arial" w:cs="Arial" w:eastAsia="Times New Roman" w:hAnsi="Arial"/>
           <w:b/>
           <w:bCs/>
-          <w:kern w:val="0"/>
-          <w14:ligatures w14:val="none"/>
         </w:rPr>
         <w:t>Advantages of SSDs</w:t>
       </w:r>
@@ -676,16 +590,12 @@
         <w:spacing w:before="100" w:beforeAutospacing="1" w:after="100" w:afterAutospacing="1" w:line="240" w:lineRule="auto"/>
         <w:jc w:val="both"/>
         <w:rPr>
-          <w:rFonts w:ascii="Arial" w:eastAsia="Times New Roman" w:hAnsi="Arial" w:cs="Arial"/>
-          <w:kern w:val="0"/>
-          <w14:ligatures w14:val="none"/>
-        </w:rPr>
-      </w:pPr>
-      <w:r>
-        <w:rPr>
-          <w:rFonts w:ascii="Arial" w:eastAsia="Times New Roman" w:hAnsi="Arial" w:cs="Arial"/>
-          <w:kern w:val="0"/>
-          <w14:ligatures w14:val="none"/>
+          <w:rFonts w:ascii="Arial" w:cs="Arial" w:eastAsia="Times New Roman" w:hAnsi="Arial"/>
+        </w:rPr>
+      </w:pPr>
+      <w:r>
+        <w:rPr>
+          <w:rFonts w:ascii="Arial" w:cs="Arial" w:eastAsia="Times New Roman" w:hAnsi="Arial"/>
         </w:rPr>
         <w:t>Much faster than HDDs</w:t>
       </w:r>
@@ -699,16 +609,12 @@
         <w:spacing w:before="100" w:beforeAutospacing="1" w:after="100" w:afterAutospacing="1" w:line="240" w:lineRule="auto"/>
         <w:jc w:val="both"/>
         <w:rPr>
-          <w:rFonts w:ascii="Arial" w:eastAsia="Times New Roman" w:hAnsi="Arial" w:cs="Arial"/>
-          <w:kern w:val="0"/>
-          <w14:ligatures w14:val="none"/>
-        </w:rPr>
-      </w:pPr>
-      <w:r>
-        <w:rPr>
-          <w:rFonts w:ascii="Arial" w:eastAsia="Times New Roman" w:hAnsi="Arial" w:cs="Arial"/>
-          <w:kern w:val="0"/>
-          <w14:ligatures w14:val="none"/>
+          <w:rFonts w:ascii="Arial" w:cs="Arial" w:eastAsia="Times New Roman" w:hAnsi="Arial"/>
+        </w:rPr>
+      </w:pPr>
+      <w:r>
+        <w:rPr>
+          <w:rFonts w:ascii="Arial" w:cs="Arial" w:eastAsia="Times New Roman" w:hAnsi="Arial"/>
         </w:rPr>
         <w:t>Silent (no moving parts)</w:t>
       </w:r>
@@ -722,24 +628,18 @@
         <w:spacing w:before="100" w:beforeAutospacing="1" w:after="100" w:afterAutospacing="1" w:line="240" w:lineRule="auto"/>
         <w:jc w:val="both"/>
         <w:rPr>
-          <w:rFonts w:ascii="Arial" w:eastAsia="Times New Roman" w:hAnsi="Arial" w:cs="Arial"/>
-          <w:kern w:val="0"/>
-          <w14:ligatures w14:val="none"/>
-        </w:rPr>
-      </w:pPr>
-      <w:r>
-        <w:rPr>
-          <w:rFonts w:ascii="Arial" w:eastAsia="Times New Roman" w:hAnsi="Arial" w:cs="Arial"/>
-          <w:kern w:val="0"/>
-          <w14:ligatures w14:val="none"/>
+          <w:rFonts w:ascii="Arial" w:cs="Arial" w:eastAsia="Times New Roman" w:hAnsi="Arial"/>
+        </w:rPr>
+      </w:pPr>
+      <w:r>
+        <w:rPr>
+          <w:rFonts w:ascii="Arial" w:cs="Arial" w:eastAsia="Times New Roman" w:hAnsi="Arial"/>
         </w:rPr>
         <w:t>Shock</w:t>
       </w:r>
       <w:r>
         <w:rPr>
-          <w:rFonts w:ascii="Arial" w:eastAsia="Times New Roman" w:hAnsi="Arial" w:cs="Arial"/>
-          <w:kern w:val="0"/>
-          <w14:ligatures w14:val="none"/>
+          <w:rFonts w:ascii="Arial" w:cs="Arial" w:eastAsia="Times New Roman" w:hAnsi="Arial"/>
         </w:rPr>
         <w:noBreakHyphen/>
         <w:t>resistant</w:t>
@@ -754,16 +654,12 @@
         <w:spacing w:before="100" w:beforeAutospacing="1" w:after="100" w:afterAutospacing="1" w:line="240" w:lineRule="auto"/>
         <w:jc w:val="both"/>
         <w:rPr>
-          <w:rFonts w:ascii="Arial" w:eastAsia="Times New Roman" w:hAnsi="Arial" w:cs="Arial"/>
-          <w:kern w:val="0"/>
-          <w14:ligatures w14:val="none"/>
-        </w:rPr>
-      </w:pPr>
-      <w:r>
-        <w:rPr>
-          <w:rFonts w:ascii="Arial" w:eastAsia="Times New Roman" w:hAnsi="Arial" w:cs="Arial"/>
-          <w:kern w:val="0"/>
-          <w14:ligatures w14:val="none"/>
+          <w:rFonts w:ascii="Arial" w:cs="Arial" w:eastAsia="Times New Roman" w:hAnsi="Arial"/>
+        </w:rPr>
+      </w:pPr>
+      <w:r>
+        <w:rPr>
+          <w:rFonts w:ascii="Arial" w:cs="Arial" w:eastAsia="Times New Roman" w:hAnsi="Arial"/>
         </w:rPr>
         <w:t>Lower power consumption</w:t>
       </w:r>
@@ -777,16 +673,12 @@
         <w:spacing w:before="100" w:beforeAutospacing="1" w:after="100" w:afterAutospacing="1" w:line="240" w:lineRule="auto"/>
         <w:jc w:val="both"/>
         <w:rPr>
-          <w:rFonts w:ascii="Arial" w:eastAsia="Times New Roman" w:hAnsi="Arial" w:cs="Arial"/>
-          <w:kern w:val="0"/>
-          <w14:ligatures w14:val="none"/>
-        </w:rPr>
-      </w:pPr>
-      <w:r>
-        <w:rPr>
-          <w:rFonts w:ascii="Arial" w:eastAsia="Times New Roman" w:hAnsi="Arial" w:cs="Arial"/>
-          <w:kern w:val="0"/>
-          <w14:ligatures w14:val="none"/>
+          <w:rFonts w:ascii="Arial" w:cs="Arial" w:eastAsia="Times New Roman" w:hAnsi="Arial"/>
+        </w:rPr>
+      </w:pPr>
+      <w:r>
+        <w:rPr>
+          <w:rFonts w:ascii="Arial" w:cs="Arial" w:eastAsia="Times New Roman" w:hAnsi="Arial"/>
         </w:rPr>
         <w:t>Slim form factors (M.2, 2.5-inch, etc.)</w:t>
       </w:r>
@@ -795,22 +687,17 @@
       <w:pPr>
         <w:spacing w:before="100" w:beforeAutospacing="1" w:after="100" w:afterAutospacing="1" w:line="240" w:lineRule="auto"/>
         <w:jc w:val="both"/>
-        <w:outlineLvl w:val="2"/>
-        <w:rPr>
-          <w:rFonts w:ascii="Arial" w:eastAsia="Times New Roman" w:hAnsi="Arial" w:cs="Arial"/>
+        <w:rPr>
+          <w:rFonts w:ascii="Arial" w:cs="Arial" w:eastAsia="Times New Roman" w:hAnsi="Arial"/>
           <w:b/>
           <w:bCs/>
-          <w:kern w:val="0"/>
-          <w14:ligatures w14:val="none"/>
-        </w:rPr>
-      </w:pPr>
-      <w:r>
-        <w:rPr>
-          <w:rFonts w:ascii="Arial" w:eastAsia="Times New Roman" w:hAnsi="Arial" w:cs="Arial"/>
+        </w:rPr>
+      </w:pPr>
+      <w:r>
+        <w:rPr>
+          <w:rFonts w:ascii="Arial" w:cs="Arial" w:eastAsia="Times New Roman" w:hAnsi="Arial"/>
           <w:b/>
           <w:bCs/>
-          <w:kern w:val="0"/>
-          <w14:ligatures w14:val="none"/>
         </w:rPr>
         <w:t>Limitations</w:t>
       </w:r>
@@ -824,16 +711,12 @@
         <w:spacing w:before="100" w:beforeAutospacing="1" w:after="100" w:afterAutospacing="1" w:line="240" w:lineRule="auto"/>
         <w:jc w:val="both"/>
         <w:rPr>
-          <w:rFonts w:ascii="Arial" w:eastAsia="Times New Roman" w:hAnsi="Arial" w:cs="Arial"/>
-          <w:kern w:val="0"/>
-          <w14:ligatures w14:val="none"/>
-        </w:rPr>
-      </w:pPr>
-      <w:r>
-        <w:rPr>
-          <w:rFonts w:ascii="Arial" w:eastAsia="Times New Roman" w:hAnsi="Arial" w:cs="Arial"/>
-          <w:kern w:val="0"/>
-          <w14:ligatures w14:val="none"/>
+          <w:rFonts w:ascii="Arial" w:cs="Arial" w:eastAsia="Times New Roman" w:hAnsi="Arial"/>
+        </w:rPr>
+      </w:pPr>
+      <w:r>
+        <w:rPr>
+          <w:rFonts w:ascii="Arial" w:cs="Arial" w:eastAsia="Times New Roman" w:hAnsi="Arial"/>
         </w:rPr>
         <w:t>Higher cost per GB compared to HDDs</w:t>
       </w:r>
@@ -847,16 +730,12 @@
         <w:spacing w:before="100" w:beforeAutospacing="1" w:after="100" w:afterAutospacing="1" w:line="240" w:lineRule="auto"/>
         <w:jc w:val="both"/>
         <w:rPr>
-          <w:rFonts w:ascii="Arial" w:eastAsia="Times New Roman" w:hAnsi="Arial" w:cs="Arial"/>
-          <w:kern w:val="0"/>
-          <w14:ligatures w14:val="none"/>
-        </w:rPr>
-      </w:pPr>
-      <w:r>
-        <w:rPr>
-          <w:rFonts w:ascii="Arial" w:eastAsia="Times New Roman" w:hAnsi="Arial" w:cs="Arial"/>
-          <w:kern w:val="0"/>
-          <w14:ligatures w14:val="none"/>
+          <w:rFonts w:ascii="Arial" w:cs="Arial" w:eastAsia="Times New Roman" w:hAnsi="Arial"/>
+        </w:rPr>
+      </w:pPr>
+      <w:r>
+        <w:rPr>
+          <w:rFonts w:ascii="Arial" w:cs="Arial" w:eastAsia="Times New Roman" w:hAnsi="Arial"/>
         </w:rPr>
         <w:t>Finite write cycles (flash memory wears out over time)</w:t>
       </w:r>
@@ -865,22 +744,17 @@
       <w:pPr>
         <w:spacing w:before="100" w:beforeAutospacing="1" w:after="100" w:afterAutospacing="1" w:line="240" w:lineRule="auto"/>
         <w:jc w:val="both"/>
-        <w:outlineLvl w:val="2"/>
-        <w:rPr>
-          <w:rFonts w:ascii="Arial" w:eastAsia="Times New Roman" w:hAnsi="Arial" w:cs="Arial"/>
+        <w:rPr>
+          <w:rFonts w:ascii="Arial" w:cs="Arial" w:eastAsia="Times New Roman" w:hAnsi="Arial"/>
           <w:b/>
           <w:bCs/>
-          <w:kern w:val="0"/>
-          <w14:ligatures w14:val="none"/>
-        </w:rPr>
-      </w:pPr>
-      <w:r>
-        <w:rPr>
-          <w:rFonts w:ascii="Arial" w:eastAsia="Times New Roman" w:hAnsi="Arial" w:cs="Arial"/>
+        </w:rPr>
+      </w:pPr>
+      <w:r>
+        <w:rPr>
+          <w:rFonts w:ascii="Arial" w:cs="Arial" w:eastAsia="Times New Roman" w:hAnsi="Arial"/>
           <w:b/>
           <w:bCs/>
-          <w:kern w:val="0"/>
-          <w14:ligatures w14:val="none"/>
         </w:rPr>
         <w:t>Common SSD types</w:t>
       </w:r>
@@ -894,16 +768,12 @@
         <w:spacing w:before="100" w:beforeAutospacing="1" w:after="100" w:afterAutospacing="1" w:line="240" w:lineRule="auto"/>
         <w:jc w:val="both"/>
         <w:rPr>
-          <w:rFonts w:ascii="Arial" w:eastAsia="Times New Roman" w:hAnsi="Arial" w:cs="Arial"/>
-          <w:kern w:val="0"/>
-          <w14:ligatures w14:val="none"/>
-        </w:rPr>
-      </w:pPr>
-      <w:r>
-        <w:rPr>
-          <w:rFonts w:ascii="Arial" w:eastAsia="Times New Roman" w:hAnsi="Arial" w:cs="Arial"/>
-          <w:kern w:val="0"/>
-          <w14:ligatures w14:val="none"/>
+          <w:rFonts w:ascii="Arial" w:cs="Arial" w:eastAsia="Times New Roman" w:hAnsi="Arial"/>
+        </w:rPr>
+      </w:pPr>
+      <w:r>
+        <w:rPr>
+          <w:rFonts w:ascii="Arial" w:cs="Arial" w:eastAsia="Times New Roman" w:hAnsi="Arial"/>
         </w:rPr>
         <w:t>SATA SSD (2.5-inch) – slower, but compatible with older systems</w:t>
       </w:r>
@@ -917,34 +787,24 @@
         <w:spacing w:before="100" w:beforeAutospacing="1" w:after="100" w:afterAutospacing="1" w:line="240" w:lineRule="auto"/>
         <w:jc w:val="both"/>
         <w:rPr>
-          <w:rFonts w:ascii="Arial" w:eastAsia="Times New Roman" w:hAnsi="Arial" w:cs="Arial"/>
-          <w:kern w:val="0"/>
-          <w14:ligatures w14:val="none"/>
-        </w:rPr>
-      </w:pPr>
-      <w:r>
-        <w:rPr>
-          <w:rFonts w:ascii="Arial" w:eastAsia="Times New Roman" w:hAnsi="Arial" w:cs="Arial"/>
-          <w:kern w:val="0"/>
-          <w14:ligatures w14:val="none"/>
+          <w:rFonts w:ascii="Arial" w:cs="Arial" w:eastAsia="Times New Roman" w:hAnsi="Arial"/>
+        </w:rPr>
+      </w:pPr>
+      <w:r>
+        <w:rPr>
+          <w:rFonts w:ascii="Arial" w:cs="Arial" w:eastAsia="Times New Roman" w:hAnsi="Arial"/>
         </w:rPr>
         <w:t xml:space="preserve">M.2 </w:t>
       </w:r>
-      <w:proofErr w:type="spellStart"/>
-      <w:r>
-        <w:rPr>
-          <w:rFonts w:ascii="Arial" w:eastAsia="Times New Roman" w:hAnsi="Arial" w:cs="Arial"/>
-          <w:kern w:val="0"/>
-          <w14:ligatures w14:val="none"/>
+      <w:r>
+        <w:rPr>
+          <w:rFonts w:ascii="Arial" w:cs="Arial" w:eastAsia="Times New Roman" w:hAnsi="Arial"/>
         </w:rPr>
         <w:t>NVMe</w:t>
       </w:r>
-      <w:proofErr w:type="spellEnd"/>
-      <w:r>
-        <w:rPr>
-          <w:rFonts w:ascii="Arial" w:eastAsia="Times New Roman" w:hAnsi="Arial" w:cs="Arial"/>
-          <w:kern w:val="0"/>
-          <w14:ligatures w14:val="none"/>
+      <w:r>
+        <w:rPr>
+          <w:rFonts w:ascii="Arial" w:cs="Arial" w:eastAsia="Times New Roman" w:hAnsi="Arial"/>
         </w:rPr>
         <w:t xml:space="preserve"> SSD (PCIe) – very fast, common in modern laptops/desktops</w:t>
       </w:r>
@@ -958,16 +818,12 @@
         <w:spacing w:before="100" w:beforeAutospacing="1" w:after="100" w:afterAutospacing="1" w:line="240" w:lineRule="auto"/>
         <w:jc w:val="both"/>
         <w:rPr>
-          <w:rFonts w:ascii="Arial" w:eastAsia="Times New Roman" w:hAnsi="Arial" w:cs="Arial"/>
-          <w:kern w:val="0"/>
-          <w14:ligatures w14:val="none"/>
-        </w:rPr>
-      </w:pPr>
-      <w:r>
-        <w:rPr>
-          <w:rFonts w:ascii="Arial" w:eastAsia="Times New Roman" w:hAnsi="Arial" w:cs="Arial"/>
-          <w:kern w:val="0"/>
-          <w14:ligatures w14:val="none"/>
+          <w:rFonts w:ascii="Arial" w:cs="Arial" w:eastAsia="Times New Roman" w:hAnsi="Arial"/>
+        </w:rPr>
+      </w:pPr>
+      <w:r>
+        <w:rPr>
+          <w:rFonts w:ascii="Arial" w:cs="Arial" w:eastAsia="Times New Roman" w:hAnsi="Arial"/>
         </w:rPr>
         <w:t>External SSDs – portable storage via USB-C or Thunderbolt</w:t>
       </w:r>
@@ -977,27 +833,23 @@
         <w:spacing w:before="100" w:beforeAutospacing="1" w:after="100" w:afterAutospacing="1" w:line="240" w:lineRule="auto"/>
         <w:jc w:val="both"/>
         <w:rPr>
-          <w:rFonts w:ascii="Arial" w:eastAsia="Times New Roman" w:hAnsi="Arial" w:cs="Arial"/>
-          <w:kern w:val="0"/>
-          <w14:ligatures w14:val="none"/>
-        </w:rPr>
-      </w:pPr>
-    </w:p>
-    <w:p>
-      <w:pPr>
-        <w:spacing w:before="100" w:beforeAutospacing="1" w:after="100" w:afterAutospacing="1" w:line="240" w:lineRule="auto"/>
-        <w:jc w:val="both"/>
-        <w:rPr>
-          <w:rFonts w:ascii="Arial" w:eastAsia="Times New Roman" w:hAnsi="Arial" w:cs="Arial"/>
+          <w:rFonts w:ascii="Arial" w:cs="Arial" w:eastAsia="Times New Roman" w:hAnsi="Arial"/>
+        </w:rPr>
+      </w:pPr>
+    </w:p>
+    <w:p>
+      <w:pPr>
+        <w:spacing w:before="100" w:beforeAutospacing="1" w:after="100" w:afterAutospacing="1" w:line="240" w:lineRule="auto"/>
+        <w:jc w:val="both"/>
+        <w:rPr>
+          <w:rFonts w:ascii="Arial" w:cs="Arial" w:eastAsia="Times New Roman" w:hAnsi="Arial"/>
           <w:b/>
           <w:bCs/>
-          <w:kern w:val="0"/>
-          <w14:ligatures w14:val="none"/>
-        </w:rPr>
-      </w:pPr>
-      <w:r>
-        <w:rPr>
-          <w:rFonts w:ascii="Arial" w:hAnsi="Arial" w:cs="Arial"/>
+        </w:rPr>
+      </w:pPr>
+      <w:r>
+        <w:rPr>
+          <w:rFonts w:ascii="Arial" w:cs="Arial" w:hAnsi="Arial"/>
           <w:b/>
           <w:bCs/>
         </w:rPr>
@@ -1009,74 +861,52 @@
         <w:spacing w:before="100" w:beforeAutospacing="1" w:after="100" w:afterAutospacing="1" w:line="240" w:lineRule="auto"/>
         <w:jc w:val="both"/>
         <w:rPr>
-          <w:rFonts w:ascii="Arial" w:hAnsi="Arial" w:cs="Arial"/>
-        </w:rPr>
-      </w:pPr>
-      <w:r>
-        <w:rPr>
-          <w:rFonts w:ascii="Arial" w:hAnsi="Arial" w:cs="Arial"/>
+          <w:rFonts w:ascii="Arial" w:cs="Arial" w:hAnsi="Arial"/>
+        </w:rPr>
+      </w:pPr>
+      <w:r>
+        <w:rPr>
+          <w:rFonts w:ascii="Arial" w:cs="Arial" w:hAnsi="Arial"/>
         </w:rPr>
         <w:t xml:space="preserve">An </w:t>
       </w:r>
       <w:r>
         <w:rPr>
           <w:rStyle w:val="Strong"/>
-          <w:rFonts w:ascii="Arial" w:hAnsi="Arial" w:cs="Arial"/>
+          <w:rFonts w:ascii="Arial" w:cs="Arial" w:hAnsi="Arial"/>
         </w:rPr>
         <w:t>SSD works perfectly as a boot drive</w:t>
       </w:r>
       <w:r>
         <w:rPr>
-          <w:rFonts w:ascii="Arial" w:hAnsi="Arial" w:cs="Arial"/>
+          <w:rFonts w:ascii="Arial" w:cs="Arial" w:hAnsi="Arial"/>
         </w:rPr>
         <w:t xml:space="preserve"> for Windows, macOS, or Linux. In fact, almost all new laptops and desktops ship with SSDs as the primary boot device because they make the system dramatically faster.</w:t>
       </w:r>
     </w:p>
     <w:p>
       <w:pPr>
-        <w:jc w:val="both"/>
-        <w:rPr>
-          <w:rFonts w:ascii="Arial" w:hAnsi="Arial" w:cs="Arial"/>
-        </w:rPr>
-      </w:pPr>
-      <w:r>
-        <w:rPr>
-          <w:rFonts w:ascii="Arial" w:hAnsi="Arial" w:cs="Arial"/>
-        </w:rPr>
-        <w:br w:type="page"/>
-      </w:r>
-    </w:p>
-    <w:p>
-      <w:pPr>
-        <w:spacing w:before="100" w:beforeAutospacing="1" w:after="100" w:afterAutospacing="1" w:line="240" w:lineRule="auto"/>
-        <w:jc w:val="both"/>
-        <w:outlineLvl w:val="2"/>
-        <w:rPr>
-          <w:rFonts w:ascii="Arial" w:eastAsia="Times New Roman" w:hAnsi="Arial" w:cs="Arial"/>
+        <w:spacing w:before="100" w:beforeAutospacing="1" w:after="100" w:afterAutospacing="1" w:line="240" w:lineRule="auto"/>
+        <w:jc w:val="both"/>
+        <w:rPr>
+          <w:rFonts w:ascii="Arial" w:cs="Arial" w:eastAsia="Times New Roman" w:hAnsi="Arial"/>
           <w:b/>
           <w:bCs/>
-          <w:kern w:val="0"/>
-          <w14:ligatures w14:val="none"/>
-        </w:rPr>
-      </w:pPr>
-      <w:r>
-        <w:rPr>
-          <w:rFonts w:ascii="Arial" w:eastAsia="Times New Roman" w:hAnsi="Arial" w:cs="Arial"/>
+        </w:rPr>
+      </w:pPr>
+      <w:r>
+        <w:rPr>
+          <w:rFonts w:ascii="Arial" w:cs="Arial" w:eastAsia="Times New Roman" w:hAnsi="Arial"/>
           <w:b/>
           <w:bCs/>
-          <w:kern w:val="0"/>
-          <w14:ligatures w14:val="none"/>
-        </w:rPr>
-        <w:lastRenderedPageBreak/>
+        </w:rPr>
         <w:t>Why SSDs make the best boot drives</w:t>
       </w:r>
       <w:r>
         <w:rPr>
-          <w:rFonts w:ascii="Arial" w:eastAsia="Times New Roman" w:hAnsi="Arial" w:cs="Arial"/>
+          <w:rFonts w:ascii="Arial" w:cs="Arial" w:eastAsia="Times New Roman" w:hAnsi="Arial"/>
           <w:b/>
           <w:bCs/>
-          <w:kern w:val="0"/>
-          <w14:ligatures w14:val="none"/>
         </w:rPr>
         <w:t>?</w:t>
       </w:r>
@@ -1090,34 +920,24 @@
         <w:spacing w:before="100" w:beforeAutospacing="1" w:after="100" w:afterAutospacing="1" w:line="240" w:lineRule="auto"/>
         <w:jc w:val="both"/>
         <w:rPr>
-          <w:rFonts w:ascii="Arial" w:eastAsia="Times New Roman" w:hAnsi="Arial" w:cs="Arial"/>
-          <w:kern w:val="0"/>
-          <w14:ligatures w14:val="none"/>
-        </w:rPr>
-      </w:pPr>
-      <w:r>
-        <w:rPr>
-          <w:rFonts w:ascii="Arial" w:eastAsia="Times New Roman" w:hAnsi="Arial" w:cs="Arial"/>
-          <w:kern w:val="0"/>
-          <w14:ligatures w14:val="none"/>
+          <w:rFonts w:ascii="Arial" w:cs="Arial" w:eastAsia="Times New Roman" w:hAnsi="Arial"/>
+        </w:rPr>
+      </w:pPr>
+      <w:r>
+        <w:rPr>
+          <w:rFonts w:ascii="Arial" w:cs="Arial" w:eastAsia="Times New Roman" w:hAnsi="Arial"/>
         </w:rPr>
         <w:t xml:space="preserve">Much faster boot time (Windows loads in ~5–10 seconds on </w:t>
       </w:r>
-      <w:proofErr w:type="spellStart"/>
-      <w:r>
-        <w:rPr>
-          <w:rFonts w:ascii="Arial" w:eastAsia="Times New Roman" w:hAnsi="Arial" w:cs="Arial"/>
-          <w:kern w:val="0"/>
-          <w14:ligatures w14:val="none"/>
+      <w:r>
+        <w:rPr>
+          <w:rFonts w:ascii="Arial" w:cs="Arial" w:eastAsia="Times New Roman" w:hAnsi="Arial"/>
         </w:rPr>
         <w:t>NVMe</w:t>
       </w:r>
-      <w:proofErr w:type="spellEnd"/>
-      <w:r>
-        <w:rPr>
-          <w:rFonts w:ascii="Arial" w:eastAsia="Times New Roman" w:hAnsi="Arial" w:cs="Arial"/>
-          <w:kern w:val="0"/>
-          <w14:ligatures w14:val="none"/>
+      <w:r>
+        <w:rPr>
+          <w:rFonts w:ascii="Arial" w:cs="Arial" w:eastAsia="Times New Roman" w:hAnsi="Arial"/>
         </w:rPr>
         <w:t>)</w:t>
       </w:r>
@@ -1131,16 +951,12 @@
         <w:spacing w:before="100" w:beforeAutospacing="1" w:after="100" w:afterAutospacing="1" w:line="240" w:lineRule="auto"/>
         <w:jc w:val="both"/>
         <w:rPr>
-          <w:rFonts w:ascii="Arial" w:eastAsia="Times New Roman" w:hAnsi="Arial" w:cs="Arial"/>
-          <w:kern w:val="0"/>
-          <w14:ligatures w14:val="none"/>
-        </w:rPr>
-      </w:pPr>
-      <w:r>
-        <w:rPr>
-          <w:rFonts w:ascii="Arial" w:eastAsia="Times New Roman" w:hAnsi="Arial" w:cs="Arial"/>
-          <w:kern w:val="0"/>
-          <w14:ligatures w14:val="none"/>
+          <w:rFonts w:ascii="Arial" w:cs="Arial" w:eastAsia="Times New Roman" w:hAnsi="Arial"/>
+        </w:rPr>
+      </w:pPr>
+      <w:r>
+        <w:rPr>
+          <w:rFonts w:ascii="Arial" w:cs="Arial" w:eastAsia="Times New Roman" w:hAnsi="Arial"/>
         </w:rPr>
         <w:t>Instant app launching</w:t>
       </w:r>
@@ -1154,16 +970,12 @@
         <w:spacing w:before="100" w:beforeAutospacing="1" w:after="100" w:afterAutospacing="1" w:line="240" w:lineRule="auto"/>
         <w:jc w:val="both"/>
         <w:rPr>
-          <w:rFonts w:ascii="Arial" w:eastAsia="Times New Roman" w:hAnsi="Arial" w:cs="Arial"/>
-          <w:kern w:val="0"/>
-          <w14:ligatures w14:val="none"/>
-        </w:rPr>
-      </w:pPr>
-      <w:r>
-        <w:rPr>
-          <w:rFonts w:ascii="Arial" w:eastAsia="Times New Roman" w:hAnsi="Arial" w:cs="Arial"/>
-          <w:kern w:val="0"/>
-          <w14:ligatures w14:val="none"/>
+          <w:rFonts w:ascii="Arial" w:cs="Arial" w:eastAsia="Times New Roman" w:hAnsi="Arial"/>
+        </w:rPr>
+      </w:pPr>
+      <w:r>
+        <w:rPr>
+          <w:rFonts w:ascii="Arial" w:cs="Arial" w:eastAsia="Times New Roman" w:hAnsi="Arial"/>
         </w:rPr>
         <w:t>Faster updates and installations</w:t>
       </w:r>
@@ -1177,16 +989,12 @@
         <w:spacing w:before="100" w:beforeAutospacing="1" w:after="100" w:afterAutospacing="1" w:line="240" w:lineRule="auto"/>
         <w:jc w:val="both"/>
         <w:rPr>
-          <w:rFonts w:ascii="Arial" w:eastAsia="Times New Roman" w:hAnsi="Arial" w:cs="Arial"/>
-          <w:kern w:val="0"/>
-          <w14:ligatures w14:val="none"/>
-        </w:rPr>
-      </w:pPr>
-      <w:r>
-        <w:rPr>
-          <w:rFonts w:ascii="Arial" w:eastAsia="Times New Roman" w:hAnsi="Arial" w:cs="Arial"/>
-          <w:kern w:val="0"/>
-          <w14:ligatures w14:val="none"/>
+          <w:rFonts w:ascii="Arial" w:cs="Arial" w:eastAsia="Times New Roman" w:hAnsi="Arial"/>
+        </w:rPr>
+      </w:pPr>
+      <w:r>
+        <w:rPr>
+          <w:rFonts w:ascii="Arial" w:cs="Arial" w:eastAsia="Times New Roman" w:hAnsi="Arial"/>
         </w:rPr>
         <w:t>Better overall responsiveness</w:t>
       </w:r>
@@ -1200,16 +1008,12 @@
         <w:spacing w:before="100" w:beforeAutospacing="1" w:after="100" w:afterAutospacing="1" w:line="240" w:lineRule="auto"/>
         <w:jc w:val="both"/>
         <w:rPr>
-          <w:rFonts w:ascii="Arial" w:eastAsia="Times New Roman" w:hAnsi="Arial" w:cs="Arial"/>
-          <w:kern w:val="0"/>
-          <w14:ligatures w14:val="none"/>
-        </w:rPr>
-      </w:pPr>
-      <w:r>
-        <w:rPr>
-          <w:rFonts w:ascii="Arial" w:eastAsia="Times New Roman" w:hAnsi="Arial" w:cs="Arial"/>
-          <w:kern w:val="0"/>
-          <w14:ligatures w14:val="none"/>
+          <w:rFonts w:ascii="Arial" w:cs="Arial" w:eastAsia="Times New Roman" w:hAnsi="Arial"/>
+        </w:rPr>
+      </w:pPr>
+      <w:r>
+        <w:rPr>
+          <w:rFonts w:ascii="Arial" w:cs="Arial" w:eastAsia="Times New Roman" w:hAnsi="Arial"/>
         </w:rPr>
         <w:t>More reliable (no moving parts to fail)</w:t>
       </w:r>
@@ -1219,16 +1023,12 @@
         <w:spacing w:before="100" w:beforeAutospacing="1" w:after="100" w:afterAutospacing="1" w:line="240" w:lineRule="auto"/>
         <w:jc w:val="both"/>
         <w:rPr>
-          <w:rFonts w:ascii="Arial" w:eastAsia="Times New Roman" w:hAnsi="Arial" w:cs="Arial"/>
-          <w:kern w:val="0"/>
-          <w14:ligatures w14:val="none"/>
-        </w:rPr>
-      </w:pPr>
-      <w:r>
-        <w:rPr>
-          <w:rFonts w:ascii="Arial" w:eastAsia="Times New Roman" w:hAnsi="Arial" w:cs="Arial"/>
-          <w:kern w:val="0"/>
-          <w14:ligatures w14:val="none"/>
+          <w:rFonts w:ascii="Arial" w:cs="Arial" w:eastAsia="Times New Roman" w:hAnsi="Arial"/>
+        </w:rPr>
+      </w:pPr>
+      <w:r>
+        <w:rPr>
+          <w:rFonts w:ascii="Arial" w:cs="Arial" w:eastAsia="Times New Roman" w:hAnsi="Arial"/>
         </w:rPr>
         <w:t>Even a basic SATA SSD is far faster than a mechanical HDD for booting.</w:t>
       </w:r>
@@ -1238,32 +1038,25 @@
         <w:spacing w:before="100" w:beforeAutospacing="1" w:after="100" w:afterAutospacing="1" w:line="240" w:lineRule="auto"/>
         <w:jc w:val="both"/>
         <w:rPr>
-          <w:rFonts w:ascii="Arial" w:eastAsia="Times New Roman" w:hAnsi="Arial" w:cs="Arial"/>
-          <w:kern w:val="0"/>
-          <w14:ligatures w14:val="none"/>
-        </w:rPr>
-      </w:pPr>
-    </w:p>
-    <w:p>
-      <w:pPr>
-        <w:spacing w:before="100" w:beforeAutospacing="1" w:after="100" w:afterAutospacing="1" w:line="240" w:lineRule="auto"/>
-        <w:jc w:val="both"/>
-        <w:outlineLvl w:val="2"/>
-        <w:rPr>
-          <w:rFonts w:ascii="Arial" w:eastAsia="Times New Roman" w:hAnsi="Arial" w:cs="Arial"/>
+          <w:rFonts w:ascii="Arial" w:cs="Arial" w:eastAsia="Times New Roman" w:hAnsi="Arial"/>
+        </w:rPr>
+      </w:pPr>
+    </w:p>
+    <w:p>
+      <w:pPr>
+        <w:spacing w:before="100" w:beforeAutospacing="1" w:after="100" w:afterAutospacing="1" w:line="240" w:lineRule="auto"/>
+        <w:jc w:val="both"/>
+        <w:rPr>
+          <w:rFonts w:ascii="Arial" w:cs="Arial" w:eastAsia="Times New Roman" w:hAnsi="Arial"/>
           <w:b/>
           <w:bCs/>
-          <w:kern w:val="0"/>
-          <w14:ligatures w14:val="none"/>
-        </w:rPr>
-      </w:pPr>
-      <w:r>
-        <w:rPr>
-          <w:rFonts w:ascii="Arial" w:eastAsia="Times New Roman" w:hAnsi="Arial" w:cs="Arial"/>
+        </w:rPr>
+      </w:pPr>
+      <w:r>
+        <w:rPr>
+          <w:rFonts w:ascii="Arial" w:cs="Arial" w:eastAsia="Times New Roman" w:hAnsi="Arial"/>
           <w:b/>
           <w:bCs/>
-          <w:kern w:val="0"/>
-          <w14:ligatures w14:val="none"/>
         </w:rPr>
         <w:t>What you need for an SSD boot drive?</w:t>
       </w:r>
@@ -1273,16 +1066,12 @@
         <w:spacing w:before="100" w:beforeAutospacing="1" w:after="100" w:afterAutospacing="1" w:line="240" w:lineRule="auto"/>
         <w:jc w:val="both"/>
         <w:rPr>
-          <w:rFonts w:ascii="Arial" w:eastAsia="Times New Roman" w:hAnsi="Arial" w:cs="Arial"/>
-          <w:kern w:val="0"/>
-          <w14:ligatures w14:val="none"/>
-        </w:rPr>
-      </w:pPr>
-      <w:r>
-        <w:rPr>
-          <w:rFonts w:ascii="Arial" w:eastAsia="Times New Roman" w:hAnsi="Arial" w:cs="Arial"/>
-          <w:kern w:val="0"/>
-          <w14:ligatures w14:val="none"/>
+          <w:rFonts w:ascii="Arial" w:cs="Arial" w:eastAsia="Times New Roman" w:hAnsi="Arial"/>
+        </w:rPr>
+      </w:pPr>
+      <w:r>
+        <w:rPr>
+          <w:rFonts w:ascii="Arial" w:cs="Arial" w:eastAsia="Times New Roman" w:hAnsi="Arial"/>
         </w:rPr>
         <w:t>There are two main requirements:</w:t>
       </w:r>
@@ -1291,18 +1080,13 @@
       <w:pPr>
         <w:spacing w:before="100" w:beforeAutospacing="1" w:after="100" w:afterAutospacing="1" w:line="240" w:lineRule="auto"/>
         <w:jc w:val="both"/>
-        <w:outlineLvl w:val="3"/>
-        <w:rPr>
-          <w:rFonts w:ascii="Arial" w:eastAsia="Times New Roman" w:hAnsi="Arial" w:cs="Arial"/>
-          <w:kern w:val="0"/>
-          <w14:ligatures w14:val="none"/>
-        </w:rPr>
-      </w:pPr>
-      <w:r>
-        <w:rPr>
-          <w:rFonts w:ascii="Arial" w:eastAsia="Times New Roman" w:hAnsi="Arial" w:cs="Arial"/>
-          <w:kern w:val="0"/>
-          <w14:ligatures w14:val="none"/>
+        <w:rPr>
+          <w:rFonts w:ascii="Arial" w:cs="Arial" w:eastAsia="Times New Roman" w:hAnsi="Arial"/>
+        </w:rPr>
+      </w:pPr>
+      <w:r>
+        <w:rPr>
+          <w:rFonts w:ascii="Arial" w:cs="Arial" w:eastAsia="Times New Roman" w:hAnsi="Arial"/>
         </w:rPr>
         <w:t>1. Your motherboard must support the SSD type</w:t>
       </w:r>
@@ -1316,16 +1100,12 @@
         <w:spacing w:before="100" w:beforeAutospacing="1" w:after="100" w:afterAutospacing="1" w:line="240" w:lineRule="auto"/>
         <w:jc w:val="both"/>
         <w:rPr>
-          <w:rFonts w:ascii="Arial" w:eastAsia="Times New Roman" w:hAnsi="Arial" w:cs="Arial"/>
-          <w:kern w:val="0"/>
-          <w14:ligatures w14:val="none"/>
-        </w:rPr>
-      </w:pPr>
-      <w:r>
-        <w:rPr>
-          <w:rFonts w:ascii="Arial" w:eastAsia="Times New Roman" w:hAnsi="Arial" w:cs="Arial"/>
-          <w:kern w:val="0"/>
-          <w14:ligatures w14:val="none"/>
+          <w:rFonts w:ascii="Arial" w:cs="Arial" w:eastAsia="Times New Roman" w:hAnsi="Arial"/>
+        </w:rPr>
+      </w:pPr>
+      <w:r>
+        <w:rPr>
+          <w:rFonts w:ascii="Arial" w:cs="Arial" w:eastAsia="Times New Roman" w:hAnsi="Arial"/>
         </w:rPr>
         <w:t>SATA SSD → works on any system with a SATA port</w:t>
       </w:r>
@@ -1339,44 +1119,30 @@
         <w:spacing w:before="100" w:beforeAutospacing="1" w:after="100" w:afterAutospacing="1" w:line="240" w:lineRule="auto"/>
         <w:jc w:val="both"/>
         <w:rPr>
-          <w:rFonts w:ascii="Arial" w:eastAsia="Times New Roman" w:hAnsi="Arial" w:cs="Arial"/>
-          <w:kern w:val="0"/>
-          <w14:ligatures w14:val="none"/>
-        </w:rPr>
-      </w:pPr>
-      <w:proofErr w:type="spellStart"/>
-      <w:r>
-        <w:rPr>
-          <w:rFonts w:ascii="Arial" w:eastAsia="Times New Roman" w:hAnsi="Arial" w:cs="Arial"/>
-          <w:kern w:val="0"/>
-          <w14:ligatures w14:val="none"/>
+          <w:rFonts w:ascii="Arial" w:cs="Arial" w:eastAsia="Times New Roman" w:hAnsi="Arial"/>
+        </w:rPr>
+      </w:pPr>
+      <w:r>
+        <w:rPr>
+          <w:rFonts w:ascii="Arial" w:cs="Arial" w:eastAsia="Times New Roman" w:hAnsi="Arial"/>
         </w:rPr>
         <w:t>NVMe</w:t>
       </w:r>
-      <w:proofErr w:type="spellEnd"/>
-      <w:r>
-        <w:rPr>
-          <w:rFonts w:ascii="Arial" w:eastAsia="Times New Roman" w:hAnsi="Arial" w:cs="Arial"/>
-          <w:kern w:val="0"/>
-          <w14:ligatures w14:val="none"/>
+      <w:r>
+        <w:rPr>
+          <w:rFonts w:ascii="Arial" w:cs="Arial" w:eastAsia="Times New Roman" w:hAnsi="Arial"/>
         </w:rPr>
         <w:t xml:space="preserve"> M.2 SSD → requires an M.2 slot that supports </w:t>
       </w:r>
-      <w:proofErr w:type="spellStart"/>
-      <w:r>
-        <w:rPr>
-          <w:rFonts w:ascii="Arial" w:eastAsia="Times New Roman" w:hAnsi="Arial" w:cs="Arial"/>
-          <w:kern w:val="0"/>
-          <w14:ligatures w14:val="none"/>
+      <w:r>
+        <w:rPr>
+          <w:rFonts w:ascii="Arial" w:cs="Arial" w:eastAsia="Times New Roman" w:hAnsi="Arial"/>
         </w:rPr>
         <w:t>NVMe</w:t>
       </w:r>
-      <w:proofErr w:type="spellEnd"/>
-      <w:r>
-        <w:rPr>
-          <w:rFonts w:ascii="Arial" w:eastAsia="Times New Roman" w:hAnsi="Arial" w:cs="Arial"/>
-          <w:kern w:val="0"/>
-          <w14:ligatures w14:val="none"/>
+      <w:r>
+        <w:rPr>
+          <w:rFonts w:ascii="Arial" w:cs="Arial" w:eastAsia="Times New Roman" w:hAnsi="Arial"/>
         </w:rPr>
         <w:t xml:space="preserve"> (PCIe)</w:t>
       </w:r>
@@ -1390,43 +1156,31 @@
         <w:spacing w:before="100" w:beforeAutospacing="1" w:after="100" w:afterAutospacing="1" w:line="240" w:lineRule="auto"/>
         <w:jc w:val="both"/>
         <w:rPr>
-          <w:rFonts w:ascii="Arial" w:eastAsia="Times New Roman" w:hAnsi="Arial" w:cs="Arial"/>
-          <w:kern w:val="0"/>
-          <w14:ligatures w14:val="none"/>
-        </w:rPr>
-      </w:pPr>
-      <w:r>
-        <w:rPr>
-          <w:rFonts w:ascii="Arial" w:eastAsia="Times New Roman" w:hAnsi="Arial" w:cs="Arial"/>
-          <w:kern w:val="0"/>
-          <w14:ligatures w14:val="none"/>
+          <w:rFonts w:ascii="Arial" w:cs="Arial" w:eastAsia="Times New Roman" w:hAnsi="Arial"/>
+        </w:rPr>
+      </w:pPr>
+      <w:r>
+        <w:rPr>
+          <w:rFonts w:ascii="Arial" w:cs="Arial" w:eastAsia="Times New Roman" w:hAnsi="Arial"/>
         </w:rPr>
         <w:t>PCIe add</w:t>
       </w:r>
       <w:r>
         <w:rPr>
-          <w:rFonts w:ascii="Arial" w:eastAsia="Times New Roman" w:hAnsi="Arial" w:cs="Arial"/>
-          <w:kern w:val="0"/>
-          <w14:ligatures w14:val="none"/>
+          <w:rFonts w:ascii="Arial" w:cs="Arial" w:eastAsia="Times New Roman" w:hAnsi="Arial"/>
         </w:rPr>
         <w:noBreakHyphen/>
         <w:t xml:space="preserve">in </w:t>
       </w:r>
-      <w:proofErr w:type="spellStart"/>
-      <w:r>
-        <w:rPr>
-          <w:rFonts w:ascii="Arial" w:eastAsia="Times New Roman" w:hAnsi="Arial" w:cs="Arial"/>
-          <w:kern w:val="0"/>
-          <w14:ligatures w14:val="none"/>
+      <w:r>
+        <w:rPr>
+          <w:rFonts w:ascii="Arial" w:cs="Arial" w:eastAsia="Times New Roman" w:hAnsi="Arial"/>
         </w:rPr>
         <w:t>NVMe</w:t>
       </w:r>
-      <w:proofErr w:type="spellEnd"/>
-      <w:r>
-        <w:rPr>
-          <w:rFonts w:ascii="Arial" w:eastAsia="Times New Roman" w:hAnsi="Arial" w:cs="Arial"/>
-          <w:kern w:val="0"/>
-          <w14:ligatures w14:val="none"/>
+      <w:r>
+        <w:rPr>
+          <w:rFonts w:ascii="Arial" w:cs="Arial" w:eastAsia="Times New Roman" w:hAnsi="Arial"/>
         </w:rPr>
         <w:t xml:space="preserve"> card → for older desktops without M.2</w:t>
       </w:r>
@@ -1435,18 +1189,13 @@
       <w:pPr>
         <w:spacing w:before="100" w:beforeAutospacing="1" w:after="100" w:afterAutospacing="1" w:line="240" w:lineRule="auto"/>
         <w:jc w:val="both"/>
-        <w:outlineLvl w:val="3"/>
-        <w:rPr>
-          <w:rFonts w:ascii="Arial" w:eastAsia="Times New Roman" w:hAnsi="Arial" w:cs="Arial"/>
-          <w:kern w:val="0"/>
-          <w14:ligatures w14:val="none"/>
-        </w:rPr>
-      </w:pPr>
-      <w:r>
-        <w:rPr>
-          <w:rFonts w:ascii="Arial" w:eastAsia="Times New Roman" w:hAnsi="Arial" w:cs="Arial"/>
-          <w:kern w:val="0"/>
-          <w14:ligatures w14:val="none"/>
+        <w:rPr>
+          <w:rFonts w:ascii="Arial" w:cs="Arial" w:eastAsia="Times New Roman" w:hAnsi="Arial"/>
+        </w:rPr>
+      </w:pPr>
+      <w:r>
+        <w:rPr>
+          <w:rFonts w:ascii="Arial" w:cs="Arial" w:eastAsia="Times New Roman" w:hAnsi="Arial"/>
         </w:rPr>
         <w:t>2. You must install the OS onto the SSD</w:t>
       </w:r>
@@ -1456,16 +1205,12 @@
         <w:spacing w:before="100" w:beforeAutospacing="1" w:after="100" w:afterAutospacing="1" w:line="240" w:lineRule="auto"/>
         <w:jc w:val="both"/>
         <w:rPr>
-          <w:rFonts w:ascii="Arial" w:eastAsia="Times New Roman" w:hAnsi="Arial" w:cs="Arial"/>
-          <w:kern w:val="0"/>
-          <w14:ligatures w14:val="none"/>
-        </w:rPr>
-      </w:pPr>
-      <w:r>
-        <w:rPr>
-          <w:rFonts w:ascii="Arial" w:eastAsia="Times New Roman" w:hAnsi="Arial" w:cs="Arial"/>
-          <w:kern w:val="0"/>
-          <w14:ligatures w14:val="none"/>
+          <w:rFonts w:ascii="Arial" w:cs="Arial" w:eastAsia="Times New Roman" w:hAnsi="Arial"/>
+        </w:rPr>
+      </w:pPr>
+      <w:r>
+        <w:rPr>
+          <w:rFonts w:ascii="Arial" w:cs="Arial" w:eastAsia="Times New Roman" w:hAnsi="Arial"/>
         </w:rPr>
         <w:t>Windows, macOS, and Linux all support SSD booting natively.</w:t>
       </w:r>
@@ -1475,32 +1220,25 @@
         <w:spacing w:before="100" w:beforeAutospacing="1" w:after="100" w:afterAutospacing="1" w:line="240" w:lineRule="auto"/>
         <w:jc w:val="both"/>
         <w:rPr>
-          <w:rFonts w:ascii="Arial" w:eastAsia="Times New Roman" w:hAnsi="Arial" w:cs="Arial"/>
-          <w:kern w:val="0"/>
-          <w14:ligatures w14:val="none"/>
-        </w:rPr>
-      </w:pPr>
-    </w:p>
-    <w:p>
-      <w:pPr>
-        <w:spacing w:before="100" w:beforeAutospacing="1" w:after="100" w:afterAutospacing="1" w:line="240" w:lineRule="auto"/>
-        <w:jc w:val="both"/>
-        <w:outlineLvl w:val="2"/>
-        <w:rPr>
-          <w:rFonts w:ascii="Arial" w:eastAsia="Times New Roman" w:hAnsi="Arial" w:cs="Arial"/>
+          <w:rFonts w:ascii="Arial" w:cs="Arial" w:eastAsia="Times New Roman" w:hAnsi="Arial"/>
+        </w:rPr>
+      </w:pPr>
+    </w:p>
+    <w:p>
+      <w:pPr>
+        <w:spacing w:before="100" w:beforeAutospacing="1" w:after="100" w:afterAutospacing="1" w:line="240" w:lineRule="auto"/>
+        <w:jc w:val="both"/>
+        <w:rPr>
+          <w:rFonts w:ascii="Arial" w:cs="Arial" w:eastAsia="Times New Roman" w:hAnsi="Arial"/>
           <w:b/>
           <w:bCs/>
-          <w:kern w:val="0"/>
-          <w14:ligatures w14:val="none"/>
-        </w:rPr>
-      </w:pPr>
-      <w:r>
-        <w:rPr>
-          <w:rFonts w:ascii="Arial" w:eastAsia="Times New Roman" w:hAnsi="Arial" w:cs="Arial"/>
+        </w:rPr>
+      </w:pPr>
+      <w:r>
+        <w:rPr>
+          <w:rFonts w:ascii="Arial" w:cs="Arial" w:eastAsia="Times New Roman" w:hAnsi="Arial"/>
           <w:b/>
           <w:bCs/>
-          <w:kern w:val="0"/>
-          <w14:ligatures w14:val="none"/>
         </w:rPr>
         <w:t>BIOS/UEFI settings (important)</w:t>
       </w:r>
@@ -1510,16 +1248,12 @@
         <w:spacing w:before="100" w:beforeAutospacing="1" w:after="100" w:afterAutospacing="1" w:line="240" w:lineRule="auto"/>
         <w:jc w:val="both"/>
         <w:rPr>
-          <w:rFonts w:ascii="Arial" w:eastAsia="Times New Roman" w:hAnsi="Arial" w:cs="Arial"/>
-          <w:kern w:val="0"/>
-          <w14:ligatures w14:val="none"/>
-        </w:rPr>
-      </w:pPr>
-      <w:r>
-        <w:rPr>
-          <w:rFonts w:ascii="Arial" w:eastAsia="Times New Roman" w:hAnsi="Arial" w:cs="Arial"/>
-          <w:kern w:val="0"/>
-          <w14:ligatures w14:val="none"/>
+          <w:rFonts w:ascii="Arial" w:cs="Arial" w:eastAsia="Times New Roman" w:hAnsi="Arial"/>
+        </w:rPr>
+      </w:pPr>
+      <w:r>
+        <w:rPr>
+          <w:rFonts w:ascii="Arial" w:cs="Arial" w:eastAsia="Times New Roman" w:hAnsi="Arial"/>
         </w:rPr>
         <w:t>To boot from an SSD, usually you need:</w:t>
       </w:r>
@@ -1533,16 +1267,12 @@
         <w:spacing w:before="100" w:beforeAutospacing="1" w:after="100" w:afterAutospacing="1" w:line="240" w:lineRule="auto"/>
         <w:jc w:val="both"/>
         <w:rPr>
-          <w:rFonts w:ascii="Arial" w:eastAsia="Times New Roman" w:hAnsi="Arial" w:cs="Arial"/>
-          <w:kern w:val="0"/>
-          <w14:ligatures w14:val="none"/>
-        </w:rPr>
-      </w:pPr>
-      <w:r>
-        <w:rPr>
-          <w:rFonts w:ascii="Arial" w:eastAsia="Times New Roman" w:hAnsi="Arial" w:cs="Arial"/>
-          <w:kern w:val="0"/>
-          <w14:ligatures w14:val="none"/>
+          <w:rFonts w:ascii="Arial" w:cs="Arial" w:eastAsia="Times New Roman" w:hAnsi="Arial"/>
+        </w:rPr>
+      </w:pPr>
+      <w:r>
+        <w:rPr>
+          <w:rFonts w:ascii="Arial" w:cs="Arial" w:eastAsia="Times New Roman" w:hAnsi="Arial"/>
         </w:rPr>
         <w:t>UEFI mode enabled (modern systems)</w:t>
       </w:r>
@@ -1556,16 +1286,12 @@
         <w:spacing w:before="100" w:beforeAutospacing="1" w:after="100" w:afterAutospacing="1" w:line="240" w:lineRule="auto"/>
         <w:jc w:val="both"/>
         <w:rPr>
-          <w:rFonts w:ascii="Arial" w:eastAsia="Times New Roman" w:hAnsi="Arial" w:cs="Arial"/>
-          <w:kern w:val="0"/>
-          <w14:ligatures w14:val="none"/>
-        </w:rPr>
-      </w:pPr>
-      <w:r>
-        <w:rPr>
-          <w:rFonts w:ascii="Arial" w:eastAsia="Times New Roman" w:hAnsi="Arial" w:cs="Arial"/>
-          <w:kern w:val="0"/>
-          <w14:ligatures w14:val="none"/>
+          <w:rFonts w:ascii="Arial" w:cs="Arial" w:eastAsia="Times New Roman" w:hAnsi="Arial"/>
+        </w:rPr>
+      </w:pPr>
+      <w:r>
+        <w:rPr>
+          <w:rFonts w:ascii="Arial" w:cs="Arial" w:eastAsia="Times New Roman" w:hAnsi="Arial"/>
         </w:rPr>
         <w:t>AHCI mode for SATA SSDs</w:t>
       </w:r>
@@ -1579,26 +1305,18 @@
         <w:spacing w:before="100" w:beforeAutospacing="1" w:after="100" w:afterAutospacing="1" w:line="240" w:lineRule="auto"/>
         <w:jc w:val="both"/>
         <w:rPr>
-          <w:rFonts w:ascii="Arial" w:eastAsia="Times New Roman" w:hAnsi="Arial" w:cs="Arial"/>
-          <w:kern w:val="0"/>
-          <w14:ligatures w14:val="none"/>
-        </w:rPr>
-      </w:pPr>
-      <w:proofErr w:type="spellStart"/>
-      <w:r>
-        <w:rPr>
-          <w:rFonts w:ascii="Arial" w:eastAsia="Times New Roman" w:hAnsi="Arial" w:cs="Arial"/>
-          <w:kern w:val="0"/>
-          <w14:ligatures w14:val="none"/>
+          <w:rFonts w:ascii="Arial" w:cs="Arial" w:eastAsia="Times New Roman" w:hAnsi="Arial"/>
+        </w:rPr>
+      </w:pPr>
+      <w:r>
+        <w:rPr>
+          <w:rFonts w:ascii="Arial" w:cs="Arial" w:eastAsia="Times New Roman" w:hAnsi="Arial"/>
         </w:rPr>
         <w:t>NVMe</w:t>
       </w:r>
-      <w:proofErr w:type="spellEnd"/>
-      <w:r>
-        <w:rPr>
-          <w:rFonts w:ascii="Arial" w:eastAsia="Times New Roman" w:hAnsi="Arial" w:cs="Arial"/>
-          <w:kern w:val="0"/>
-          <w14:ligatures w14:val="none"/>
+      <w:r>
+        <w:rPr>
+          <w:rFonts w:ascii="Arial" w:cs="Arial" w:eastAsia="Times New Roman" w:hAnsi="Arial"/>
         </w:rPr>
         <w:t xml:space="preserve"> support (automatic on modern boards)</w:t>
       </w:r>
@@ -1612,16 +1330,12 @@
         <w:spacing w:before="100" w:beforeAutospacing="1" w:after="100" w:afterAutospacing="1" w:line="240" w:lineRule="auto"/>
         <w:jc w:val="both"/>
         <w:rPr>
-          <w:rFonts w:ascii="Arial" w:eastAsia="Times New Roman" w:hAnsi="Arial" w:cs="Arial"/>
-          <w:kern w:val="0"/>
-          <w14:ligatures w14:val="none"/>
-        </w:rPr>
-      </w:pPr>
-      <w:r>
-        <w:rPr>
-          <w:rFonts w:ascii="Arial" w:eastAsia="Times New Roman" w:hAnsi="Arial" w:cs="Arial"/>
-          <w:kern w:val="0"/>
-          <w14:ligatures w14:val="none"/>
+          <w:rFonts w:ascii="Arial" w:cs="Arial" w:eastAsia="Times New Roman" w:hAnsi="Arial"/>
+        </w:rPr>
+      </w:pPr>
+      <w:r>
+        <w:rPr>
+          <w:rFonts w:ascii="Arial" w:cs="Arial" w:eastAsia="Times New Roman" w:hAnsi="Arial"/>
         </w:rPr>
         <w:t>Boot priority set to the SSD</w:t>
       </w:r>
@@ -1631,18 +1345,14 @@
         <w:spacing w:before="100" w:beforeAutospacing="1" w:after="100" w:afterAutospacing="1" w:line="240" w:lineRule="auto"/>
         <w:jc w:val="both"/>
         <w:rPr>
-          <w:rFonts w:ascii="Arial" w:eastAsia="Times New Roman" w:hAnsi="Arial" w:cs="Arial"/>
+          <w:rFonts w:ascii="Arial" w:cs="Arial" w:eastAsia="Times New Roman" w:hAnsi="Arial"/>
           <w:b/>
           <w:bCs/>
-          <w:kern w:val="0"/>
-          <w14:ligatures w14:val="none"/>
-        </w:rPr>
-      </w:pPr>
-      <w:r>
-        <w:rPr>
-          <w:rFonts w:ascii="Arial" w:eastAsia="Times New Roman" w:hAnsi="Arial" w:cs="Arial"/>
-          <w:kern w:val="0"/>
-          <w14:ligatures w14:val="none"/>
+        </w:rPr>
+      </w:pPr>
+      <w:r>
+        <w:rPr>
+          <w:rFonts w:ascii="Arial" w:cs="Arial" w:eastAsia="Times New Roman" w:hAnsi="Arial"/>
         </w:rPr>
         <w:t>If you’re using Windows 10/11, UEFI + GPT is recommended.</w:t>
       </w:r>
@@ -1651,20 +1361,16 @@
       <w:pPr>
         <w:jc w:val="both"/>
         <w:rPr>
-          <w:rFonts w:ascii="Arial" w:eastAsia="Times New Roman" w:hAnsi="Arial" w:cs="Arial"/>
+          <w:rFonts w:ascii="Arial" w:cs="Arial" w:eastAsia="Times New Roman" w:hAnsi="Arial"/>
           <w:b/>
           <w:bCs/>
-          <w:kern w:val="0"/>
-          <w14:ligatures w14:val="none"/>
-        </w:rPr>
-      </w:pPr>
-      <w:r>
-        <w:rPr>
-          <w:rFonts w:ascii="Arial" w:eastAsia="Times New Roman" w:hAnsi="Arial" w:cs="Arial"/>
+        </w:rPr>
+      </w:pPr>
+      <w:r>
+        <w:rPr>
+          <w:rFonts w:ascii="Arial" w:cs="Arial" w:eastAsia="Times New Roman" w:hAnsi="Arial"/>
           <w:b/>
           <w:bCs/>
-          <w:kern w:val="0"/>
-          <w14:ligatures w14:val="none"/>
         </w:rPr>
         <w:br w:type="page"/>
       </w:r>
@@ -1673,24 +1379,18 @@
       <w:pPr>
         <w:spacing w:before="100" w:beforeAutospacing="1" w:after="100" w:afterAutospacing="1" w:line="240" w:lineRule="auto"/>
         <w:jc w:val="both"/>
-        <w:outlineLvl w:val="2"/>
-        <w:rPr>
-          <w:rFonts w:ascii="Arial" w:eastAsia="Times New Roman" w:hAnsi="Arial" w:cs="Arial"/>
+        <w:rPr>
+          <w:rFonts w:ascii="Arial" w:cs="Arial" w:eastAsia="Times New Roman" w:hAnsi="Arial"/>
           <w:b/>
           <w:bCs/>
-          <w:kern w:val="0"/>
-          <w14:ligatures w14:val="none"/>
-        </w:rPr>
-      </w:pPr>
-      <w:r>
-        <w:rPr>
-          <w:rFonts w:ascii="Arial" w:eastAsia="Times New Roman" w:hAnsi="Arial" w:cs="Arial"/>
+        </w:rPr>
+      </w:pPr>
+      <w:r>
+        <w:rPr>
+          <w:rFonts w:ascii="Arial" w:cs="Arial" w:eastAsia="Times New Roman" w:hAnsi="Arial"/>
           <w:b/>
           <w:bCs/>
-          <w:kern w:val="0"/>
-          <w14:ligatures w14:val="none"/>
-        </w:rPr>
-        <w:lastRenderedPageBreak/>
+        </w:rPr>
         <w:t>Common setups</w:t>
       </w:r>
     </w:p>
@@ -1703,16 +1403,12 @@
         <w:spacing w:before="100" w:beforeAutospacing="1" w:after="100" w:afterAutospacing="1" w:line="240" w:lineRule="auto"/>
         <w:jc w:val="both"/>
         <w:rPr>
-          <w:rFonts w:ascii="Arial" w:eastAsia="Times New Roman" w:hAnsi="Arial" w:cs="Arial"/>
-          <w:kern w:val="0"/>
-          <w14:ligatures w14:val="none"/>
-        </w:rPr>
-      </w:pPr>
-      <w:r>
-        <w:rPr>
-          <w:rFonts w:ascii="Arial" w:eastAsia="Times New Roman" w:hAnsi="Arial" w:cs="Arial"/>
-          <w:kern w:val="0"/>
-          <w14:ligatures w14:val="none"/>
+          <w:rFonts w:ascii="Arial" w:cs="Arial" w:eastAsia="Times New Roman" w:hAnsi="Arial"/>
+        </w:rPr>
+      </w:pPr>
+      <w:r>
+        <w:rPr>
+          <w:rFonts w:ascii="Arial" w:cs="Arial" w:eastAsia="Times New Roman" w:hAnsi="Arial"/>
         </w:rPr>
         <w:t>Laptop upgrade: Replace HDD with SATA SSD → huge speed boost</w:t>
       </w:r>
@@ -1726,34 +1422,24 @@
         <w:spacing w:before="100" w:beforeAutospacing="1" w:after="100" w:afterAutospacing="1" w:line="240" w:lineRule="auto"/>
         <w:jc w:val="both"/>
         <w:rPr>
-          <w:rFonts w:ascii="Arial" w:eastAsia="Times New Roman" w:hAnsi="Arial" w:cs="Arial"/>
-          <w:kern w:val="0"/>
-          <w14:ligatures w14:val="none"/>
-        </w:rPr>
-      </w:pPr>
-      <w:r>
-        <w:rPr>
-          <w:rFonts w:ascii="Arial" w:eastAsia="Times New Roman" w:hAnsi="Arial" w:cs="Arial"/>
-          <w:kern w:val="0"/>
-          <w14:ligatures w14:val="none"/>
+          <w:rFonts w:ascii="Arial" w:cs="Arial" w:eastAsia="Times New Roman" w:hAnsi="Arial"/>
+        </w:rPr>
+      </w:pPr>
+      <w:r>
+        <w:rPr>
+          <w:rFonts w:ascii="Arial" w:cs="Arial" w:eastAsia="Times New Roman" w:hAnsi="Arial"/>
         </w:rPr>
         <w:t xml:space="preserve">Desktop upgrade: Add </w:t>
       </w:r>
-      <w:proofErr w:type="spellStart"/>
-      <w:r>
-        <w:rPr>
-          <w:rFonts w:ascii="Arial" w:eastAsia="Times New Roman" w:hAnsi="Arial" w:cs="Arial"/>
-          <w:kern w:val="0"/>
-          <w14:ligatures w14:val="none"/>
+      <w:r>
+        <w:rPr>
+          <w:rFonts w:ascii="Arial" w:cs="Arial" w:eastAsia="Times New Roman" w:hAnsi="Arial"/>
         </w:rPr>
         <w:t>NVMe</w:t>
       </w:r>
-      <w:proofErr w:type="spellEnd"/>
-      <w:r>
-        <w:rPr>
-          <w:rFonts w:ascii="Arial" w:eastAsia="Times New Roman" w:hAnsi="Arial" w:cs="Arial"/>
-          <w:kern w:val="0"/>
-          <w14:ligatures w14:val="none"/>
+      <w:r>
+        <w:rPr>
+          <w:rFonts w:ascii="Arial" w:cs="Arial" w:eastAsia="Times New Roman" w:hAnsi="Arial"/>
         </w:rPr>
         <w:t xml:space="preserve"> SSD as boot drive, keep HDD for storage</w:t>
       </w:r>
@@ -1767,34 +1453,24 @@
         <w:spacing w:before="100" w:beforeAutospacing="1" w:after="100" w:afterAutospacing="1" w:line="240" w:lineRule="auto"/>
         <w:jc w:val="both"/>
         <w:rPr>
-          <w:rFonts w:ascii="Arial" w:eastAsia="Times New Roman" w:hAnsi="Arial" w:cs="Arial"/>
-          <w:kern w:val="0"/>
-          <w14:ligatures w14:val="none"/>
-        </w:rPr>
-      </w:pPr>
-      <w:r>
-        <w:rPr>
-          <w:rFonts w:ascii="Arial" w:eastAsia="Times New Roman" w:hAnsi="Arial" w:cs="Arial"/>
-          <w:kern w:val="0"/>
-          <w14:ligatures w14:val="none"/>
+          <w:rFonts w:ascii="Arial" w:cs="Arial" w:eastAsia="Times New Roman" w:hAnsi="Arial"/>
+        </w:rPr>
+      </w:pPr>
+      <w:r>
+        <w:rPr>
+          <w:rFonts w:ascii="Arial" w:cs="Arial" w:eastAsia="Times New Roman" w:hAnsi="Arial"/>
         </w:rPr>
         <w:t xml:space="preserve">Mac upgrade: Many Macs already use </w:t>
       </w:r>
-      <w:proofErr w:type="spellStart"/>
-      <w:r>
-        <w:rPr>
-          <w:rFonts w:ascii="Arial" w:eastAsia="Times New Roman" w:hAnsi="Arial" w:cs="Arial"/>
-          <w:kern w:val="0"/>
-          <w14:ligatures w14:val="none"/>
+      <w:r>
+        <w:rPr>
+          <w:rFonts w:ascii="Arial" w:cs="Arial" w:eastAsia="Times New Roman" w:hAnsi="Arial"/>
         </w:rPr>
         <w:t>NVMe</w:t>
       </w:r>
-      <w:proofErr w:type="spellEnd"/>
-      <w:r>
-        <w:rPr>
-          <w:rFonts w:ascii="Arial" w:eastAsia="Times New Roman" w:hAnsi="Arial" w:cs="Arial"/>
-          <w:kern w:val="0"/>
-          <w14:ligatures w14:val="none"/>
+      <w:r>
+        <w:rPr>
+          <w:rFonts w:ascii="Arial" w:cs="Arial" w:eastAsia="Times New Roman" w:hAnsi="Arial"/>
         </w:rPr>
         <w:t xml:space="preserve"> SSD internally</w:t>
       </w:r>
@@ -1804,32 +1480,25 @@
         <w:spacing w:before="100" w:beforeAutospacing="1" w:after="100" w:afterAutospacing="1" w:line="240" w:lineRule="auto"/>
         <w:jc w:val="both"/>
         <w:rPr>
-          <w:rFonts w:ascii="Arial" w:eastAsia="Times New Roman" w:hAnsi="Arial" w:cs="Arial"/>
-          <w:kern w:val="0"/>
-          <w14:ligatures w14:val="none"/>
-        </w:rPr>
-      </w:pPr>
-    </w:p>
-    <w:p>
-      <w:pPr>
-        <w:spacing w:before="100" w:beforeAutospacing="1" w:after="100" w:afterAutospacing="1" w:line="240" w:lineRule="auto"/>
-        <w:jc w:val="both"/>
-        <w:outlineLvl w:val="2"/>
-        <w:rPr>
-          <w:rFonts w:ascii="Arial" w:eastAsia="Times New Roman" w:hAnsi="Arial" w:cs="Arial"/>
+          <w:rFonts w:ascii="Arial" w:cs="Arial" w:eastAsia="Times New Roman" w:hAnsi="Arial"/>
+        </w:rPr>
+      </w:pPr>
+    </w:p>
+    <w:p>
+      <w:pPr>
+        <w:spacing w:before="100" w:beforeAutospacing="1" w:after="100" w:afterAutospacing="1" w:line="240" w:lineRule="auto"/>
+        <w:jc w:val="both"/>
+        <w:rPr>
+          <w:rFonts w:ascii="Arial" w:cs="Arial" w:eastAsia="Times New Roman" w:hAnsi="Arial"/>
           <w:b/>
           <w:bCs/>
-          <w:kern w:val="0"/>
-          <w14:ligatures w14:val="none"/>
-        </w:rPr>
-      </w:pPr>
-      <w:r>
-        <w:rPr>
-          <w:rFonts w:ascii="Arial" w:eastAsia="Times New Roman" w:hAnsi="Arial" w:cs="Arial"/>
+        </w:rPr>
+      </w:pPr>
+      <w:r>
+        <w:rPr>
+          <w:rFonts w:ascii="Arial" w:cs="Arial" w:eastAsia="Times New Roman" w:hAnsi="Arial"/>
           <w:b/>
           <w:bCs/>
-          <w:kern w:val="0"/>
-          <w14:ligatures w14:val="none"/>
         </w:rPr>
         <w:t>Typical boot drive sizes</w:t>
       </w:r>
@@ -1843,16 +1512,12 @@
         <w:spacing w:before="100" w:beforeAutospacing="1" w:after="100" w:afterAutospacing="1" w:line="240" w:lineRule="auto"/>
         <w:jc w:val="both"/>
         <w:rPr>
-          <w:rFonts w:ascii="Arial" w:eastAsia="Times New Roman" w:hAnsi="Arial" w:cs="Arial"/>
-          <w:kern w:val="0"/>
-          <w14:ligatures w14:val="none"/>
-        </w:rPr>
-      </w:pPr>
-      <w:r>
-        <w:rPr>
-          <w:rFonts w:ascii="Arial" w:eastAsia="Times New Roman" w:hAnsi="Arial" w:cs="Arial"/>
-          <w:kern w:val="0"/>
-          <w14:ligatures w14:val="none"/>
+          <w:rFonts w:ascii="Arial" w:cs="Arial" w:eastAsia="Times New Roman" w:hAnsi="Arial"/>
+        </w:rPr>
+      </w:pPr>
+      <w:r>
+        <w:rPr>
+          <w:rFonts w:ascii="Arial" w:cs="Arial" w:eastAsia="Times New Roman" w:hAnsi="Arial"/>
         </w:rPr>
         <w:t>256GB → minimum</w:t>
       </w:r>
@@ -1866,16 +1531,12 @@
         <w:spacing w:before="100" w:beforeAutospacing="1" w:after="100" w:afterAutospacing="1" w:line="240" w:lineRule="auto"/>
         <w:jc w:val="both"/>
         <w:rPr>
-          <w:rFonts w:ascii="Arial" w:eastAsia="Times New Roman" w:hAnsi="Arial" w:cs="Arial"/>
-          <w:kern w:val="0"/>
-          <w14:ligatures w14:val="none"/>
-        </w:rPr>
-      </w:pPr>
-      <w:r>
-        <w:rPr>
-          <w:rFonts w:ascii="Arial" w:eastAsia="Times New Roman" w:hAnsi="Arial" w:cs="Arial"/>
-          <w:kern w:val="0"/>
-          <w14:ligatures w14:val="none"/>
+          <w:rFonts w:ascii="Arial" w:cs="Arial" w:eastAsia="Times New Roman" w:hAnsi="Arial"/>
+        </w:rPr>
+      </w:pPr>
+      <w:r>
+        <w:rPr>
+          <w:rFonts w:ascii="Arial" w:cs="Arial" w:eastAsia="Times New Roman" w:hAnsi="Arial"/>
         </w:rPr>
         <w:t>512GB → comfortable</w:t>
       </w:r>
@@ -1889,16 +1550,12 @@
         <w:spacing w:before="100" w:beforeAutospacing="1" w:after="100" w:afterAutospacing="1" w:line="240" w:lineRule="auto"/>
         <w:jc w:val="both"/>
         <w:rPr>
-          <w:rFonts w:ascii="Arial" w:eastAsia="Times New Roman" w:hAnsi="Arial" w:cs="Arial"/>
-          <w:kern w:val="0"/>
-          <w14:ligatures w14:val="none"/>
-        </w:rPr>
-      </w:pPr>
-      <w:r>
-        <w:rPr>
-          <w:rFonts w:ascii="Arial" w:eastAsia="Times New Roman" w:hAnsi="Arial" w:cs="Arial"/>
-          <w:kern w:val="0"/>
-          <w14:ligatures w14:val="none"/>
+          <w:rFonts w:ascii="Arial" w:cs="Arial" w:eastAsia="Times New Roman" w:hAnsi="Arial"/>
+        </w:rPr>
+      </w:pPr>
+      <w:r>
+        <w:rPr>
+          <w:rFonts w:ascii="Arial" w:cs="Arial" w:eastAsia="Times New Roman" w:hAnsi="Arial"/>
         </w:rPr>
         <w:t>1TB → ideal for Windows + apps + games</w:t>
       </w:r>
@@ -1908,51 +1565,39 @@
         <w:spacing w:before="100" w:beforeAutospacing="1" w:after="100" w:afterAutospacing="1" w:line="240" w:lineRule="auto"/>
         <w:jc w:val="both"/>
         <w:rPr>
-          <w:rFonts w:ascii="Arial" w:eastAsia="Times New Roman" w:hAnsi="Arial" w:cs="Arial"/>
-          <w:kern w:val="0"/>
-          <w14:ligatures w14:val="none"/>
-        </w:rPr>
-      </w:pPr>
-    </w:p>
-    <w:p>
-      <w:pPr>
-        <w:spacing w:before="100" w:beforeAutospacing="1" w:after="100" w:afterAutospacing="1" w:line="240" w:lineRule="auto"/>
-        <w:jc w:val="both"/>
-        <w:rPr>
-          <w:rFonts w:ascii="Arial" w:eastAsia="Times New Roman" w:hAnsi="Arial" w:cs="Arial"/>
-          <w:kern w:val="0"/>
-          <w14:ligatures w14:val="none"/>
-        </w:rPr>
-      </w:pPr>
-      <w:r>
-        <w:rPr>
-          <w:rFonts w:ascii="Arial" w:eastAsia="Times New Roman" w:hAnsi="Arial" w:cs="Arial"/>
-          <w:kern w:val="0"/>
-          <w14:ligatures w14:val="none"/>
+          <w:rFonts w:ascii="Arial" w:cs="Arial" w:eastAsia="Times New Roman" w:hAnsi="Arial"/>
+        </w:rPr>
+      </w:pPr>
+    </w:p>
+    <w:p>
+      <w:pPr>
+        <w:spacing w:before="100" w:beforeAutospacing="1" w:after="100" w:afterAutospacing="1" w:line="240" w:lineRule="auto"/>
+        <w:jc w:val="both"/>
+        <w:rPr>
+          <w:rFonts w:ascii="Arial" w:cs="Arial" w:eastAsia="Times New Roman" w:hAnsi="Arial"/>
+        </w:rPr>
+      </w:pPr>
+      <w:r>
+        <w:rPr>
+          <w:rFonts w:ascii="Arial" w:cs="Arial" w:eastAsia="Times New Roman" w:hAnsi="Arial"/>
         </w:rPr>
         <w:t>As we can see high speed RAM(s) and SSD hard disk indeed related to the performance of processing AI. One may ask; can we choose high speed GPU(s) only; the answer is NO! The problem of high-speed GPU(s) without upgrading RAM and SSD will cause variables access more frequently and this will create a high bottle neck to the RAM(s) and Hard disk, variable</w:t>
       </w:r>
       <w:r>
         <w:rPr>
-          <w:rFonts w:ascii="Arial" w:eastAsia="Times New Roman" w:hAnsi="Arial" w:cs="Arial"/>
-          <w:kern w:val="0"/>
-          <w14:ligatures w14:val="none"/>
+          <w:rFonts w:ascii="Arial" w:cs="Arial" w:eastAsia="Times New Roman" w:hAnsi="Arial"/>
         </w:rPr>
         <w:t>s</w:t>
       </w:r>
       <w:r>
         <w:rPr>
-          <w:rFonts w:ascii="Arial" w:eastAsia="Times New Roman" w:hAnsi="Arial" w:cs="Arial"/>
-          <w:kern w:val="0"/>
-          <w14:ligatures w14:val="none"/>
+          <w:rFonts w:ascii="Arial" w:cs="Arial" w:eastAsia="Times New Roman" w:hAnsi="Arial"/>
         </w:rPr>
         <w:t xml:space="preserve"> will be accessed and stored to RAM, if RAM does not have enough space, it will stored in the hard disk, this RAM to hard disk and hard disk to RAM greatly give a burden to the system.</w:t>
       </w:r>
       <w:r>
         <w:rPr>
-          <w:rFonts w:ascii="Arial" w:eastAsia="Times New Roman" w:hAnsi="Arial" w:cs="Arial"/>
-          <w:kern w:val="0"/>
-          <w14:ligatures w14:val="none"/>
+          <w:rFonts w:ascii="Arial" w:cs="Arial" w:eastAsia="Times New Roman" w:hAnsi="Arial"/>
         </w:rPr>
         <w:t xml:space="preserve"> Therefore the faster the GPU, the more variables will be accessed. </w:t>
       </w:r>
@@ -1962,63 +1607,53 @@
         <w:spacing w:before="100" w:beforeAutospacing="1" w:after="100" w:afterAutospacing="1" w:line="240" w:lineRule="auto"/>
         <w:jc w:val="both"/>
         <w:rPr>
-          <w:rFonts w:ascii="Arial" w:eastAsia="Times New Roman" w:hAnsi="Arial" w:cs="Arial"/>
+          <w:rFonts w:ascii="Arial" w:cs="Arial" w:eastAsia="Times New Roman" w:hAnsi="Arial"/>
           <w:b/>
           <w:bCs/>
-          <w:kern w:val="0"/>
-          <w14:ligatures w14:val="none"/>
-        </w:rPr>
-      </w:pPr>
-    </w:p>
-    <w:p>
-      <w:pPr>
-        <w:spacing w:before="100" w:beforeAutospacing="1" w:after="100" w:afterAutospacing="1" w:line="240" w:lineRule="auto"/>
-        <w:jc w:val="both"/>
-        <w:rPr>
-          <w:rFonts w:ascii="Arial" w:eastAsia="Times New Roman" w:hAnsi="Arial" w:cs="Arial"/>
-          <w:kern w:val="0"/>
-          <w14:ligatures w14:val="none"/>
-        </w:rPr>
-      </w:pPr>
-    </w:p>
-    <w:p>
-      <w:pPr>
-        <w:spacing w:before="100" w:beforeAutospacing="1" w:after="100" w:afterAutospacing="1" w:line="240" w:lineRule="auto"/>
-        <w:jc w:val="both"/>
-        <w:rPr>
-          <w:rFonts w:ascii="Arial" w:eastAsia="Times New Roman" w:hAnsi="Arial" w:cs="Arial"/>
-          <w:kern w:val="0"/>
-          <w14:ligatures w14:val="none"/>
-        </w:rPr>
-      </w:pPr>
-    </w:p>
-    <w:p>
-      <w:pPr>
-        <w:spacing w:before="100" w:beforeAutospacing="1" w:after="100" w:afterAutospacing="1" w:line="240" w:lineRule="auto"/>
-        <w:jc w:val="both"/>
-        <w:rPr>
-          <w:rFonts w:ascii="Arial" w:eastAsia="Times New Roman" w:hAnsi="Arial" w:cs="Arial"/>
-          <w:kern w:val="0"/>
-          <w14:ligatures w14:val="none"/>
-        </w:rPr>
-      </w:pPr>
-    </w:p>
-    <w:p>
-      <w:pPr>
-        <w:spacing w:before="100" w:beforeAutospacing="1" w:after="100" w:afterAutospacing="1" w:line="240" w:lineRule="auto"/>
-        <w:jc w:val="both"/>
-        <w:rPr>
-          <w:rFonts w:ascii="Arial" w:eastAsia="Times New Roman" w:hAnsi="Arial" w:cs="Arial"/>
-          <w:kern w:val="0"/>
-          <w14:ligatures w14:val="none"/>
-        </w:rPr>
-      </w:pPr>
-    </w:p>
-    <w:p>
-      <w:pPr>
-        <w:jc w:val="both"/>
-        <w:rPr>
-          <w:rFonts w:ascii="Arial" w:hAnsi="Arial" w:cs="Arial"/>
+        </w:rPr>
+      </w:pPr>
+    </w:p>
+    <w:p>
+      <w:pPr>
+        <w:spacing w:before="100" w:beforeAutospacing="1" w:after="100" w:afterAutospacing="1" w:line="240" w:lineRule="auto"/>
+        <w:jc w:val="both"/>
+        <w:rPr>
+          <w:rFonts w:ascii="Arial" w:cs="Arial" w:eastAsia="Times New Roman" w:hAnsi="Arial"/>
+        </w:rPr>
+      </w:pPr>
+    </w:p>
+    <w:p>
+      <w:pPr>
+        <w:spacing w:before="100" w:beforeAutospacing="1" w:after="100" w:afterAutospacing="1" w:line="240" w:lineRule="auto"/>
+        <w:jc w:val="both"/>
+        <w:rPr>
+          <w:rFonts w:ascii="Arial" w:cs="Arial" w:eastAsia="Times New Roman" w:hAnsi="Arial"/>
+        </w:rPr>
+      </w:pPr>
+    </w:p>
+    <w:p>
+      <w:pPr>
+        <w:spacing w:before="100" w:beforeAutospacing="1" w:after="100" w:afterAutospacing="1" w:line="240" w:lineRule="auto"/>
+        <w:jc w:val="both"/>
+        <w:rPr>
+          <w:rFonts w:ascii="Arial" w:cs="Arial" w:eastAsia="Times New Roman" w:hAnsi="Arial"/>
+        </w:rPr>
+      </w:pPr>
+    </w:p>
+    <w:p>
+      <w:pPr>
+        <w:spacing w:before="100" w:beforeAutospacing="1" w:after="100" w:afterAutospacing="1" w:line="240" w:lineRule="auto"/>
+        <w:jc w:val="both"/>
+        <w:rPr>
+          <w:rFonts w:ascii="Arial" w:cs="Arial" w:eastAsia="Times New Roman" w:hAnsi="Arial"/>
+        </w:rPr>
+      </w:pPr>
+    </w:p>
+    <w:p>
+      <w:pPr>
+        <w:jc w:val="both"/>
+        <w:rPr>
+          <w:rFonts w:ascii="Arial" w:cs="Arial" w:hAnsi="Arial"/>
           <w:lang w:val="en-US"/>
         </w:rPr>
       </w:pPr>
@@ -2027,19 +1662,16 @@
       <w:pgSz w:w="11906" w:h="16838"/>
       <w:pgMar w:top="1440" w:right="1440" w:bottom="1440" w:left="1440" w:header="708" w:footer="708" w:gutter="0"/>
       <w:cols w:space="708"/>
-      <w:docGrid w:linePitch="360"/>
     </w:sectPr>
   </w:body>
 </w:document>
 </file>
 
 <file path=word/numbering.xml><?xml version="1.0" encoding="utf-8"?>
-<w:numbering xmlns:wpc="http://schemas.microsoft.com/office/word/2010/wordprocessingCanvas" xmlns:cx="http://schemas.microsoft.com/office/drawing/2014/chartex" xmlns:cx1="http://schemas.microsoft.com/office/drawing/2015/9/8/chartex" xmlns:cx2="http://schemas.microsoft.com/office/drawing/2015/10/21/chartex" xmlns:cx3="http://schemas.microsoft.com/office/drawing/2016/5/9/chartex" xmlns:cx4="http://schemas.microsoft.com/office/drawing/2016/5/10/chartex" xmlns:cx5="http://schemas.microsoft.com/office/drawing/2016/5/11/chartex" xmlns:cx6="http://schemas.microsoft.com/office/drawing/2016/5/12/chartex" xmlns:cx7="http://schemas.microsoft.com/office/drawing/2016/5/13/chartex" xmlns:cx8="http://schemas.microsoft.com/office/drawing/2016/5/14/chartex" xmlns:mc="http://schemas.openxmlformats.org/markup-compatibility/2006" xmlns:aink="http://schemas.microsoft.com/office/drawing/2016/ink" xmlns:am3d="http://schemas.microsoft.com/office/drawing/2017/model3d" xmlns:o="urn:schemas-microsoft-com:office:office" xmlns:oel="http://schemas.microsoft.com/office/2019/extlst" xmlns:r="http://schemas.openxmlformats.org/officeDocument/2006/relationships" xmlns:m="http://schemas.openxmlformats.org/officeDocument/2006/math" xmlns:v="urn:schemas-microsoft-com:vml" xmlns:wp14="http://schemas.microsoft.com/office/word/2010/wordprocessingDrawing" xmlns:wp="http://schemas.openxmlformats.org/drawingml/2006/wordprocessingDrawing" xmlns:w10="urn:schemas-microsoft-com:office:word" xmlns:w="http://schemas.openxmlformats.org/wordprocessingml/2006/main" xmlns:w14="http://schemas.microsoft.com/office/word/2010/wordml" xmlns:w15="http://schemas.microsoft.com/office/word/2012/wordml" xmlns:w16cex="http://schemas.microsoft.com/office/word/2018/wordml/cex" xmlns:w16cid="http://schemas.microsoft.com/office/word/2016/wordml/cid" xmlns:w16="http://schemas.microsoft.com/office/word/2018/wordml" xmlns:w16du="http://schemas.microsoft.com/office/word/2023/wordml/word16du" xmlns:w16sdtdh="http://schemas.microsoft.com/office/word/2020/wordml/sdtdatahash" xmlns:w16sdtfl="http://schemas.microsoft.com/office/word/2024/wordml/sdtformatlock" xmlns:w16se="http://schemas.microsoft.com/office/word/2015/wordml/symex" xmlns:wpg="http://schemas.microsoft.com/office/word/2010/wordprocessingGroup" xmlns:wpi="http://schemas.microsoft.com/office/word/2010/wordprocessingInk" xmlns:wne="http://schemas.microsoft.com/office/word/2006/wordml" xmlns:wps="http://schemas.microsoft.com/office/word/2010/wordprocessingShape" mc:Ignorable="w14 w15 w16se w16cid w16 w16cex w16sdtdh w16sdtfl w16du wp14">
-  <w:abstractNum w:abstractNumId="0" w15:restartNumberingAfterBreak="0">
-    <w:nsid w:val="039B0299"/>
+<w:numbering xmlns:mc="http://schemas.openxmlformats.org/markup-compatibility/2006" xmlns:o="urn:schemas-microsoft-com:office:office" xmlns:r="http://schemas.openxmlformats.org/officeDocument/2006/relationships" xmlns:m="http://schemas.openxmlformats.org/officeDocument/2006/math" xmlns:v="urn:schemas-microsoft-com:vml" xmlns:wp="http://schemas.openxmlformats.org/drawingml/2006/wordprocessingDrawing" xmlns:w10="urn:schemas-microsoft-com:office:word" xmlns:wne="http://schemas.microsoft.com/office/word/2006/wordml" xmlns:w14="http://schemas.microsoft.com/office/word/2010/wordml" xmlns:w="http://schemas.openxmlformats.org/wordprocessingml/2006/main">
+  <w:abstractNum w:abstractNumId="0">
     <w:multiLevelType w:val="multilevel"/>
-    <w:tmpl w:val="FAD2D3F6"/>
-    <w:lvl w:ilvl="0">
+    <w:lvl w:ilvl="0" w:tentative="0">
       <w:start w:val="1"/>
       <w:numFmt w:val="bullet"/>
       <w:lvlText w:val=""/>
@@ -2055,7 +1687,7 @@
         <w:sz w:val="20"/>
       </w:rPr>
     </w:lvl>
-    <w:lvl w:ilvl="1">
+    <w:lvl w:ilvl="1" w:tentative="0">
       <w:start w:val="1"/>
       <w:numFmt w:val="bullet"/>
       <w:lvlText w:val="o"/>
@@ -2184,11 +1816,9 @@
       </w:rPr>
     </w:lvl>
   </w:abstractNum>
-  <w:abstractNum w:abstractNumId="1" w15:restartNumberingAfterBreak="0">
-    <w:nsid w:val="072D0C1E"/>
+  <w:abstractNum w:abstractNumId="1">
     <w:multiLevelType w:val="multilevel"/>
-    <w:tmpl w:val="0742AAFC"/>
-    <w:lvl w:ilvl="0">
+    <w:lvl w:ilvl="0" w:tentative="0">
       <w:start w:val="1"/>
       <w:numFmt w:val="bullet"/>
       <w:lvlText w:val=""/>
@@ -2333,11 +1963,9 @@
       </w:rPr>
     </w:lvl>
   </w:abstractNum>
-  <w:abstractNum w:abstractNumId="2" w15:restartNumberingAfterBreak="0">
-    <w:nsid w:val="0B294AA6"/>
+  <w:abstractNum w:abstractNumId="2">
     <w:multiLevelType w:val="multilevel"/>
-    <w:tmpl w:val="0A3AB882"/>
-    <w:lvl w:ilvl="0">
+    <w:lvl w:ilvl="0" w:tentative="0">
       <w:start w:val="1"/>
       <w:numFmt w:val="bullet"/>
       <w:lvlText w:val=""/>
@@ -2482,11 +2110,9 @@
       </w:rPr>
     </w:lvl>
   </w:abstractNum>
-  <w:abstractNum w:abstractNumId="3" w15:restartNumberingAfterBreak="0">
-    <w:nsid w:val="18815287"/>
+  <w:abstractNum w:abstractNumId="3">
     <w:multiLevelType w:val="multilevel"/>
-    <w:tmpl w:val="8B4AFF08"/>
-    <w:lvl w:ilvl="0">
+    <w:lvl w:ilvl="0" w:tentative="0">
       <w:start w:val="1"/>
       <w:numFmt w:val="bullet"/>
       <w:lvlText w:val=""/>
@@ -2631,11 +2257,9 @@
       </w:rPr>
     </w:lvl>
   </w:abstractNum>
-  <w:abstractNum w:abstractNumId="4" w15:restartNumberingAfterBreak="0">
-    <w:nsid w:val="238030EB"/>
+  <w:abstractNum w:abstractNumId="4">
     <w:multiLevelType w:val="multilevel"/>
-    <w:tmpl w:val="CFD82982"/>
-    <w:lvl w:ilvl="0">
+    <w:lvl w:ilvl="0" w:tentative="0">
       <w:start w:val="1"/>
       <w:numFmt w:val="bullet"/>
       <w:lvlText w:val=""/>
@@ -2780,11 +2404,9 @@
       </w:rPr>
     </w:lvl>
   </w:abstractNum>
-  <w:abstractNum w:abstractNumId="5" w15:restartNumberingAfterBreak="0">
-    <w:nsid w:val="256016CC"/>
+  <w:abstractNum w:abstractNumId="5">
     <w:multiLevelType w:val="multilevel"/>
-    <w:tmpl w:val="8842B26C"/>
-    <w:lvl w:ilvl="0">
+    <w:lvl w:ilvl="0" w:tentative="0">
       <w:start w:val="1"/>
       <w:numFmt w:val="bullet"/>
       <w:lvlText w:val=""/>
@@ -2929,11 +2551,9 @@
       </w:rPr>
     </w:lvl>
   </w:abstractNum>
-  <w:abstractNum w:abstractNumId="6" w15:restartNumberingAfterBreak="0">
-    <w:nsid w:val="3920469E"/>
+  <w:abstractNum w:abstractNumId="6">
     <w:multiLevelType w:val="multilevel"/>
-    <w:tmpl w:val="AA8EB18E"/>
-    <w:lvl w:ilvl="0">
+    <w:lvl w:ilvl="0" w:tentative="0">
       <w:start w:val="1"/>
       <w:numFmt w:val="bullet"/>
       <w:lvlText w:val=""/>
@@ -3078,11 +2698,9 @@
       </w:rPr>
     </w:lvl>
   </w:abstractNum>
-  <w:abstractNum w:abstractNumId="7" w15:restartNumberingAfterBreak="0">
-    <w:nsid w:val="507B4AB3"/>
+  <w:abstractNum w:abstractNumId="7">
     <w:multiLevelType w:val="multilevel"/>
-    <w:tmpl w:val="08A6444A"/>
-    <w:lvl w:ilvl="0">
+    <w:lvl w:ilvl="0" w:tentative="0">
       <w:start w:val="1"/>
       <w:numFmt w:val="bullet"/>
       <w:lvlText w:val=""/>
@@ -3227,11 +2845,9 @@
       </w:rPr>
     </w:lvl>
   </w:abstractNum>
-  <w:abstractNum w:abstractNumId="8" w15:restartNumberingAfterBreak="0">
-    <w:nsid w:val="5FA20B8C"/>
+  <w:abstractNum w:abstractNumId="8">
     <w:multiLevelType w:val="multilevel"/>
-    <w:tmpl w:val="61EC06DA"/>
-    <w:lvl w:ilvl="0">
+    <w:lvl w:ilvl="0" w:tentative="0">
       <w:start w:val="1"/>
       <w:numFmt w:val="bullet"/>
       <w:lvlText w:val=""/>
@@ -3376,11 +2992,9 @@
       </w:rPr>
     </w:lvl>
   </w:abstractNum>
-  <w:abstractNum w:abstractNumId="9" w15:restartNumberingAfterBreak="0">
-    <w:nsid w:val="692E5E11"/>
+  <w:abstractNum w:abstractNumId="9">
     <w:multiLevelType w:val="multilevel"/>
-    <w:tmpl w:val="09F67F10"/>
-    <w:lvl w:ilvl="0">
+    <w:lvl w:ilvl="0" w:tentative="0">
       <w:start w:val="1"/>
       <w:numFmt w:val="bullet"/>
       <w:lvlText w:val=""/>
@@ -3525,648 +3139,474 @@
       </w:rPr>
     </w:lvl>
   </w:abstractNum>
-  <w:num w:numId="1" w16cid:durableId="237251544">
+  <w:num w:numId="1">
     <w:abstractNumId w:val="0"/>
   </w:num>
-  <w:num w:numId="2" w16cid:durableId="2032098927">
+  <w:num w:numId="2">
     <w:abstractNumId w:val="2"/>
   </w:num>
-  <w:num w:numId="3" w16cid:durableId="886800295">
+  <w:num w:numId="3">
     <w:abstractNumId w:val="3"/>
   </w:num>
-  <w:num w:numId="4" w16cid:durableId="1650162014">
+  <w:num w:numId="4">
     <w:abstractNumId w:val="4"/>
   </w:num>
-  <w:num w:numId="5" w16cid:durableId="33046919">
+  <w:num w:numId="5">
     <w:abstractNumId w:val="6"/>
   </w:num>
-  <w:num w:numId="6" w16cid:durableId="2004816429">
+  <w:num w:numId="6">
     <w:abstractNumId w:val="1"/>
   </w:num>
-  <w:num w:numId="7" w16cid:durableId="627248361">
+  <w:num w:numId="7">
     <w:abstractNumId w:val="8"/>
   </w:num>
-  <w:num w:numId="8" w16cid:durableId="316151564">
+  <w:num w:numId="8">
     <w:abstractNumId w:val="7"/>
   </w:num>
-  <w:num w:numId="9" w16cid:durableId="90132106">
+  <w:num w:numId="9">
     <w:abstractNumId w:val="9"/>
   </w:num>
-  <w:num w:numId="10" w16cid:durableId="1070270133">
+  <w:num w:numId="10">
     <w:abstractNumId w:val="5"/>
   </w:num>
 </w:numbering>
 </file>
 
 <file path=word/styles.xml><?xml version="1.0" encoding="utf-8"?>
-<w:styles xmlns:mc="http://schemas.openxmlformats.org/markup-compatibility/2006" xmlns:r="http://schemas.openxmlformats.org/officeDocument/2006/relationships" xmlns:w="http://schemas.openxmlformats.org/wordprocessingml/2006/main" xmlns:w14="http://schemas.microsoft.com/office/word/2010/wordml" xmlns:w15="http://schemas.microsoft.com/office/word/2012/wordml" xmlns:w16cex="http://schemas.microsoft.com/office/word/2018/wordml/cex" xmlns:w16cid="http://schemas.microsoft.com/office/word/2016/wordml/cid" xmlns:w16="http://schemas.microsoft.com/office/word/2018/wordml" xmlns:w16du="http://schemas.microsoft.com/office/word/2023/wordml/word16du" xmlns:w16sdtdh="http://schemas.microsoft.com/office/word/2020/wordml/sdtdatahash" xmlns:w16sdtfl="http://schemas.microsoft.com/office/word/2024/wordml/sdtformatlock" xmlns:w16se="http://schemas.microsoft.com/office/word/2015/wordml/symex" mc:Ignorable="w14 w15 w16se w16cid w16 w16cex w16sdtdh w16sdtfl w16du">
+<w:styles xmlns:r="http://schemas.openxmlformats.org/officeDocument/2006/relationships" xmlns:w14="http://schemas.microsoft.com/office/word/2010/wordml" xmlns:w="http://schemas.openxmlformats.org/wordprocessingml/2006/main">
   <w:docDefaults>
     <w:rPrDefault>
       <w:rPr>
-        <w:rFonts w:asciiTheme="minorHAnsi" w:eastAsiaTheme="minorEastAsia" w:hAnsiTheme="minorHAnsi" w:cstheme="minorBidi"/>
-        <w:kern w:val="2"/>
+        <w:rFonts w:asciiTheme="minorHAnsi" w:cstheme="minorBidi" w:eastAsiaTheme="minorEastAsia" w:hAnsiTheme="minorHAnsi"/>
         <w:sz w:val="24"/>
         <w:szCs w:val="24"/>
-        <w:lang w:val="en-HK" w:eastAsia="zh-TW" w:bidi="ar-SA"/>
+        <w:lang w:val="en-HK" w:bidi="ar-SA" w:eastAsia="zh-TW"/>
         <w14:ligatures w14:val="standardContextual"/>
       </w:rPr>
     </w:rPrDefault>
     <w:pPrDefault>
       <w:pPr>
-        <w:spacing w:after="160" w:line="278" w:lineRule="auto"/>
+        <w:spacing w:beforeAutospacing="0" w:after="160" w:afterAutospacing="0" w:line="278" w:lineRule="auto"/>
       </w:pPr>
     </w:pPrDefault>
   </w:docDefaults>
-  <w:latentStyles w:defLockedState="0" w:defUIPriority="99" w:defSemiHidden="0" w:defUnhideWhenUsed="0" w:defQFormat="0" w:count="376">
-    <w:lsdException w:name="Normal" w:uiPriority="0" w:qFormat="1"/>
-    <w:lsdException w:name="heading 1" w:uiPriority="9" w:qFormat="1"/>
-    <w:lsdException w:name="heading 2" w:semiHidden="1" w:uiPriority="9" w:unhideWhenUsed="1" w:qFormat="1"/>
-    <w:lsdException w:name="heading 3" w:semiHidden="1" w:uiPriority="9" w:unhideWhenUsed="1" w:qFormat="1"/>
-    <w:lsdException w:name="heading 4" w:semiHidden="1" w:uiPriority="9" w:unhideWhenUsed="1" w:qFormat="1"/>
-    <w:lsdException w:name="heading 5" w:semiHidden="1" w:uiPriority="9" w:unhideWhenUsed="1" w:qFormat="1"/>
-    <w:lsdException w:name="heading 6" w:semiHidden="1" w:uiPriority="9" w:unhideWhenUsed="1" w:qFormat="1"/>
-    <w:lsdException w:name="heading 7" w:semiHidden="1" w:uiPriority="9" w:unhideWhenUsed="1" w:qFormat="1"/>
-    <w:lsdException w:name="heading 8" w:semiHidden="1" w:uiPriority="9" w:unhideWhenUsed="1" w:qFormat="1"/>
-    <w:lsdException w:name="heading 9" w:semiHidden="1" w:uiPriority="9" w:unhideWhenUsed="1" w:qFormat="1"/>
-    <w:lsdException w:name="index 1" w:semiHidden="1" w:unhideWhenUsed="1"/>
-    <w:lsdException w:name="index 2" w:semiHidden="1" w:unhideWhenUsed="1"/>
-    <w:lsdException w:name="index 3" w:semiHidden="1" w:unhideWhenUsed="1"/>
-    <w:lsdException w:name="index 4" w:semiHidden="1" w:unhideWhenUsed="1"/>
-    <w:lsdException w:name="index 5" w:semiHidden="1" w:unhideWhenUsed="1"/>
-    <w:lsdException w:name="index 6" w:semiHidden="1" w:unhideWhenUsed="1"/>
-    <w:lsdException w:name="index 7" w:semiHidden="1" w:unhideWhenUsed="1"/>
-    <w:lsdException w:name="index 8" w:semiHidden="1" w:unhideWhenUsed="1"/>
-    <w:lsdException w:name="index 9" w:semiHidden="1" w:unhideWhenUsed="1"/>
-    <w:lsdException w:name="toc 1" w:semiHidden="1" w:uiPriority="39" w:unhideWhenUsed="1"/>
-    <w:lsdException w:name="toc 2" w:semiHidden="1" w:uiPriority="39" w:unhideWhenUsed="1"/>
-    <w:lsdException w:name="toc 3" w:semiHidden="1" w:uiPriority="39" w:unhideWhenUsed="1"/>
-    <w:lsdException w:name="toc 4" w:semiHidden="1" w:uiPriority="39" w:unhideWhenUsed="1"/>
-    <w:lsdException w:name="toc 5" w:semiHidden="1" w:uiPriority="39" w:unhideWhenUsed="1"/>
-    <w:lsdException w:name="toc 6" w:semiHidden="1" w:uiPriority="39" w:unhideWhenUsed="1"/>
-    <w:lsdException w:name="toc 7" w:semiHidden="1" w:uiPriority="39" w:unhideWhenUsed="1"/>
-    <w:lsdException w:name="toc 8" w:semiHidden="1" w:uiPriority="39" w:unhideWhenUsed="1"/>
-    <w:lsdException w:name="toc 9" w:semiHidden="1" w:uiPriority="39" w:unhideWhenUsed="1"/>
-    <w:lsdException w:name="Normal Indent" w:semiHidden="1" w:unhideWhenUsed="1"/>
-    <w:lsdException w:name="footnote text" w:semiHidden="1" w:unhideWhenUsed="1"/>
-    <w:lsdException w:name="annotation text" w:semiHidden="1" w:unhideWhenUsed="1"/>
-    <w:lsdException w:name="header" w:semiHidden="1" w:unhideWhenUsed="1"/>
-    <w:lsdException w:name="footer" w:semiHidden="1" w:unhideWhenUsed="1"/>
-    <w:lsdException w:name="index heading" w:semiHidden="1" w:unhideWhenUsed="1"/>
-    <w:lsdException w:name="caption" w:semiHidden="1" w:uiPriority="35" w:unhideWhenUsed="1" w:qFormat="1"/>
-    <w:lsdException w:name="table of figures" w:semiHidden="1" w:unhideWhenUsed="1"/>
-    <w:lsdException w:name="envelope address" w:semiHidden="1" w:unhideWhenUsed="1"/>
-    <w:lsdException w:name="envelope return" w:semiHidden="1" w:unhideWhenUsed="1"/>
-    <w:lsdException w:name="footnote reference" w:semiHidden="1" w:unhideWhenUsed="1"/>
-    <w:lsdException w:name="annotation reference" w:semiHidden="1" w:unhideWhenUsed="1"/>
-    <w:lsdException w:name="line number" w:semiHidden="1" w:unhideWhenUsed="1"/>
-    <w:lsdException w:name="page number" w:semiHidden="1" w:unhideWhenUsed="1"/>
-    <w:lsdException w:name="endnote reference" w:semiHidden="1" w:unhideWhenUsed="1"/>
-    <w:lsdException w:name="endnote text" w:semiHidden="1" w:unhideWhenUsed="1"/>
-    <w:lsdException w:name="table of authorities" w:semiHidden="1" w:unhideWhenUsed="1"/>
-    <w:lsdException w:name="macro" w:semiHidden="1" w:unhideWhenUsed="1"/>
-    <w:lsdException w:name="toa heading" w:semiHidden="1" w:unhideWhenUsed="1"/>
-    <w:lsdException w:name="List" w:semiHidden="1" w:unhideWhenUsed="1"/>
-    <w:lsdException w:name="List Bullet" w:semiHidden="1" w:unhideWhenUsed="1"/>
-    <w:lsdException w:name="List Number" w:semiHidden="1" w:unhideWhenUsed="1"/>
-    <w:lsdException w:name="List 2" w:semiHidden="1" w:unhideWhenUsed="1"/>
-    <w:lsdException w:name="List 3" w:semiHidden="1" w:unhideWhenUsed="1"/>
-    <w:lsdException w:name="List 4" w:semiHidden="1" w:unhideWhenUsed="1"/>
-    <w:lsdException w:name="List 5" w:semiHidden="1" w:unhideWhenUsed="1"/>
-    <w:lsdException w:name="List Bullet 2" w:semiHidden="1" w:unhideWhenUsed="1"/>
-    <w:lsdException w:name="List Bullet 3" w:semiHidden="1" w:unhideWhenUsed="1"/>
-    <w:lsdException w:name="List Bullet 4" w:semiHidden="1" w:unhideWhenUsed="1"/>
-    <w:lsdException w:name="List Bullet 5" w:semiHidden="1" w:unhideWhenUsed="1"/>
-    <w:lsdException w:name="List Number 2" w:semiHidden="1" w:unhideWhenUsed="1"/>
-    <w:lsdException w:name="List Number 3" w:semiHidden="1" w:unhideWhenUsed="1"/>
-    <w:lsdException w:name="List Number 4" w:semiHidden="1" w:unhideWhenUsed="1"/>
-    <w:lsdException w:name="List Number 5" w:semiHidden="1" w:unhideWhenUsed="1"/>
-    <w:lsdException w:name="Title" w:uiPriority="10" w:qFormat="1"/>
-    <w:lsdException w:name="Closing" w:semiHidden="1" w:unhideWhenUsed="1"/>
-    <w:lsdException w:name="Signature" w:semiHidden="1" w:unhideWhenUsed="1"/>
-    <w:lsdException w:name="Default Paragraph Font" w:semiHidden="1" w:uiPriority="1" w:unhideWhenUsed="1"/>
-    <w:lsdException w:name="Body Text" w:semiHidden="1" w:unhideWhenUsed="1"/>
-    <w:lsdException w:name="Body Text Indent" w:semiHidden="1" w:unhideWhenUsed="1"/>
-    <w:lsdException w:name="List Continue" w:semiHidden="1" w:unhideWhenUsed="1"/>
-    <w:lsdException w:name="List Continue 2" w:semiHidden="1" w:unhideWhenUsed="1"/>
-    <w:lsdException w:name="List Continue 3" w:semiHidden="1" w:unhideWhenUsed="1"/>
-    <w:lsdException w:name="List Continue 4" w:semiHidden="1" w:unhideWhenUsed="1"/>
-    <w:lsdException w:name="List Continue 5" w:semiHidden="1" w:unhideWhenUsed="1"/>
-    <w:lsdException w:name="Message Header" w:semiHidden="1" w:unhideWhenUsed="1"/>
-    <w:lsdException w:name="Subtitle" w:uiPriority="11" w:qFormat="1"/>
-    <w:lsdException w:name="Salutation" w:semiHidden="1" w:unhideWhenUsed="1"/>
-    <w:lsdException w:name="Date" w:semiHidden="1" w:unhideWhenUsed="1"/>
-    <w:lsdException w:name="Body Text First Indent" w:semiHidden="1" w:unhideWhenUsed="1"/>
-    <w:lsdException w:name="Body Text First Indent 2" w:semiHidden="1" w:unhideWhenUsed="1"/>
-    <w:lsdException w:name="Note Heading" w:semiHidden="1" w:unhideWhenUsed="1"/>
-    <w:lsdException w:name="Body Text 2" w:semiHidden="1" w:unhideWhenUsed="1"/>
-    <w:lsdException w:name="Body Text 3" w:semiHidden="1" w:unhideWhenUsed="1"/>
-    <w:lsdException w:name="Body Text Indent 2" w:semiHidden="1" w:unhideWhenUsed="1"/>
-    <w:lsdException w:name="Body Text Indent 3" w:semiHidden="1" w:unhideWhenUsed="1"/>
-    <w:lsdException w:name="Block Text" w:semiHidden="1" w:unhideWhenUsed="1"/>
-    <w:lsdException w:name="Hyperlink" w:semiHidden="1" w:unhideWhenUsed="1"/>
-    <w:lsdException w:name="FollowedHyperlink" w:semiHidden="1" w:unhideWhenUsed="1"/>
-    <w:lsdException w:name="Strong" w:uiPriority="22" w:qFormat="1"/>
-    <w:lsdException w:name="Emphasis" w:uiPriority="20" w:qFormat="1"/>
-    <w:lsdException w:name="Document Map" w:semiHidden="1" w:unhideWhenUsed="1"/>
-    <w:lsdException w:name="Plain Text" w:semiHidden="1" w:unhideWhenUsed="1"/>
-    <w:lsdException w:name="E-mail Signature" w:semiHidden="1" w:unhideWhenUsed="1"/>
-    <w:lsdException w:name="HTML Top of Form" w:semiHidden="1" w:unhideWhenUsed="1"/>
-    <w:lsdException w:name="HTML Bottom of Form" w:semiHidden="1" w:unhideWhenUsed="1"/>
-    <w:lsdException w:name="Normal (Web)" w:semiHidden="1" w:unhideWhenUsed="1"/>
-    <w:lsdException w:name="HTML Acronym" w:semiHidden="1" w:unhideWhenUsed="1"/>
-    <w:lsdException w:name="HTML Address" w:semiHidden="1" w:unhideWhenUsed="1"/>
-    <w:lsdException w:name="HTML Cite" w:semiHidden="1" w:unhideWhenUsed="1"/>
-    <w:lsdException w:name="HTML Code" w:semiHidden="1" w:unhideWhenUsed="1"/>
-    <w:lsdException w:name="HTML Definition" w:semiHidden="1" w:unhideWhenUsed="1"/>
-    <w:lsdException w:name="HTML Keyboard" w:semiHidden="1" w:unhideWhenUsed="1"/>
-    <w:lsdException w:name="HTML Preformatted" w:semiHidden="1" w:unhideWhenUsed="1"/>
-    <w:lsdException w:name="HTML Sample" w:semiHidden="1" w:unhideWhenUsed="1"/>
-    <w:lsdException w:name="HTML Typewriter" w:semiHidden="1" w:unhideWhenUsed="1"/>
-    <w:lsdException w:name="HTML Variable" w:semiHidden="1" w:unhideWhenUsed="1"/>
-    <w:lsdException w:name="Normal Table" w:semiHidden="1" w:unhideWhenUsed="1"/>
-    <w:lsdException w:name="annotation subject" w:semiHidden="1" w:unhideWhenUsed="1"/>
-    <w:lsdException w:name="No List" w:semiHidden="1" w:unhideWhenUsed="1"/>
-    <w:lsdException w:name="Outline List 1" w:semiHidden="1" w:unhideWhenUsed="1"/>
-    <w:lsdException w:name="Outline List 2" w:semiHidden="1" w:unhideWhenUsed="1"/>
-    <w:lsdException w:name="Outline List 3" w:semiHidden="1" w:unhideWhenUsed="1"/>
-    <w:lsdException w:name="Table Simple 1" w:semiHidden="1" w:unhideWhenUsed="1"/>
-    <w:lsdException w:name="Table Simple 2" w:semiHidden="1" w:unhideWhenUsed="1"/>
-    <w:lsdException w:name="Table Simple 3" w:semiHidden="1" w:unhideWhenUsed="1"/>
-    <w:lsdException w:name="Table Classic 1" w:semiHidden="1" w:unhideWhenUsed="1"/>
-    <w:lsdException w:name="Table Classic 2" w:semiHidden="1" w:unhideWhenUsed="1"/>
-    <w:lsdException w:name="Table Classic 3" w:semiHidden="1" w:unhideWhenUsed="1"/>
-    <w:lsdException w:name="Table Classic 4" w:semiHidden="1" w:unhideWhenUsed="1"/>
-    <w:lsdException w:name="Table Colorful 1" w:semiHidden="1" w:unhideWhenUsed="1"/>
-    <w:lsdException w:name="Table Colorful 2" w:semiHidden="1" w:unhideWhenUsed="1"/>
-    <w:lsdException w:name="Table Colorful 3" w:semiHidden="1" w:unhideWhenUsed="1"/>
-    <w:lsdException w:name="Table Columns 1" w:semiHidden="1" w:unhideWhenUsed="1"/>
-    <w:lsdException w:name="Table Columns 2" w:semiHidden="1" w:unhideWhenUsed="1"/>
-    <w:lsdException w:name="Table Columns 3" w:semiHidden="1" w:unhideWhenUsed="1"/>
-    <w:lsdException w:name="Table Columns 4" w:semiHidden="1" w:unhideWhenUsed="1"/>
-    <w:lsdException w:name="Table Columns 5" w:semiHidden="1" w:unhideWhenUsed="1"/>
-    <w:lsdException w:name="Table Grid 1" w:semiHidden="1" w:unhideWhenUsed="1"/>
-    <w:lsdException w:name="Table Grid 2" w:semiHidden="1" w:unhideWhenUsed="1"/>
-    <w:lsdException w:name="Table Grid 3" w:semiHidden="1" w:unhideWhenUsed="1"/>
-    <w:lsdException w:name="Table Grid 4" w:semiHidden="1" w:unhideWhenUsed="1"/>
-    <w:lsdException w:name="Table Grid 5" w:semiHidden="1" w:unhideWhenUsed="1"/>
-    <w:lsdException w:name="Table Grid 6" w:semiHidden="1" w:unhideWhenUsed="1"/>
-    <w:lsdException w:name="Table Grid 7" w:semiHidden="1" w:unhideWhenUsed="1"/>
-    <w:lsdException w:name="Table Grid 8" w:semiHidden="1" w:unhideWhenUsed="1"/>
-    <w:lsdException w:name="Table List 1" w:semiHidden="1" w:unhideWhenUsed="1"/>
-    <w:lsdException w:name="Table List 2" w:semiHidden="1" w:unhideWhenUsed="1"/>
-    <w:lsdException w:name="Table List 3" w:semiHidden="1" w:unhideWhenUsed="1"/>
-    <w:lsdException w:name="Table List 4" w:semiHidden="1" w:unhideWhenUsed="1"/>
-    <w:lsdException w:name="Table List 5" w:semiHidden="1" w:unhideWhenUsed="1"/>
-    <w:lsdException w:name="Table List 6" w:semiHidden="1" w:unhideWhenUsed="1"/>
-    <w:lsdException w:name="Table List 7" w:semiHidden="1" w:unhideWhenUsed="1"/>
-    <w:lsdException w:name="Table List 8" w:semiHidden="1" w:unhideWhenUsed="1"/>
-    <w:lsdException w:name="Table 3D effects 1" w:semiHidden="1" w:unhideWhenUsed="1"/>
-    <w:lsdException w:name="Table 3D effects 2" w:semiHidden="1" w:unhideWhenUsed="1"/>
-    <w:lsdException w:name="Table 3D effects 3" w:semiHidden="1" w:unhideWhenUsed="1"/>
-    <w:lsdException w:name="Table Contemporary" w:semiHidden="1" w:unhideWhenUsed="1"/>
-    <w:lsdException w:name="Table Elegant" w:semiHidden="1" w:unhideWhenUsed="1"/>
-    <w:lsdException w:name="Table Professional" w:semiHidden="1" w:unhideWhenUsed="1"/>
-    <w:lsdException w:name="Table Subtle 1" w:semiHidden="1" w:unhideWhenUsed="1"/>
-    <w:lsdException w:name="Table Subtle 2" w:semiHidden="1" w:unhideWhenUsed="1"/>
-    <w:lsdException w:name="Table Web 1" w:semiHidden="1" w:unhideWhenUsed="1"/>
-    <w:lsdException w:name="Table Web 2" w:semiHidden="1" w:unhideWhenUsed="1"/>
-    <w:lsdException w:name="Table Web 3" w:semiHidden="1" w:unhideWhenUsed="1"/>
-    <w:lsdException w:name="Balloon Text" w:semiHidden="1" w:unhideWhenUsed="1"/>
-    <w:lsdException w:name="Table Grid" w:uiPriority="39"/>
-    <w:lsdException w:name="Table Theme" w:semiHidden="1" w:unhideWhenUsed="1"/>
-    <w:lsdException w:name="Placeholder Text" w:semiHidden="1"/>
-    <w:lsdException w:name="No Spacing" w:uiPriority="1" w:qFormat="1"/>
-    <w:lsdException w:name="Light Shading" w:uiPriority="60"/>
-    <w:lsdException w:name="Light List" w:uiPriority="61"/>
-    <w:lsdException w:name="Light Grid" w:uiPriority="62"/>
-    <w:lsdException w:name="Medium Shading 1" w:uiPriority="63"/>
-    <w:lsdException w:name="Medium Shading 2" w:uiPriority="64"/>
-    <w:lsdException w:name="Medium List 1" w:uiPriority="65"/>
-    <w:lsdException w:name="Medium List 2" w:uiPriority="66"/>
-    <w:lsdException w:name="Medium Grid 1" w:uiPriority="67"/>
-    <w:lsdException w:name="Medium Grid 2" w:uiPriority="68"/>
-    <w:lsdException w:name="Medium Grid 3" w:uiPriority="69"/>
-    <w:lsdException w:name="Dark List" w:uiPriority="70"/>
-    <w:lsdException w:name="Colorful Shading" w:uiPriority="71"/>
-    <w:lsdException w:name="Colorful List" w:uiPriority="72"/>
-    <w:lsdException w:name="Colorful Grid" w:uiPriority="73"/>
-    <w:lsdException w:name="Light Shading Accent 1" w:uiPriority="60"/>
-    <w:lsdException w:name="Light List Accent 1" w:uiPriority="61"/>
-    <w:lsdException w:name="Light Grid Accent 1" w:uiPriority="62"/>
-    <w:lsdException w:name="Medium Shading 1 Accent 1" w:uiPriority="63"/>
-    <w:lsdException w:name="Medium Shading 2 Accent 1" w:uiPriority="64"/>
-    <w:lsdException w:name="Medium List 1 Accent 1" w:uiPriority="65"/>
-    <w:lsdException w:name="Revision" w:semiHidden="1"/>
-    <w:lsdException w:name="List Paragraph" w:uiPriority="34" w:qFormat="1"/>
-    <w:lsdException w:name="Quote" w:uiPriority="29" w:qFormat="1"/>
-    <w:lsdException w:name="Intense Quote" w:uiPriority="30" w:qFormat="1"/>
-    <w:lsdException w:name="Medium List 2 Accent 1" w:uiPriority="66"/>
-    <w:lsdException w:name="Medium Grid 1 Accent 1" w:uiPriority="67"/>
-    <w:lsdException w:name="Medium Grid 2 Accent 1" w:uiPriority="68"/>
-    <w:lsdException w:name="Medium Grid 3 Accent 1" w:uiPriority="69"/>
-    <w:lsdException w:name="Dark List Accent 1" w:uiPriority="70"/>
-    <w:lsdException w:name="Colorful Shading Accent 1" w:uiPriority="71"/>
-    <w:lsdException w:name="Colorful List Accent 1" w:uiPriority="72"/>
-    <w:lsdException w:name="Colorful Grid Accent 1" w:uiPriority="73"/>
-    <w:lsdException w:name="Light Shading Accent 2" w:uiPriority="60"/>
-    <w:lsdException w:name="Light List Accent 2" w:uiPriority="61"/>
-    <w:lsdException w:name="Light Grid Accent 2" w:uiPriority="62"/>
-    <w:lsdException w:name="Medium Shading 1 Accent 2" w:uiPriority="63"/>
-    <w:lsdException w:name="Medium Shading 2 Accent 2" w:uiPriority="64"/>
-    <w:lsdException w:name="Medium List 1 Accent 2" w:uiPriority="65"/>
-    <w:lsdException w:name="Medium List 2 Accent 2" w:uiPriority="66"/>
-    <w:lsdException w:name="Medium Grid 1 Accent 2" w:uiPriority="67"/>
-    <w:lsdException w:name="Medium Grid 2 Accent 2" w:uiPriority="68"/>
-    <w:lsdException w:name="Medium Grid 3 Accent 2" w:uiPriority="69"/>
-    <w:lsdException w:name="Dark List Accent 2" w:uiPriority="70"/>
-    <w:lsdException w:name="Colorful Shading Accent 2" w:uiPriority="71"/>
-    <w:lsdException w:name="Colorful List Accent 2" w:uiPriority="72"/>
-    <w:lsdException w:name="Colorful Grid Accent 2" w:uiPriority="73"/>
-    <w:lsdException w:name="Light Shading Accent 3" w:uiPriority="60"/>
-    <w:lsdException w:name="Light List Accent 3" w:uiPriority="61"/>
-    <w:lsdException w:name="Light Grid Accent 3" w:uiPriority="62"/>
-    <w:lsdException w:name="Medium Shading 1 Accent 3" w:uiPriority="63"/>
-    <w:lsdException w:name="Medium Shading 2 Accent 3" w:uiPriority="64"/>
-    <w:lsdException w:name="Medium List 1 Accent 3" w:uiPriority="65"/>
-    <w:lsdException w:name="Medium List 2 Accent 3" w:uiPriority="66"/>
-    <w:lsdException w:name="Medium Grid 1 Accent 3" w:uiPriority="67"/>
-    <w:lsdException w:name="Medium Grid 2 Accent 3" w:uiPriority="68"/>
-    <w:lsdException w:name="Medium Grid 3 Accent 3" w:uiPriority="69"/>
-    <w:lsdException w:name="Dark List Accent 3" w:uiPriority="70"/>
-    <w:lsdException w:name="Colorful Shading Accent 3" w:uiPriority="71"/>
-    <w:lsdException w:name="Colorful List Accent 3" w:uiPriority="72"/>
-    <w:lsdException w:name="Colorful Grid Accent 3" w:uiPriority="73"/>
-    <w:lsdException w:name="Light Shading Accent 4" w:uiPriority="60"/>
-    <w:lsdException w:name="Light List Accent 4" w:uiPriority="61"/>
-    <w:lsdException w:name="Light Grid Accent 4" w:uiPriority="62"/>
-    <w:lsdException w:name="Medium Shading 1 Accent 4" w:uiPriority="63"/>
-    <w:lsdException w:name="Medium Shading 2 Accent 4" w:uiPriority="64"/>
-    <w:lsdException w:name="Medium List 1 Accent 4" w:uiPriority="65"/>
-    <w:lsdException w:name="Medium List 2 Accent 4" w:uiPriority="66"/>
-    <w:lsdException w:name="Medium Grid 1 Accent 4" w:uiPriority="67"/>
-    <w:lsdException w:name="Medium Grid 2 Accent 4" w:uiPriority="68"/>
-    <w:lsdException w:name="Medium Grid 3 Accent 4" w:uiPriority="69"/>
-    <w:lsdException w:name="Dark List Accent 4" w:uiPriority="70"/>
-    <w:lsdException w:name="Colorful Shading Accent 4" w:uiPriority="71"/>
-    <w:lsdException w:name="Colorful List Accent 4" w:uiPriority="72"/>
-    <w:lsdException w:name="Colorful Grid Accent 4" w:uiPriority="73"/>
-    <w:lsdException w:name="Light Shading Accent 5" w:uiPriority="60"/>
-    <w:lsdException w:name="Light List Accent 5" w:uiPriority="61"/>
-    <w:lsdException w:name="Light Grid Accent 5" w:uiPriority="62"/>
-    <w:lsdException w:name="Medium Shading 1 Accent 5" w:uiPriority="63"/>
-    <w:lsdException w:name="Medium Shading 2 Accent 5" w:uiPriority="64"/>
-    <w:lsdException w:name="Medium List 1 Accent 5" w:uiPriority="65"/>
-    <w:lsdException w:name="Medium List 2 Accent 5" w:uiPriority="66"/>
-    <w:lsdException w:name="Medium Grid 1 Accent 5" w:uiPriority="67"/>
-    <w:lsdException w:name="Medium Grid 2 Accent 5" w:uiPriority="68"/>
-    <w:lsdException w:name="Medium Grid 3 Accent 5" w:uiPriority="69"/>
-    <w:lsdException w:name="Dark List Accent 5" w:uiPriority="70"/>
-    <w:lsdException w:name="Colorful Shading Accent 5" w:uiPriority="71"/>
-    <w:lsdException w:name="Colorful List Accent 5" w:uiPriority="72"/>
-    <w:lsdException w:name="Colorful Grid Accent 5" w:uiPriority="73"/>
-    <w:lsdException w:name="Light Shading Accent 6" w:uiPriority="60"/>
-    <w:lsdException w:name="Light List Accent 6" w:uiPriority="61"/>
-    <w:lsdException w:name="Light Grid Accent 6" w:uiPriority="62"/>
-    <w:lsdException w:name="Medium Shading 1 Accent 6" w:uiPriority="63"/>
-    <w:lsdException w:name="Medium Shading 2 Accent 6" w:uiPriority="64"/>
-    <w:lsdException w:name="Medium List 1 Accent 6" w:uiPriority="65"/>
-    <w:lsdException w:name="Medium List 2 Accent 6" w:uiPriority="66"/>
-    <w:lsdException w:name="Medium Grid 1 Accent 6" w:uiPriority="67"/>
-    <w:lsdException w:name="Medium Grid 2 Accent 6" w:uiPriority="68"/>
-    <w:lsdException w:name="Medium Grid 3 Accent 6" w:uiPriority="69"/>
-    <w:lsdException w:name="Dark List Accent 6" w:uiPriority="70"/>
-    <w:lsdException w:name="Colorful Shading Accent 6" w:uiPriority="71"/>
-    <w:lsdException w:name="Colorful List Accent 6" w:uiPriority="72"/>
-    <w:lsdException w:name="Colorful Grid Accent 6" w:uiPriority="73"/>
-    <w:lsdException w:name="Subtle Emphasis" w:uiPriority="19" w:qFormat="1"/>
-    <w:lsdException w:name="Intense Emphasis" w:uiPriority="21" w:qFormat="1"/>
-    <w:lsdException w:name="Subtle Reference" w:uiPriority="31" w:qFormat="1"/>
-    <w:lsdException w:name="Intense Reference" w:uiPriority="32" w:qFormat="1"/>
-    <w:lsdException w:name="Book Title" w:uiPriority="33" w:qFormat="1"/>
-    <w:lsdException w:name="Bibliography" w:semiHidden="1" w:uiPriority="37" w:unhideWhenUsed="1"/>
-    <w:lsdException w:name="TOC Heading" w:semiHidden="1" w:uiPriority="39" w:unhideWhenUsed="1" w:qFormat="1"/>
-    <w:lsdException w:name="Plain Table 1" w:uiPriority="41"/>
-    <w:lsdException w:name="Plain Table 2" w:uiPriority="42"/>
-    <w:lsdException w:name="Plain Table 3" w:uiPriority="43"/>
-    <w:lsdException w:name="Plain Table 4" w:uiPriority="44"/>
-    <w:lsdException w:name="Plain Table 5" w:uiPriority="45"/>
-    <w:lsdException w:name="Grid Table Light" w:uiPriority="40"/>
-    <w:lsdException w:name="Grid Table 1 Light" w:uiPriority="46"/>
-    <w:lsdException w:name="Grid Table 2" w:uiPriority="47"/>
-    <w:lsdException w:name="Grid Table 3" w:uiPriority="48"/>
-    <w:lsdException w:name="Grid Table 4" w:uiPriority="49"/>
-    <w:lsdException w:name="Grid Table 5 Dark" w:uiPriority="50"/>
-    <w:lsdException w:name="Grid Table 6 Colorful" w:uiPriority="51"/>
-    <w:lsdException w:name="Grid Table 7 Colorful" w:uiPriority="52"/>
-    <w:lsdException w:name="Grid Table 1 Light Accent 1" w:uiPriority="46"/>
-    <w:lsdException w:name="Grid Table 2 Accent 1" w:uiPriority="47"/>
-    <w:lsdException w:name="Grid Table 3 Accent 1" w:uiPriority="48"/>
-    <w:lsdException w:name="Grid Table 4 Accent 1" w:uiPriority="49"/>
-    <w:lsdException w:name="Grid Table 5 Dark Accent 1" w:uiPriority="50"/>
-    <w:lsdException w:name="Grid Table 6 Colorful Accent 1" w:uiPriority="51"/>
-    <w:lsdException w:name="Grid Table 7 Colorful Accent 1" w:uiPriority="52"/>
-    <w:lsdException w:name="Grid Table 1 Light Accent 2" w:uiPriority="46"/>
-    <w:lsdException w:name="Grid Table 2 Accent 2" w:uiPriority="47"/>
-    <w:lsdException w:name="Grid Table 3 Accent 2" w:uiPriority="48"/>
-    <w:lsdException w:name="Grid Table 4 Accent 2" w:uiPriority="49"/>
-    <w:lsdException w:name="Grid Table 5 Dark Accent 2" w:uiPriority="50"/>
-    <w:lsdException w:name="Grid Table 6 Colorful Accent 2" w:uiPriority="51"/>
-    <w:lsdException w:name="Grid Table 7 Colorful Accent 2" w:uiPriority="52"/>
-    <w:lsdException w:name="Grid Table 1 Light Accent 3" w:uiPriority="46"/>
-    <w:lsdException w:name="Grid Table 2 Accent 3" w:uiPriority="47"/>
-    <w:lsdException w:name="Grid Table 3 Accent 3" w:uiPriority="48"/>
-    <w:lsdException w:name="Grid Table 4 Accent 3" w:uiPriority="49"/>
-    <w:lsdException w:name="Grid Table 5 Dark Accent 3" w:uiPriority="50"/>
-    <w:lsdException w:name="Grid Table 6 Colorful Accent 3" w:uiPriority="51"/>
-    <w:lsdException w:name="Grid Table 7 Colorful Accent 3" w:uiPriority="52"/>
-    <w:lsdException w:name="Grid Table 1 Light Accent 4" w:uiPriority="46"/>
-    <w:lsdException w:name="Grid Table 2 Accent 4" w:uiPriority="47"/>
-    <w:lsdException w:name="Grid Table 3 Accent 4" w:uiPriority="48"/>
-    <w:lsdException w:name="Grid Table 4 Accent 4" w:uiPriority="49"/>
-    <w:lsdException w:name="Grid Table 5 Dark Accent 4" w:uiPriority="50"/>
-    <w:lsdException w:name="Grid Table 6 Colorful Accent 4" w:uiPriority="51"/>
-    <w:lsdException w:name="Grid Table 7 Colorful Accent 4" w:uiPriority="52"/>
-    <w:lsdException w:name="Grid Table 1 Light Accent 5" w:uiPriority="46"/>
-    <w:lsdException w:name="Grid Table 2 Accent 5" w:uiPriority="47"/>
-    <w:lsdException w:name="Grid Table 3 Accent 5" w:uiPriority="48"/>
-    <w:lsdException w:name="Grid Table 4 Accent 5" w:uiPriority="49"/>
-    <w:lsdException w:name="Grid Table 5 Dark Accent 5" w:uiPriority="50"/>
-    <w:lsdException w:name="Grid Table 6 Colorful Accent 5" w:uiPriority="51"/>
-    <w:lsdException w:name="Grid Table 7 Colorful Accent 5" w:uiPriority="52"/>
-    <w:lsdException w:name="Grid Table 1 Light Accent 6" w:uiPriority="46"/>
-    <w:lsdException w:name="Grid Table 2 Accent 6" w:uiPriority="47"/>
-    <w:lsdException w:name="Grid Table 3 Accent 6" w:uiPriority="48"/>
-    <w:lsdException w:name="Grid Table 4 Accent 6" w:uiPriority="49"/>
-    <w:lsdException w:name="Grid Table 5 Dark Accent 6" w:uiPriority="50"/>
-    <w:lsdException w:name="Grid Table 6 Colorful Accent 6" w:uiPriority="51"/>
-    <w:lsdException w:name="Grid Table 7 Colorful Accent 6" w:uiPriority="52"/>
-    <w:lsdException w:name="List Table 1 Light" w:uiPriority="46"/>
-    <w:lsdException w:name="List Table 2" w:uiPriority="47"/>
-    <w:lsdException w:name="List Table 3" w:uiPriority="48"/>
-    <w:lsdException w:name="List Table 4" w:uiPriority="49"/>
-    <w:lsdException w:name="List Table 5 Dark" w:uiPriority="50"/>
-    <w:lsdException w:name="List Table 6 Colorful" w:uiPriority="51"/>
-    <w:lsdException w:name="List Table 7 Colorful" w:uiPriority="52"/>
-    <w:lsdException w:name="List Table 1 Light Accent 1" w:uiPriority="46"/>
-    <w:lsdException w:name="List Table 2 Accent 1" w:uiPriority="47"/>
-    <w:lsdException w:name="List Table 3 Accent 1" w:uiPriority="48"/>
-    <w:lsdException w:name="List Table 4 Accent 1" w:uiPriority="49"/>
-    <w:lsdException w:name="List Table 5 Dark Accent 1" w:uiPriority="50"/>
-    <w:lsdException w:name="List Table 6 Colorful Accent 1" w:uiPriority="51"/>
-    <w:lsdException w:name="List Table 7 Colorful Accent 1" w:uiPriority="52"/>
-    <w:lsdException w:name="List Table 1 Light Accent 2" w:uiPriority="46"/>
-    <w:lsdException w:name="List Table 2 Accent 2" w:uiPriority="47"/>
-    <w:lsdException w:name="List Table 3 Accent 2" w:uiPriority="48"/>
-    <w:lsdException w:name="List Table 4 Accent 2" w:uiPriority="49"/>
-    <w:lsdException w:name="List Table 5 Dark Accent 2" w:uiPriority="50"/>
-    <w:lsdException w:name="List Table 6 Colorful Accent 2" w:uiPriority="51"/>
-    <w:lsdException w:name="List Table 7 Colorful Accent 2" w:uiPriority="52"/>
-    <w:lsdException w:name="List Table 1 Light Accent 3" w:uiPriority="46"/>
-    <w:lsdException w:name="List Table 2 Accent 3" w:uiPriority="47"/>
-    <w:lsdException w:name="List Table 3 Accent 3" w:uiPriority="48"/>
-    <w:lsdException w:name="List Table 4 Accent 3" w:uiPriority="49"/>
-    <w:lsdException w:name="List Table 5 Dark Accent 3" w:uiPriority="50"/>
-    <w:lsdException w:name="List Table 6 Colorful Accent 3" w:uiPriority="51"/>
-    <w:lsdException w:name="List Table 7 Colorful Accent 3" w:uiPriority="52"/>
-    <w:lsdException w:name="List Table 1 Light Accent 4" w:uiPriority="46"/>
-    <w:lsdException w:name="List Table 2 Accent 4" w:uiPriority="47"/>
-    <w:lsdException w:name="List Table 3 Accent 4" w:uiPriority="48"/>
-    <w:lsdException w:name="List Table 4 Accent 4" w:uiPriority="49"/>
-    <w:lsdException w:name="List Table 5 Dark Accent 4" w:uiPriority="50"/>
-    <w:lsdException w:name="List Table 6 Colorful Accent 4" w:uiPriority="51"/>
-    <w:lsdException w:name="List Table 7 Colorful Accent 4" w:uiPriority="52"/>
-    <w:lsdException w:name="List Table 1 Light Accent 5" w:uiPriority="46"/>
-    <w:lsdException w:name="List Table 2 Accent 5" w:uiPriority="47"/>
-    <w:lsdException w:name="List Table 3 Accent 5" w:uiPriority="48"/>
-    <w:lsdException w:name="List Table 4 Accent 5" w:uiPriority="49"/>
-    <w:lsdException w:name="List Table 5 Dark Accent 5" w:uiPriority="50"/>
-    <w:lsdException w:name="List Table 6 Colorful Accent 5" w:uiPriority="51"/>
-    <w:lsdException w:name="List Table 7 Colorful Accent 5" w:uiPriority="52"/>
-    <w:lsdException w:name="List Table 1 Light Accent 6" w:uiPriority="46"/>
-    <w:lsdException w:name="List Table 2 Accent 6" w:uiPriority="47"/>
-    <w:lsdException w:name="List Table 3 Accent 6" w:uiPriority="48"/>
-    <w:lsdException w:name="List Table 4 Accent 6" w:uiPriority="49"/>
-    <w:lsdException w:name="List Table 5 Dark Accent 6" w:uiPriority="50"/>
-    <w:lsdException w:name="List Table 6 Colorful Accent 6" w:uiPriority="51"/>
-    <w:lsdException w:name="List Table 7 Colorful Accent 6" w:uiPriority="52"/>
-    <w:lsdException w:name="Mention" w:semiHidden="1" w:unhideWhenUsed="1"/>
-    <w:lsdException w:name="Smart Hyperlink" w:semiHidden="1" w:unhideWhenUsed="1"/>
-    <w:lsdException w:name="Hashtag" w:semiHidden="1" w:unhideWhenUsed="1"/>
-    <w:lsdException w:name="Unresolved Mention" w:semiHidden="1" w:unhideWhenUsed="1"/>
-    <w:lsdException w:name="Smart Link" w:semiHidden="1" w:unhideWhenUsed="1"/>
-  </w:latentStyles>
+  <w:style w:type="paragraph" w:styleId="NoSpacing">
+    <w:name w:val="No Spacing"/>
+    <w:uiPriority w:val="1"/>
+    <w:qFormat w:val="on"/>
+    <w:pPr>
+      <w:spacing w:beforeAutospacing="0" w:after="0" w:afterAutospacing="0" w:line="240" w:lineRule="auto"/>
+    </w:pPr>
+  </w:style>
+  <w:style w:type="character" w:styleId="SubtleEmphasis">
+    <w:name w:val="Subtle Emphasis"/>
+    <w:basedOn w:val="DefaultParagraphFont"/>
+    <w:uiPriority w:val="19"/>
+    <w:qFormat w:val="on"/>
+    <w:rPr>
+      <w:i/>
+      <w:iCs/>
+      <w:color w:val="808080" w:themeColor="text1" w:themeTint="7f"/>
+    </w:rPr>
+  </w:style>
+  <w:style w:type="character" w:styleId="Emphasis">
+    <w:name w:val="Emphasis"/>
+    <w:basedOn w:val="DefaultParagraphFont"/>
+    <w:uiPriority w:val="20"/>
+    <w:qFormat w:val="on"/>
+    <w:rPr>
+      <w:i/>
+      <w:iCs/>
+    </w:rPr>
+  </w:style>
+  <w:style w:type="character" w:styleId="SubtleReference">
+    <w:name w:val="Subtle Reference"/>
+    <w:basedOn w:val="DefaultParagraphFont"/>
+    <w:uiPriority w:val="31"/>
+    <w:qFormat w:val="on"/>
+    <w:rPr>
+      <w:smallCaps/>
+      <w:color w:val="e97132" w:themeColor="accent2"/>
+      <w:u w:val="single"/>
+    </w:rPr>
+  </w:style>
+  <w:style w:type="character" w:styleId="BookTitle">
+    <w:name w:val="Book Title"/>
+    <w:basedOn w:val="DefaultParagraphFont"/>
+    <w:uiPriority w:val="33"/>
+    <w:qFormat w:val="on"/>
+    <w:rPr>
+      <w:b/>
+      <w:bCs/>
+      <w:smallCaps/>
+      <w:spacing w:val="5"/>
+    </w:rPr>
+  </w:style>
+  <w:style w:type="paragraph" w:styleId="Footnotetext">
+    <w:name w:val="Footnote text"/>
+    <w:basedOn w:val="Normal"/>
+    <w:link w:val="FootnoteTextChar"/>
+    <w:uiPriority w:val="99"/>
+    <w:semiHidden w:val="on"/>
+    <w:unhideWhenUsed w:val="on"/>
+    <w:pPr>
+      <w:spacing w:beforeAutospacing="0" w:after="0" w:afterAutospacing="0" w:line="240" w:lineRule="auto"/>
+    </w:pPr>
+    <w:rPr>
+      <w:sz w:val="20"/>
+      <w:szCs w:val="20"/>
+    </w:rPr>
+  </w:style>
+  <w:style w:type="character" w:customStyle="1" w:styleId="FootnoteTextChar">
+    <w:name w:val="Footnote Text Char"/>
+    <w:basedOn w:val="DefaultParagraphFont"/>
+    <w:link w:val="Footnotetext"/>
+    <w:uiPriority w:val="99"/>
+    <w:semiHidden w:val="on"/>
+    <w:rPr>
+      <w:sz w:val="20"/>
+      <w:szCs w:val="20"/>
+    </w:rPr>
+  </w:style>
+  <w:style w:type="character" w:styleId="Footnotereference">
+    <w:name w:val="Footnote reference"/>
+    <w:basedOn w:val="DefaultParagraphFont"/>
+    <w:uiPriority w:val="99"/>
+    <w:semiHidden w:val="on"/>
+    <w:unhideWhenUsed w:val="on"/>
+    <w:rPr>
+      <w:vertAlign w:val="superscript"/>
+    </w:rPr>
+  </w:style>
+  <w:style w:type="paragraph" w:styleId="Endnotetext">
+    <w:name w:val="Endnote text"/>
+    <w:basedOn w:val="Normal"/>
+    <w:link w:val="EndnoteTextChar"/>
+    <w:uiPriority w:val="99"/>
+    <w:semiHidden w:val="on"/>
+    <w:unhideWhenUsed w:val="on"/>
+    <w:pPr>
+      <w:spacing w:beforeAutospacing="0" w:after="0" w:afterAutospacing="0" w:line="240" w:lineRule="auto"/>
+    </w:pPr>
+    <w:rPr>
+      <w:sz w:val="20"/>
+      <w:szCs w:val="20"/>
+    </w:rPr>
+  </w:style>
+  <w:style w:type="character" w:customStyle="1" w:styleId="EndnoteTextChar">
+    <w:name w:val="Endnote Text Char"/>
+    <w:basedOn w:val="DefaultParagraphFont"/>
+    <w:link w:val="Endnotetext"/>
+    <w:uiPriority w:val="99"/>
+    <w:semiHidden w:val="on"/>
+    <w:rPr>
+      <w:sz w:val="20"/>
+      <w:szCs w:val="20"/>
+    </w:rPr>
+  </w:style>
+  <w:style w:type="character" w:styleId="Endnotereference">
+    <w:name w:val="Endnote reference"/>
+    <w:basedOn w:val="DefaultParagraphFont"/>
+    <w:uiPriority w:val="99"/>
+    <w:semiHidden w:val="on"/>
+    <w:unhideWhenUsed w:val="on"/>
+    <w:rPr>
+      <w:vertAlign w:val="superscript"/>
+    </w:rPr>
+  </w:style>
+  <w:style w:type="character" w:styleId="Hyperlink">
+    <w:name w:val="Hyperlink"/>
+    <w:basedOn w:val="DefaultParagraphFont"/>
+    <w:uiPriority w:val="99"/>
+    <w:unhideWhenUsed w:val="on"/>
+    <w:rPr>
+      <w:color w:val="467886" w:themeColor="hyperlink"/>
+      <w:u w:val="single"/>
+    </w:rPr>
+  </w:style>
+  <w:style w:type="character" w:styleId="FollowedHyperlink">
+    <w:name w:val="FollowedHyperlink"/>
+    <w:basedOn w:val="DefaultParagraphFont"/>
+    <w:uiPriority w:val="99"/>
+    <w:semiHidden w:val="on"/>
+    <w:unhideWhenUsed w:val="on"/>
+    <w:rPr>
+      <w:color w:val="96607d" w:themeColor="followedHyperlink"/>
+      <w:u w:val="single"/>
+    </w:rPr>
+  </w:style>
+  <w:style w:type="paragraph" w:styleId="PlainText">
+    <w:name w:val="Plain Text"/>
+    <w:basedOn w:val="Normal"/>
+    <w:link w:val="PlainTextChar"/>
+    <w:uiPriority w:val="99"/>
+    <w:semiHidden w:val="on"/>
+    <w:unhideWhenUsed w:val="on"/>
+    <w:pPr>
+      <w:spacing w:beforeAutospacing="0" w:after="0" w:afterAutospacing="0" w:line="240" w:lineRule="auto"/>
+    </w:pPr>
+    <w:rPr>
+      <w:rFonts w:ascii="Courier New" w:cs="Courier New" w:hAnsi="Courier New"/>
+      <w:sz w:val="21"/>
+      <w:szCs w:val="21"/>
+    </w:rPr>
+  </w:style>
+  <w:style w:type="character" w:customStyle="1" w:styleId="PlainTextChar">
+    <w:name w:val="Plain Text Char"/>
+    <w:basedOn w:val="DefaultParagraphFont"/>
+    <w:link w:val="PlainText"/>
+    <w:uiPriority w:val="99"/>
+    <w:rPr>
+      <w:rFonts w:ascii="Courier New" w:cs="Courier New" w:hAnsi="Courier New"/>
+      <w:sz w:val="21"/>
+      <w:szCs w:val="21"/>
+    </w:rPr>
+  </w:style>
+  <w:style w:type="paragraph" w:styleId="Header">
+    <w:name w:val="Header"/>
+    <w:basedOn w:val="Normal"/>
+    <w:link w:val="HeaderChar"/>
+    <w:uiPriority w:val="99"/>
+    <w:unhideWhenUsed w:val="on"/>
+    <w:pPr>
+      <w:spacing w:beforeAutospacing="0" w:after="0" w:afterAutospacing="0" w:line="240" w:lineRule="auto"/>
+    </w:pPr>
+  </w:style>
+  <w:style w:type="character" w:customStyle="1" w:styleId="HeaderChar">
+    <w:name w:val="Header Char"/>
+    <w:basedOn w:val="DefaultParagraphFont"/>
+    <w:link w:val="Header"/>
+    <w:uiPriority w:val="99"/>
+  </w:style>
+  <w:style w:type="paragraph" w:styleId="Footer">
+    <w:name w:val="Footer"/>
+    <w:basedOn w:val="Normal"/>
+    <w:link w:val="FooterChar"/>
+    <w:uiPriority w:val="99"/>
+    <w:unhideWhenUsed w:val="on"/>
+    <w:pPr>
+      <w:spacing w:beforeAutospacing="0" w:after="0" w:afterAutospacing="0" w:line="240" w:lineRule="auto"/>
+    </w:pPr>
+  </w:style>
+  <w:style w:type="character" w:customStyle="1" w:styleId="FooterChar">
+    <w:name w:val="Footer Char"/>
+    <w:basedOn w:val="DefaultParagraphFont"/>
+    <w:link w:val="Footer"/>
+    <w:uiPriority w:val="99"/>
+  </w:style>
+  <w:style w:type="paragraph" w:styleId="Caption">
+    <w:name w:val="Caption"/>
+    <w:basedOn w:val="Normal"/>
+    <w:next w:val="Normal"/>
+    <w:uiPriority w:val="35"/>
+    <w:unhideWhenUsed w:val="on"/>
+    <w:qFormat w:val="on"/>
+    <w:pPr>
+      <w:spacing w:beforeAutospacing="0" w:after="200" w:afterAutospacing="0" w:line="240" w:lineRule="auto"/>
+    </w:pPr>
+    <w:rPr>
+      <w:i/>
+      <w:iCs/>
+      <w:color w:val="0e2841" w:themeColor="text2"/>
+      <w:sz w:val="18"/>
+      <w:szCs w:val="18"/>
+    </w:rPr>
+  </w:style>
   <w:style w:type="paragraph" w:default="1" w:styleId="Normal">
     <w:name w:val="Normal"/>
-    <w:qFormat/>
+    <w:uiPriority w:val="99"/>
+    <w:qFormat w:val="on"/>
   </w:style>
   <w:style w:type="paragraph" w:styleId="Heading1">
-    <w:name w:val="heading 1"/>
+    <w:name w:val="Heading 1"/>
     <w:basedOn w:val="Normal"/>
     <w:next w:val="Normal"/>
     <w:link w:val="Heading1Char"/>
     <w:uiPriority w:val="9"/>
-    <w:qFormat/>
-    <w:rsid w:val="00014E51"/>
+    <w:qFormat w:val="on"/>
     <w:pPr>
-      <w:keepNext/>
-      <w:keepLines/>
-      <w:spacing w:before="360" w:after="80"/>
-      <w:outlineLvl w:val="0"/>
+      <w:keepNext w:val="on"/>
+      <w:keepLines w:val="on"/>
+      <w:spacing w:before="360" w:beforeAutospacing="0" w:after="80" w:afterAutospacing="0"/>
     </w:pPr>
     <w:rPr>
-      <w:rFonts w:asciiTheme="majorHAnsi" w:eastAsiaTheme="majorEastAsia" w:hAnsiTheme="majorHAnsi" w:cstheme="majorBidi"/>
-      <w:color w:val="0F4761" w:themeColor="accent1" w:themeShade="BF"/>
+      <w:rFonts w:asciiTheme="majorHAnsi" w:cstheme="majorBidi" w:eastAsiaTheme="majorEastAsia" w:hAnsiTheme="majorHAnsi"/>
+      <w:color w:val="104760" w:themeColor="accent1" w:themeShade="bf"/>
       <w:sz w:val="40"/>
       <w:szCs w:val="40"/>
     </w:rPr>
   </w:style>
   <w:style w:type="paragraph" w:styleId="Heading2">
-    <w:name w:val="heading 2"/>
+    <w:name w:val="Heading 2"/>
     <w:basedOn w:val="Normal"/>
     <w:next w:val="Normal"/>
     <w:link w:val="Heading2Char"/>
     <w:uiPriority w:val="9"/>
-    <w:semiHidden/>
-    <w:unhideWhenUsed/>
-    <w:qFormat/>
-    <w:rsid w:val="00014E51"/>
+    <w:semiHidden w:val="on"/>
+    <w:unhideWhenUsed w:val="on"/>
+    <w:qFormat w:val="on"/>
     <w:pPr>
-      <w:keepNext/>
-      <w:keepLines/>
-      <w:spacing w:before="160" w:after="80"/>
-      <w:outlineLvl w:val="1"/>
+      <w:keepNext w:val="on"/>
+      <w:keepLines w:val="on"/>
+      <w:spacing w:before="160" w:beforeAutospacing="0" w:after="80" w:afterAutospacing="0"/>
     </w:pPr>
     <w:rPr>
-      <w:rFonts w:asciiTheme="majorHAnsi" w:eastAsiaTheme="majorEastAsia" w:hAnsiTheme="majorHAnsi" w:cstheme="majorBidi"/>
-      <w:color w:val="0F4761" w:themeColor="accent1" w:themeShade="BF"/>
+      <w:rFonts w:asciiTheme="majorHAnsi" w:cstheme="majorBidi" w:eastAsiaTheme="majorEastAsia" w:hAnsiTheme="majorHAnsi"/>
+      <w:color w:val="104760" w:themeColor="accent1" w:themeShade="bf"/>
       <w:sz w:val="32"/>
       <w:szCs w:val="32"/>
     </w:rPr>
   </w:style>
   <w:style w:type="paragraph" w:styleId="Heading3">
-    <w:name w:val="heading 3"/>
+    <w:name w:val="Heading 3"/>
     <w:basedOn w:val="Normal"/>
     <w:next w:val="Normal"/>
     <w:link w:val="Heading3Char"/>
     <w:uiPriority w:val="9"/>
-    <w:unhideWhenUsed/>
-    <w:qFormat/>
-    <w:rsid w:val="00014E51"/>
+    <w:unhideWhenUsed w:val="on"/>
+    <w:qFormat w:val="on"/>
     <w:pPr>
-      <w:keepNext/>
-      <w:keepLines/>
-      <w:spacing w:before="160" w:after="80"/>
-      <w:outlineLvl w:val="2"/>
+      <w:keepNext w:val="on"/>
+      <w:keepLines w:val="on"/>
+      <w:spacing w:before="160" w:beforeAutospacing="0" w:after="80" w:afterAutospacing="0"/>
     </w:pPr>
     <w:rPr>
-      <w:rFonts w:eastAsiaTheme="majorEastAsia" w:cstheme="majorBidi"/>
-      <w:color w:val="0F4761" w:themeColor="accent1" w:themeShade="BF"/>
+      <w:rFonts w:cstheme="majorBidi" w:eastAsiaTheme="majorEastAsia"/>
+      <w:color w:val="104760" w:themeColor="accent1" w:themeShade="bf"/>
       <w:sz w:val="28"/>
       <w:szCs w:val="28"/>
     </w:rPr>
   </w:style>
   <w:style w:type="paragraph" w:styleId="Heading4">
-    <w:name w:val="heading 4"/>
+    <w:name w:val="Heading 4"/>
     <w:basedOn w:val="Normal"/>
     <w:next w:val="Normal"/>
     <w:link w:val="Heading4Char"/>
     <w:uiPriority w:val="9"/>
-    <w:unhideWhenUsed/>
-    <w:qFormat/>
-    <w:rsid w:val="00014E51"/>
+    <w:unhideWhenUsed w:val="on"/>
+    <w:qFormat w:val="on"/>
     <w:pPr>
-      <w:keepNext/>
-      <w:keepLines/>
-      <w:spacing w:before="80" w:after="40"/>
-      <w:outlineLvl w:val="3"/>
+      <w:keepNext w:val="on"/>
+      <w:keepLines w:val="on"/>
+      <w:spacing w:before="80" w:beforeAutospacing="0" w:after="40" w:afterAutospacing="0"/>
     </w:pPr>
     <w:rPr>
-      <w:rFonts w:eastAsiaTheme="majorEastAsia" w:cstheme="majorBidi"/>
+      <w:rFonts w:cstheme="majorBidi" w:eastAsiaTheme="majorEastAsia"/>
       <w:i/>
       <w:iCs/>
-      <w:color w:val="0F4761" w:themeColor="accent1" w:themeShade="BF"/>
+      <w:color w:val="104760" w:themeColor="accent1" w:themeShade="bf"/>
     </w:rPr>
   </w:style>
   <w:style w:type="paragraph" w:styleId="Heading5">
-    <w:name w:val="heading 5"/>
+    <w:name w:val="Heading 5"/>
     <w:basedOn w:val="Normal"/>
     <w:next w:val="Normal"/>
     <w:link w:val="Heading5Char"/>
     <w:uiPriority w:val="9"/>
-    <w:semiHidden/>
-    <w:unhideWhenUsed/>
-    <w:qFormat/>
-    <w:rsid w:val="00014E51"/>
+    <w:semiHidden w:val="on"/>
+    <w:unhideWhenUsed w:val="on"/>
+    <w:qFormat w:val="on"/>
     <w:pPr>
-      <w:keepNext/>
-      <w:keepLines/>
-      <w:spacing w:before="80" w:after="40"/>
-      <w:outlineLvl w:val="4"/>
+      <w:keepNext w:val="on"/>
+      <w:keepLines w:val="on"/>
+      <w:spacing w:before="80" w:beforeAutospacing="0" w:after="40" w:afterAutospacing="0"/>
     </w:pPr>
     <w:rPr>
-      <w:rFonts w:eastAsiaTheme="majorEastAsia" w:cstheme="majorBidi"/>
-      <w:color w:val="0F4761" w:themeColor="accent1" w:themeShade="BF"/>
+      <w:rFonts w:cstheme="majorBidi" w:eastAsiaTheme="majorEastAsia"/>
+      <w:color w:val="104760" w:themeColor="accent1" w:themeShade="bf"/>
     </w:rPr>
   </w:style>
   <w:style w:type="paragraph" w:styleId="Heading6">
-    <w:name w:val="heading 6"/>
+    <w:name w:val="Heading 6"/>
     <w:basedOn w:val="Normal"/>
     <w:next w:val="Normal"/>
     <w:link w:val="Heading6Char"/>
     <w:uiPriority w:val="9"/>
-    <w:semiHidden/>
-    <w:unhideWhenUsed/>
-    <w:qFormat/>
-    <w:rsid w:val="00014E51"/>
+    <w:semiHidden w:val="on"/>
+    <w:unhideWhenUsed w:val="on"/>
+    <w:qFormat w:val="on"/>
     <w:pPr>
-      <w:keepNext/>
-      <w:keepLines/>
-      <w:spacing w:before="40" w:after="0"/>
-      <w:outlineLvl w:val="5"/>
+      <w:keepNext w:val="on"/>
+      <w:keepLines w:val="on"/>
+      <w:spacing w:before="40" w:beforeAutospacing="0" w:after="0" w:afterAutospacing="0"/>
     </w:pPr>
     <w:rPr>
-      <w:rFonts w:eastAsiaTheme="majorEastAsia" w:cstheme="majorBidi"/>
+      <w:rFonts w:cstheme="majorBidi" w:eastAsiaTheme="majorEastAsia"/>
       <w:i/>
       <w:iCs/>
-      <w:color w:val="595959" w:themeColor="text1" w:themeTint="A6"/>
+      <w:color w:val="595959" w:themeColor="text1" w:themeTint="a6"/>
     </w:rPr>
   </w:style>
   <w:style w:type="paragraph" w:styleId="Heading7">
-    <w:name w:val="heading 7"/>
+    <w:name w:val="Heading 7"/>
     <w:basedOn w:val="Normal"/>
     <w:next w:val="Normal"/>
     <w:link w:val="Heading7Char"/>
     <w:uiPriority w:val="9"/>
-    <w:semiHidden/>
-    <w:unhideWhenUsed/>
-    <w:qFormat/>
-    <w:rsid w:val="00014E51"/>
+    <w:semiHidden w:val="on"/>
+    <w:unhideWhenUsed w:val="on"/>
+    <w:qFormat w:val="on"/>
     <w:pPr>
-      <w:keepNext/>
-      <w:keepLines/>
-      <w:spacing w:before="40" w:after="0"/>
-      <w:outlineLvl w:val="6"/>
+      <w:keepNext w:val="on"/>
+      <w:keepLines w:val="on"/>
+      <w:spacing w:before="40" w:beforeAutospacing="0" w:after="0" w:afterAutospacing="0"/>
     </w:pPr>
     <w:rPr>
-      <w:rFonts w:eastAsiaTheme="majorEastAsia" w:cstheme="majorBidi"/>
-      <w:color w:val="595959" w:themeColor="text1" w:themeTint="A6"/>
+      <w:rFonts w:cstheme="majorBidi" w:eastAsiaTheme="majorEastAsia"/>
+      <w:color w:val="595959" w:themeColor="text1" w:themeTint="a6"/>
     </w:rPr>
   </w:style>
   <w:style w:type="paragraph" w:styleId="Heading8">
-    <w:name w:val="heading 8"/>
+    <w:name w:val="Heading 8"/>
     <w:basedOn w:val="Normal"/>
     <w:next w:val="Normal"/>
     <w:link w:val="Heading8Char"/>
     <w:uiPriority w:val="9"/>
-    <w:semiHidden/>
-    <w:unhideWhenUsed/>
-    <w:qFormat/>
-    <w:rsid w:val="00014E51"/>
+    <w:semiHidden w:val="on"/>
+    <w:unhideWhenUsed w:val="on"/>
+    <w:qFormat w:val="on"/>
     <w:pPr>
-      <w:keepNext/>
-      <w:keepLines/>
-      <w:spacing w:after="0"/>
-      <w:outlineLvl w:val="7"/>
+      <w:keepNext w:val="on"/>
+      <w:keepLines w:val="on"/>
+      <w:spacing w:beforeAutospacing="0" w:after="0" w:afterAutospacing="0"/>
     </w:pPr>
     <w:rPr>
-      <w:rFonts w:eastAsiaTheme="majorEastAsia" w:cstheme="majorBidi"/>
+      <w:rFonts w:cstheme="majorBidi" w:eastAsiaTheme="majorEastAsia"/>
       <w:i/>
       <w:iCs/>
-      <w:color w:val="272727" w:themeColor="text1" w:themeTint="D8"/>
+      <w:color w:val="272727" w:themeColor="text1" w:themeTint="d8"/>
     </w:rPr>
   </w:style>
   <w:style w:type="paragraph" w:styleId="Heading9">
-    <w:name w:val="heading 9"/>
+    <w:name w:val="Heading 9"/>
     <w:basedOn w:val="Normal"/>
     <w:next w:val="Normal"/>
     <w:link w:val="Heading9Char"/>
     <w:uiPriority w:val="9"/>
-    <w:semiHidden/>
-    <w:unhideWhenUsed/>
-    <w:qFormat/>
-    <w:rsid w:val="00014E51"/>
+    <w:semiHidden w:val="on"/>
+    <w:unhideWhenUsed w:val="on"/>
+    <w:qFormat w:val="on"/>
     <w:pPr>
-      <w:keepNext/>
-      <w:keepLines/>
-      <w:spacing w:after="0"/>
-      <w:outlineLvl w:val="8"/>
+      <w:keepNext w:val="on"/>
+      <w:keepLines w:val="on"/>
+      <w:spacing w:beforeAutospacing="0" w:after="0" w:afterAutospacing="0"/>
     </w:pPr>
     <w:rPr>
-      <w:rFonts w:eastAsiaTheme="majorEastAsia" w:cstheme="majorBidi"/>
-      <w:color w:val="272727" w:themeColor="text1" w:themeTint="D8"/>
+      <w:rFonts w:cstheme="majorBidi" w:eastAsiaTheme="majorEastAsia"/>
+      <w:color w:val="272727" w:themeColor="text1" w:themeTint="d8"/>
     </w:rPr>
   </w:style>
   <w:style w:type="character" w:default="1" w:styleId="DefaultParagraphFont">
     <w:name w:val="Default Paragraph Font"/>
     <w:uiPriority w:val="1"/>
-    <w:semiHidden/>
-    <w:unhideWhenUsed/>
-  </w:style>
-  <w:style w:type="table" w:default="1" w:styleId="TableNormal">
+    <w:semiHidden w:val="on"/>
+    <w:unhideWhenUsed w:val="on"/>
+  </w:style>
+  <w:style w:type="table" w:default="1" w:styleId="NormalTable">
     <w:name w:val="Normal Table"/>
     <w:uiPriority w:val="99"/>
-    <w:semiHidden/>
-    <w:unhideWhenUsed/>
+    <w:semiHidden w:val="on"/>
+    <w:unhideWhenUsed w:val="on"/>
     <w:tblPr>
       <w:tblInd w:w="0" w:type="dxa"/>
       <w:tblCellMar>
@@ -4180,18 +3620,17 @@
   <w:style w:type="numbering" w:default="1" w:styleId="NoList">
     <w:name w:val="No List"/>
     <w:uiPriority w:val="99"/>
-    <w:semiHidden/>
-    <w:unhideWhenUsed/>
+    <w:semiHidden w:val="on"/>
+    <w:unhideWhenUsed w:val="on"/>
   </w:style>
   <w:style w:type="character" w:customStyle="1" w:styleId="Heading1Char">
     <w:name w:val="Heading 1 Char"/>
     <w:basedOn w:val="DefaultParagraphFont"/>
     <w:link w:val="Heading1"/>
     <w:uiPriority w:val="9"/>
-    <w:rsid w:val="00014E51"/>
-    <w:rPr>
-      <w:rFonts w:asciiTheme="majorHAnsi" w:eastAsiaTheme="majorEastAsia" w:hAnsiTheme="majorHAnsi" w:cstheme="majorBidi"/>
-      <w:color w:val="0F4761" w:themeColor="accent1" w:themeShade="BF"/>
+    <w:rPr>
+      <w:rFonts w:asciiTheme="majorHAnsi" w:cstheme="majorBidi" w:eastAsiaTheme="majorEastAsia" w:hAnsiTheme="majorHAnsi"/>
+      <w:color w:val="104760" w:themeColor="accent1" w:themeShade="bf"/>
       <w:sz w:val="40"/>
       <w:szCs w:val="40"/>
     </w:rPr>
@@ -4201,11 +3640,10 @@
     <w:basedOn w:val="DefaultParagraphFont"/>
     <w:link w:val="Heading2"/>
     <w:uiPriority w:val="9"/>
-    <w:semiHidden/>
-    <w:rsid w:val="00014E51"/>
-    <w:rPr>
-      <w:rFonts w:asciiTheme="majorHAnsi" w:eastAsiaTheme="majorEastAsia" w:hAnsiTheme="majorHAnsi" w:cstheme="majorBidi"/>
-      <w:color w:val="0F4761" w:themeColor="accent1" w:themeShade="BF"/>
+    <w:semiHidden w:val="on"/>
+    <w:rPr>
+      <w:rFonts w:asciiTheme="majorHAnsi" w:cstheme="majorBidi" w:eastAsiaTheme="majorEastAsia" w:hAnsiTheme="majorHAnsi"/>
+      <w:color w:val="104760" w:themeColor="accent1" w:themeShade="bf"/>
       <w:sz w:val="32"/>
       <w:szCs w:val="32"/>
     </w:rPr>
@@ -4215,10 +3653,9 @@
     <w:basedOn w:val="DefaultParagraphFont"/>
     <w:link w:val="Heading3"/>
     <w:uiPriority w:val="9"/>
-    <w:rsid w:val="00014E51"/>
-    <w:rPr>
-      <w:rFonts w:eastAsiaTheme="majorEastAsia" w:cstheme="majorBidi"/>
-      <w:color w:val="0F4761" w:themeColor="accent1" w:themeShade="BF"/>
+    <w:rPr>
+      <w:rFonts w:cstheme="majorBidi" w:eastAsiaTheme="majorEastAsia"/>
+      <w:color w:val="104760" w:themeColor="accent1" w:themeShade="bf"/>
       <w:sz w:val="28"/>
       <w:szCs w:val="28"/>
     </w:rPr>
@@ -4228,12 +3665,11 @@
     <w:basedOn w:val="DefaultParagraphFont"/>
     <w:link w:val="Heading4"/>
     <w:uiPriority w:val="9"/>
-    <w:rsid w:val="00014E51"/>
-    <w:rPr>
-      <w:rFonts w:eastAsiaTheme="majorEastAsia" w:cstheme="majorBidi"/>
+    <w:rPr>
+      <w:rFonts w:cstheme="majorBidi" w:eastAsiaTheme="majorEastAsia"/>
       <w:i/>
       <w:iCs/>
-      <w:color w:val="0F4761" w:themeColor="accent1" w:themeShade="BF"/>
+      <w:color w:val="104760" w:themeColor="accent1" w:themeShade="bf"/>
     </w:rPr>
   </w:style>
   <w:style w:type="character" w:customStyle="1" w:styleId="Heading5Char">
@@ -4241,11 +3677,10 @@
     <w:basedOn w:val="DefaultParagraphFont"/>
     <w:link w:val="Heading5"/>
     <w:uiPriority w:val="9"/>
-    <w:semiHidden/>
-    <w:rsid w:val="00014E51"/>
-    <w:rPr>
-      <w:rFonts w:eastAsiaTheme="majorEastAsia" w:cstheme="majorBidi"/>
-      <w:color w:val="0F4761" w:themeColor="accent1" w:themeShade="BF"/>
+    <w:semiHidden w:val="on"/>
+    <w:rPr>
+      <w:rFonts w:cstheme="majorBidi" w:eastAsiaTheme="majorEastAsia"/>
+      <w:color w:val="104760" w:themeColor="accent1" w:themeShade="bf"/>
     </w:rPr>
   </w:style>
   <w:style w:type="character" w:customStyle="1" w:styleId="Heading6Char">
@@ -4253,13 +3688,12 @@
     <w:basedOn w:val="DefaultParagraphFont"/>
     <w:link w:val="Heading6"/>
     <w:uiPriority w:val="9"/>
-    <w:semiHidden/>
-    <w:rsid w:val="00014E51"/>
-    <w:rPr>
-      <w:rFonts w:eastAsiaTheme="majorEastAsia" w:cstheme="majorBidi"/>
+    <w:semiHidden w:val="on"/>
+    <w:rPr>
+      <w:rFonts w:cstheme="majorBidi" w:eastAsiaTheme="majorEastAsia"/>
       <w:i/>
       <w:iCs/>
-      <w:color w:val="595959" w:themeColor="text1" w:themeTint="A6"/>
+      <w:color w:val="595959" w:themeColor="text1" w:themeTint="a6"/>
     </w:rPr>
   </w:style>
   <w:style w:type="character" w:customStyle="1" w:styleId="Heading7Char">
@@ -4267,11 +3701,10 @@
     <w:basedOn w:val="DefaultParagraphFont"/>
     <w:link w:val="Heading7"/>
     <w:uiPriority w:val="9"/>
-    <w:semiHidden/>
-    <w:rsid w:val="00014E51"/>
-    <w:rPr>
-      <w:rFonts w:eastAsiaTheme="majorEastAsia" w:cstheme="majorBidi"/>
-      <w:color w:val="595959" w:themeColor="text1" w:themeTint="A6"/>
+    <w:semiHidden w:val="on"/>
+    <w:rPr>
+      <w:rFonts w:cstheme="majorBidi" w:eastAsiaTheme="majorEastAsia"/>
+      <w:color w:val="595959" w:themeColor="text1" w:themeTint="a6"/>
     </w:rPr>
   </w:style>
   <w:style w:type="character" w:customStyle="1" w:styleId="Heading8Char">
@@ -4279,13 +3712,12 @@
     <w:basedOn w:val="DefaultParagraphFont"/>
     <w:link w:val="Heading8"/>
     <w:uiPriority w:val="9"/>
-    <w:semiHidden/>
-    <w:rsid w:val="00014E51"/>
-    <w:rPr>
-      <w:rFonts w:eastAsiaTheme="majorEastAsia" w:cstheme="majorBidi"/>
+    <w:semiHidden w:val="on"/>
+    <w:rPr>
+      <w:rFonts w:cstheme="majorBidi" w:eastAsiaTheme="majorEastAsia"/>
       <w:i/>
       <w:iCs/>
-      <w:color w:val="272727" w:themeColor="text1" w:themeTint="D8"/>
+      <w:color w:val="272727" w:themeColor="text1" w:themeTint="d8"/>
     </w:rPr>
   </w:style>
   <w:style w:type="character" w:customStyle="1" w:styleId="Heading9Char">
@@ -4293,11 +3725,10 @@
     <w:basedOn w:val="DefaultParagraphFont"/>
     <w:link w:val="Heading9"/>
     <w:uiPriority w:val="9"/>
-    <w:semiHidden/>
-    <w:rsid w:val="00014E51"/>
-    <w:rPr>
-      <w:rFonts w:eastAsiaTheme="majorEastAsia" w:cstheme="majorBidi"/>
-      <w:color w:val="272727" w:themeColor="text1" w:themeTint="D8"/>
+    <w:semiHidden w:val="on"/>
+    <w:rPr>
+      <w:rFonts w:cstheme="majorBidi" w:eastAsiaTheme="majorEastAsia"/>
+      <w:color w:val="272727" w:themeColor="text1" w:themeTint="d8"/>
     </w:rPr>
   </w:style>
   <w:style w:type="paragraph" w:styleId="Title">
@@ -4306,16 +3737,14 @@
     <w:next w:val="Normal"/>
     <w:link w:val="TitleChar"/>
     <w:uiPriority w:val="10"/>
-    <w:qFormat/>
-    <w:rsid w:val="00014E51"/>
+    <w:qFormat w:val="on"/>
     <w:pPr>
-      <w:spacing w:after="80" w:line="240" w:lineRule="auto"/>
-      <w:contextualSpacing/>
+      <w:spacing w:beforeAutospacing="0" w:after="80" w:afterAutospacing="0" w:line="240" w:lineRule="auto"/>
+      <w:contextualSpacing w:val="on"/>
     </w:pPr>
     <w:rPr>
-      <w:rFonts w:asciiTheme="majorHAnsi" w:eastAsiaTheme="majorEastAsia" w:hAnsiTheme="majorHAnsi" w:cstheme="majorBidi"/>
+      <w:rFonts w:asciiTheme="majorHAnsi" w:cstheme="majorBidi" w:eastAsiaTheme="majorEastAsia" w:hAnsiTheme="majorHAnsi"/>
       <w:spacing w:val="-10"/>
-      <w:kern w:val="28"/>
       <w:sz w:val="56"/>
       <w:szCs w:val="56"/>
     </w:rPr>
@@ -4325,11 +3754,9 @@
     <w:basedOn w:val="DefaultParagraphFont"/>
     <w:link w:val="Title"/>
     <w:uiPriority w:val="10"/>
-    <w:rsid w:val="00014E51"/>
-    <w:rPr>
-      <w:rFonts w:asciiTheme="majorHAnsi" w:eastAsiaTheme="majorEastAsia" w:hAnsiTheme="majorHAnsi" w:cstheme="majorBidi"/>
+    <w:rPr>
+      <w:rFonts w:asciiTheme="majorHAnsi" w:cstheme="majorBidi" w:eastAsiaTheme="majorEastAsia" w:hAnsiTheme="majorHAnsi"/>
       <w:spacing w:val="-10"/>
-      <w:kern w:val="28"/>
       <w:sz w:val="56"/>
       <w:szCs w:val="56"/>
     </w:rPr>
@@ -4340,16 +3767,11 @@
     <w:next w:val="Normal"/>
     <w:link w:val="SubtitleChar"/>
     <w:uiPriority w:val="11"/>
-    <w:qFormat/>
-    <w:rsid w:val="00014E51"/>
-    <w:pPr>
-      <w:numPr>
-        <w:ilvl w:val="1"/>
-      </w:numPr>
-    </w:pPr>
-    <w:rPr>
-      <w:rFonts w:eastAsiaTheme="majorEastAsia" w:cstheme="majorBidi"/>
-      <w:color w:val="595959" w:themeColor="text1" w:themeTint="A6"/>
+    <w:qFormat w:val="on"/>
+    <w:pPr/>
+    <w:rPr>
+      <w:rFonts w:cstheme="majorBidi" w:eastAsiaTheme="majorEastAsia"/>
+      <w:color w:val="595959" w:themeColor="text1" w:themeTint="a6"/>
       <w:spacing w:val="15"/>
       <w:sz w:val="28"/>
       <w:szCs w:val="28"/>
@@ -4360,10 +3782,9 @@
     <w:basedOn w:val="DefaultParagraphFont"/>
     <w:link w:val="Subtitle"/>
     <w:uiPriority w:val="11"/>
-    <w:rsid w:val="00014E51"/>
-    <w:rPr>
-      <w:rFonts w:eastAsiaTheme="majorEastAsia" w:cstheme="majorBidi"/>
-      <w:color w:val="595959" w:themeColor="text1" w:themeTint="A6"/>
+    <w:rPr>
+      <w:rFonts w:cstheme="majorBidi" w:eastAsiaTheme="majorEastAsia"/>
+      <w:color w:val="595959" w:themeColor="text1" w:themeTint="a6"/>
       <w:spacing w:val="15"/>
       <w:sz w:val="28"/>
       <w:szCs w:val="28"/>
@@ -4375,16 +3796,15 @@
     <w:next w:val="Normal"/>
     <w:link w:val="QuoteChar"/>
     <w:uiPriority w:val="29"/>
-    <w:qFormat/>
-    <w:rsid w:val="00014E51"/>
+    <w:qFormat w:val="on"/>
     <w:pPr>
-      <w:spacing w:before="160"/>
+      <w:spacing w:before="160" w:beforeAutospacing="0" w:afterAutospacing="0"/>
       <w:jc w:val="center"/>
     </w:pPr>
     <w:rPr>
       <w:i/>
       <w:iCs/>
-      <w:color w:val="404040" w:themeColor="text1" w:themeTint="BF"/>
+      <w:color w:val="404040" w:themeColor="text1" w:themeTint="bf"/>
     </w:rPr>
   </w:style>
   <w:style w:type="character" w:customStyle="1" w:styleId="QuoteChar">
@@ -4392,34 +3812,31 @@
     <w:basedOn w:val="DefaultParagraphFont"/>
     <w:link w:val="Quote"/>
     <w:uiPriority w:val="29"/>
-    <w:rsid w:val="00014E51"/>
     <w:rPr>
       <w:i/>
       <w:iCs/>
-      <w:color w:val="404040" w:themeColor="text1" w:themeTint="BF"/>
+      <w:color w:val="404040" w:themeColor="text1" w:themeTint="bf"/>
     </w:rPr>
   </w:style>
   <w:style w:type="paragraph" w:styleId="ListParagraph">
     <w:name w:val="List Paragraph"/>
     <w:basedOn w:val="Normal"/>
     <w:uiPriority w:val="34"/>
-    <w:qFormat/>
-    <w:rsid w:val="00014E51"/>
+    <w:qFormat w:val="on"/>
     <w:pPr>
       <w:ind w:left="720"/>
-      <w:contextualSpacing/>
+      <w:contextualSpacing w:val="on"/>
     </w:pPr>
   </w:style>
   <w:style w:type="character" w:styleId="IntenseEmphasis">
     <w:name w:val="Intense Emphasis"/>
     <w:basedOn w:val="DefaultParagraphFont"/>
     <w:uiPriority w:val="21"/>
-    <w:qFormat/>
-    <w:rsid w:val="00014E51"/>
+    <w:qFormat w:val="on"/>
     <w:rPr>
       <w:i/>
       <w:iCs/>
-      <w:color w:val="0F4761" w:themeColor="accent1" w:themeShade="BF"/>
+      <w:color w:val="104760" w:themeColor="accent1" w:themeShade="bf"/>
     </w:rPr>
   </w:style>
   <w:style w:type="paragraph" w:styleId="IntenseQuote">
@@ -4428,21 +3845,20 @@
     <w:next w:val="Normal"/>
     <w:link w:val="IntenseQuoteChar"/>
     <w:uiPriority w:val="30"/>
-    <w:qFormat/>
-    <w:rsid w:val="00014E51"/>
+    <w:qFormat w:val="on"/>
     <w:pPr>
       <w:pBdr>
-        <w:top w:val="single" w:sz="4" w:space="10" w:color="0F4761" w:themeColor="accent1" w:themeShade="BF"/>
-        <w:bottom w:val="single" w:sz="4" w:space="10" w:color="0F4761" w:themeColor="accent1" w:themeShade="BF"/>
+        <w:top w:val="single" w:color="104760" w:themeColor="accent1" w:themeShade="bf" w:sz="4" w:space="10"/>
+        <w:bottom w:val="single" w:color="104760" w:themeColor="accent1" w:themeShade="bf" w:sz="4" w:space="10"/>
       </w:pBdr>
-      <w:spacing w:before="360" w:after="360"/>
+      <w:spacing w:before="360" w:beforeAutospacing="0" w:after="360" w:afterAutospacing="0"/>
       <w:ind w:left="864" w:right="864"/>
       <w:jc w:val="center"/>
     </w:pPr>
     <w:rPr>
       <w:i/>
       <w:iCs/>
-      <w:color w:val="0F4761" w:themeColor="accent1" w:themeShade="BF"/>
+      <w:color w:val="104760" w:themeColor="accent1" w:themeShade="bf"/>
     </w:rPr>
   </w:style>
   <w:style w:type="character" w:customStyle="1" w:styleId="IntenseQuoteChar">
@@ -4450,49 +3866,43 @@
     <w:basedOn w:val="DefaultParagraphFont"/>
     <w:link w:val="IntenseQuote"/>
     <w:uiPriority w:val="30"/>
-    <w:rsid w:val="00014E51"/>
     <w:rPr>
       <w:i/>
       <w:iCs/>
-      <w:color w:val="0F4761" w:themeColor="accent1" w:themeShade="BF"/>
+      <w:color w:val="104760" w:themeColor="accent1" w:themeShade="bf"/>
     </w:rPr>
   </w:style>
   <w:style w:type="character" w:styleId="IntenseReference">
     <w:name w:val="Intense Reference"/>
     <w:basedOn w:val="DefaultParagraphFont"/>
     <w:uiPriority w:val="32"/>
-    <w:qFormat/>
-    <w:rsid w:val="00014E51"/>
+    <w:qFormat w:val="on"/>
     <w:rPr>
       <w:b/>
       <w:bCs/>
       <w:smallCaps/>
-      <w:color w:val="0F4761" w:themeColor="accent1" w:themeShade="BF"/>
+      <w:color w:val="104760" w:themeColor="accent1" w:themeShade="bf"/>
       <w:spacing w:val="5"/>
     </w:rPr>
   </w:style>
-  <w:style w:type="paragraph" w:styleId="NormalWeb">
+  <w:style w:type="paragraph" w:styleId="Normal(Web)">
     <w:name w:val="Normal (Web)"/>
     <w:basedOn w:val="Normal"/>
     <w:uiPriority w:val="99"/>
-    <w:semiHidden/>
-    <w:unhideWhenUsed/>
-    <w:rsid w:val="007526ED"/>
+    <w:semiHidden w:val="on"/>
+    <w:unhideWhenUsed w:val="on"/>
     <w:pPr>
       <w:spacing w:before="100" w:beforeAutospacing="1" w:after="100" w:afterAutospacing="1" w:line="240" w:lineRule="auto"/>
     </w:pPr>
     <w:rPr>
-      <w:rFonts w:ascii="Times New Roman" w:eastAsia="Times New Roman" w:hAnsi="Times New Roman" w:cs="Times New Roman"/>
-      <w:kern w:val="0"/>
-      <w14:ligatures w14:val="none"/>
+      <w:rFonts w:ascii="Times New Roman" w:cs="Times New Roman" w:eastAsia="Times New Roman" w:hAnsi="Times New Roman"/>
     </w:rPr>
   </w:style>
   <w:style w:type="character" w:styleId="Strong">
     <w:name w:val="Strong"/>
     <w:basedOn w:val="DefaultParagraphFont"/>
     <w:uiPriority w:val="22"/>
-    <w:qFormat/>
-    <w:rsid w:val="007526ED"/>
+    <w:qFormat w:val="on"/>
     <w:rPr>
       <w:b/>
       <w:bCs/>
@@ -4547,105 +3957,101 @@
         <a:latin typeface="Aptos Display" panose="02110004020202020204"/>
         <a:ea typeface=""/>
         <a:cs typeface=""/>
-        <a:font script="Jpan" typeface="游ゴシック Light"/>
+        <a:font script="Arab" typeface="Times New Roman"/>
+        <a:font script="Armn" typeface="Arial"/>
+        <a:font script="Beng" typeface="Vrinda"/>
+        <a:font script="Bopo" typeface="Microsoft JhengHei"/>
+        <a:font script="Cher" typeface="Plantagenet Cherokee"/>
+        <a:font script="Deva" typeface="Mangal"/>
+        <a:font script="Ethi" typeface="Nyala"/>
+        <a:font script="Geor" typeface="Sylfaen"/>
+        <a:font script="Gujr" typeface="Shruti"/>
+        <a:font script="Guru" typeface="Raavi"/>
         <a:font script="Hang" typeface="맑은 고딕"/>
+        <a:font script="Hebr" typeface="Times New Roman"/>
+        <a:font script="Knda" typeface="Tunga"/>
+        <a:font script="Khmr" typeface="MoolBoran"/>
+        <a:font script="Laoo" typeface="DokChampa"/>
+        <a:font script="Mlym" typeface="Kartika"/>
+        <a:font script="Mong" typeface="Mongolian Baiti"/>
+        <a:font script="Mymr" typeface="Myanmar Text"/>
+        <a:font script="Orya" typeface="Kalinga"/>
+        <a:font script="Sinh" typeface="Iskoola Pota"/>
+        <a:font script="Syrc" typeface="Estrangelo Edessa"/>
+        <a:font script="Taml" typeface="Latha"/>
+        <a:font script="Telu" typeface="Gautami"/>
+        <a:font script="Thaa" typeface="MV Boli"/>
+        <a:font script="Thai" typeface="Angsana New"/>
+        <a:font script="Tibt" typeface="Microsoft Himalaya"/>
+        <a:font script="Cans" typeface="Euphemia"/>
+        <a:font script="Yiii" typeface="Microsoft Yi Baiti"/>
+        <a:font script="Osma" typeface="Ebrima"/>
+        <a:font script="Tale" typeface="Microsoft Tai Le"/>
+        <a:font script="Bugi" typeface="Leelawadee UI"/>
+        <a:font script="Talu" typeface="Microsoft New Tai Lue"/>
+        <a:font script="Tfng" typeface="Ebrima"/>
         <a:font script="Hans" typeface="等线 Light"/>
         <a:font script="Hant" typeface="新細明體"/>
-        <a:font script="Arab" typeface="Times New Roman"/>
-        <a:font script="Hebr" typeface="Times New Roman"/>
-        <a:font script="Thai" typeface="Angsana New"/>
-        <a:font script="Ethi" typeface="Nyala"/>
-        <a:font script="Beng" typeface="Vrinda"/>
-        <a:font script="Gujr" typeface="Shruti"/>
-        <a:font script="Khmr" typeface="MoolBoran"/>
-        <a:font script="Knda" typeface="Tunga"/>
-        <a:font script="Guru" typeface="Raavi"/>
-        <a:font script="Cans" typeface="Euphemia"/>
-        <a:font script="Cher" typeface="Plantagenet Cherokee"/>
-        <a:font script="Yiii" typeface="Microsoft Yi Baiti"/>
-        <a:font script="Tibt" typeface="Microsoft Himalaya"/>
-        <a:font script="Thaa" typeface="MV Boli"/>
-        <a:font script="Deva" typeface="Mangal"/>
-        <a:font script="Telu" typeface="Gautami"/>
-        <a:font script="Taml" typeface="Latha"/>
-        <a:font script="Syrc" typeface="Estrangelo Edessa"/>
-        <a:font script="Orya" typeface="Kalinga"/>
-        <a:font script="Mlym" typeface="Kartika"/>
-        <a:font script="Laoo" typeface="DokChampa"/>
-        <a:font script="Sinh" typeface="Iskoola Pota"/>
-        <a:font script="Mong" typeface="Mongolian Baiti"/>
-        <a:font script="Viet" typeface="Times New Roman"/>
-        <a:font script="Uigh" typeface="Microsoft Uighur"/>
-        <a:font script="Geor" typeface="Sylfaen"/>
-        <a:font script="Armn" typeface="Arial"/>
-        <a:font script="Bugi" typeface="Leelawadee UI"/>
-        <a:font script="Bopo" typeface="Microsoft JhengHei"/>
         <a:font script="Java" typeface="Javanese Text"/>
+        <a:font script="Nkoo" typeface="Ebrima"/>
+        <a:font script="Phag" typeface="Phagspa"/>
+        <a:font script="Syre" typeface="Estrangelo Edessa"/>
+        <a:font script="Syrj" typeface="Estrangelo Edessa"/>
+        <a:font script="Syrn" typeface="Estrangelo Edessa"/>
+        <a:font script="Jpan" typeface="游ゴシック Light"/>
+        <a:font script="Olck" typeface="Nirmala UI"/>
         <a:font script="Lisu" typeface="Segoe UI"/>
-        <a:font script="Mymr" typeface="Myanmar Text"/>
-        <a:font script="Nkoo" typeface="Ebrima"/>
-        <a:font script="Olck" typeface="Nirmala UI"/>
-        <a:font script="Osma" typeface="Ebrima"/>
-        <a:font script="Phag" typeface="Phagspa"/>
-        <a:font script="Syrn" typeface="Estrangelo Edessa"/>
-        <a:font script="Syrj" typeface="Estrangelo Edessa"/>
-        <a:font script="Syre" typeface="Estrangelo Edessa"/>
         <a:font script="Sora" typeface="Nirmala UI"/>
-        <a:font script="Tale" typeface="Microsoft Tai Le"/>
-        <a:font script="Talu" typeface="Microsoft New Tai Lue"/>
-        <a:font script="Tfng" typeface="Ebrima"/>
       </a:majorFont>
       <a:minorFont>
         <a:latin typeface="Aptos" panose="02110004020202020204"/>
         <a:ea typeface=""/>
         <a:cs typeface=""/>
-        <a:font script="Jpan" typeface="游ゴシック"/>
+        <a:font script="Arab" typeface="Arial"/>
+        <a:font script="Armn" typeface="Arial"/>
+        <a:font script="Beng" typeface="Vrinda"/>
+        <a:font script="Bopo" typeface="Microsoft JhengHei"/>
+        <a:font script="Cher" typeface="Plantagenet Cherokee"/>
+        <a:font script="Deva" typeface="Mangal"/>
+        <a:font script="Ethi" typeface="Nyala"/>
+        <a:font script="Geor" typeface="Sylfaen"/>
+        <a:font script="Gujr" typeface="Shruti"/>
+        <a:font script="Guru" typeface="Raavi"/>
         <a:font script="Hang" typeface="맑은 고딕"/>
+        <a:font script="Hebr" typeface="Arial"/>
+        <a:font script="Knda" typeface="Tunga"/>
+        <a:font script="Khmr" typeface="DaunPenh"/>
+        <a:font script="Laoo" typeface="DokChampa"/>
+        <a:font script="Mlym" typeface="Kartika"/>
+        <a:font script="Mong" typeface="Mongolian Baiti"/>
+        <a:font script="Mymr" typeface="Myanmar Text"/>
+        <a:font script="Orya" typeface="Kalinga"/>
+        <a:font script="Sinh" typeface="Iskoola Pota"/>
+        <a:font script="Syrc" typeface="Estrangelo Edessa"/>
+        <a:font script="Taml" typeface="Latha"/>
+        <a:font script="Telu" typeface="Gautami"/>
+        <a:font script="Thaa" typeface="MV Boli"/>
+        <a:font script="Thai" typeface="Cordia New"/>
+        <a:font script="Tibt" typeface="Microsoft Himalaya"/>
+        <a:font script="Cans" typeface="Euphemia"/>
+        <a:font script="Yiii" typeface="Microsoft Yi Baiti"/>
+        <a:font script="Osma" typeface="Ebrima"/>
+        <a:font script="Tale" typeface="Microsoft Tai Le"/>
+        <a:font script="Bugi" typeface="Leelawadee UI"/>
+        <a:font script="Talu" typeface="Microsoft New Tai Lue"/>
+        <a:font script="Tfng" typeface="Ebrima"/>
         <a:font script="Hans" typeface="等线"/>
         <a:font script="Hant" typeface="新細明體"/>
-        <a:font script="Arab" typeface="Arial"/>
-        <a:font script="Hebr" typeface="Arial"/>
-        <a:font script="Thai" typeface="Cordia New"/>
-        <a:font script="Ethi" typeface="Nyala"/>
-        <a:font script="Beng" typeface="Vrinda"/>
-        <a:font script="Gujr" typeface="Shruti"/>
-        <a:font script="Khmr" typeface="DaunPenh"/>
-        <a:font script="Knda" typeface="Tunga"/>
-        <a:font script="Guru" typeface="Raavi"/>
-        <a:font script="Cans" typeface="Euphemia"/>
-        <a:font script="Cher" typeface="Plantagenet Cherokee"/>
-        <a:font script="Yiii" typeface="Microsoft Yi Baiti"/>
-        <a:font script="Tibt" typeface="Microsoft Himalaya"/>
-        <a:font script="Thaa" typeface="MV Boli"/>
-        <a:font script="Deva" typeface="Mangal"/>
-        <a:font script="Telu" typeface="Gautami"/>
-        <a:font script="Taml" typeface="Latha"/>
-        <a:font script="Syrc" typeface="Estrangelo Edessa"/>
-        <a:font script="Orya" typeface="Kalinga"/>
-        <a:font script="Mlym" typeface="Kartika"/>
-        <a:font script="Laoo" typeface="DokChampa"/>
-        <a:font script="Sinh" typeface="Iskoola Pota"/>
-        <a:font script="Mong" typeface="Mongolian Baiti"/>
-        <a:font script="Viet" typeface="Arial"/>
-        <a:font script="Uigh" typeface="Microsoft Uighur"/>
-        <a:font script="Geor" typeface="Sylfaen"/>
-        <a:font script="Armn" typeface="Arial"/>
-        <a:font script="Bugi" typeface="Leelawadee UI"/>
-        <a:font script="Bopo" typeface="Microsoft JhengHei"/>
         <a:font script="Java" typeface="Javanese Text"/>
+        <a:font script="Nkoo" typeface="Ebrima"/>
+        <a:font script="Phag" typeface="Phagspa"/>
+        <a:font script="Syre" typeface="Estrangelo Edessa"/>
+        <a:font script="Syrj" typeface="Estrangelo Edessa"/>
+        <a:font script="Syrn" typeface="Estrangelo Edessa"/>
+        <a:font script="Jpan" typeface="游ゴシック"/>
+        <a:font script="Olck" typeface="Nirmala UI"/>
         <a:font script="Lisu" typeface="Segoe UI"/>
-        <a:font script="Mymr" typeface="Myanmar Text"/>
-        <a:font script="Nkoo" typeface="Ebrima"/>
-        <a:font script="Olck" typeface="Nirmala UI"/>
-        <a:font script="Osma" typeface="Ebrima"/>
-        <a:font script="Phag" typeface="Phagspa"/>
-        <a:font script="Syrn" typeface="Estrangelo Edessa"/>
-        <a:font script="Syrj" typeface="Estrangelo Edessa"/>
-        <a:font script="Syre" typeface="Estrangelo Edessa"/>
         <a:font script="Sora" typeface="Nirmala UI"/>
-        <a:font script="Tale" typeface="Microsoft Tai Le"/>
-        <a:font script="Talu" typeface="Microsoft New Tai Lue"/>
-        <a:font script="Tfng" typeface="Ebrima"/>
       </a:minorFont>
     </a:fontScheme>
     <a:fmtScheme name="Office">
@@ -4788,10 +4194,5 @@
   </a:themeElements>
   <a:objectDefaults/>
   <a:extraClrSchemeLst/>
-  <a:extLst>
-    <a:ext uri="{05A4C25C-085E-4340-85A3-A5531E510DB2}">
-      <thm15:themeFamily xmlns:thm15="http://schemas.microsoft.com/office/thememl/2012/main" name="Office Theme" id="{62F939B6-93AF-4DB8-9C6B-D6C7DFDC589F}" vid="{4A3C46E8-61CC-4603-A589-7422A47A8E4A}"/>
-    </a:ext>
-  </a:extLst>
 </a:theme>
 </file>